--- a/docs/KOI_Integration_Customer_Guide_v1.3.0.docx
+++ b/docs/KOI_Integration_Customer_Guide_v1.3.0.docx
@@ -836,6 +836,67 @@
                 <w:szCs w:val="20"/>
               </w:rPr>
               <w:t xml:space="preserve">Ready-made XSIAM dashboard visualizing KOI alert activity.</w:t>
+            </w:r>
+          </w:p>
+        </w:tc>
+      </w:tr>
+      <w:tr>
+        <w:trPr>
+          <w:tblHeader w:val="false"/>
+        </w:trPr>
+        <w:tc>
+          <w:tcPr>
+            <w:tcW w:type="dxa" w:w="3000"/>
+            <w:tcMar>
+              <w:top w:type="dxa" w:w="60"/>
+              <w:left w:type="dxa" w:w="100"/>
+              <w:bottom w:type="dxa" w:w="60"/>
+              <w:right w:type="dxa" w:w="100"/>
+            </w:tcMar>
+            <w:vAlign w:val="center"/>
+          </w:tcPr>
+          <w:p>
+            <w:pPr>
+              <w:spacing w:after="0"/>
+            </w:pPr>
+            <w:r>
+              <w:rPr>
+                <w:rFonts w:ascii="Calibri" w:cs="Calibri" w:eastAsia="Calibri" w:hAnsi="Calibri"/>
+                <w:b w:val="false"/>
+                <w:bCs w:val="false"/>
+                <w:color w:val="1F2937"/>
+                <w:sz w:val="20"/>
+                <w:szCs w:val="20"/>
+              </w:rPr>
+              <w:t xml:space="preserve">Koi Unified Script Runner playbooks</w:t>
+            </w:r>
+          </w:p>
+        </w:tc>
+        <w:tc>
+          <w:tcPr>
+            <w:tcW w:type="dxa" w:w="6360"/>
+            <w:tcMar>
+              <w:top w:type="dxa" w:w="60"/>
+              <w:left w:type="dxa" w:w="100"/>
+              <w:bottom w:type="dxa" w:w="60"/>
+              <w:right w:type="dxa" w:w="100"/>
+            </w:tcMar>
+            <w:vAlign w:val="center"/>
+          </w:tcPr>
+          <w:p>
+            <w:pPr>
+              <w:spacing w:after="0"/>
+            </w:pPr>
+            <w:r>
+              <w:rPr>
+                <w:rFonts w:ascii="Calibri" w:cs="Calibri" w:eastAsia="Calibri" w:hAnsi="Calibri"/>
+                <w:b w:val="false"/>
+                <w:bCs w:val="false"/>
+                <w:color w:val="1F2937"/>
+                <w:sz w:val="20"/>
+                <w:szCs w:val="20"/>
+              </w:rPr>
+              <w:t xml:space="preserve">Three playbooks that run KOI script packages on Cortex-Agent endpoints on a schedule, driven by a Job and configured through a JSON List (section 10).</w:t>
             </w:r>
           </w:p>
         </w:tc>
@@ -5189,7 +5250,7 @@
           <w:sz w:val="32"/>
           <w:szCs w:val="32"/>
         </w:rPr>
-        <w:t xml:space="preserve">10. Deploying the Full Pack as a Single Object (demisto-sdk)</w:t>
+        <w:t xml:space="preserve">10. Koi Unified Script Runner Playbooks</w:t>
       </w:r>
     </w:p>
     <w:p>
@@ -5203,7 +5264,7 @@
           <w:sz w:val="22"/>
           <w:szCs w:val="22"/>
         </w:rPr>
-        <w:t xml:space="preserve">The pack can be delivered to a tenant as one artifact — a pack zip — using Palo Alto Networks' demisto-sdk. This is the recommended path for dev/test tenants and CI pipelines; production tenants normally install from the Marketplace.</w:t>
+        <w:t xml:space="preserve">These three playbooks run KOI script packages (for example, the KOI deployment script) on Cortex-Agent endpoints on a recurring schedule. They are designed to be attached to a time-triggered Job and are configured entirely through a JSON List — retargeting or adding scripts never requires editing a playbook.</w:t>
       </w:r>
     </w:p>
     <w:p>
@@ -5220,7 +5281,1589 @@
           <w:sz w:val="26"/>
           <w:szCs w:val="26"/>
         </w:rPr>
-        <w:t xml:space="preserve">10.1 One-time setup</w:t>
+        <w:t xml:space="preserve">10.1 Architecture</w:t>
+      </w:r>
+    </w:p>
+    <w:tbl>
+      <w:tblPr>
+        <w:tblW w:type="dxa" w:w="9360"/>
+        <w:tblBorders>
+          <w:top w:val="single" w:color="auto" w:sz="4"/>
+          <w:left w:val="single" w:color="auto" w:sz="4"/>
+          <w:bottom w:val="single" w:color="auto" w:sz="4"/>
+          <w:right w:val="single" w:color="auto" w:sz="4"/>
+          <w:insideH w:val="single" w:color="auto" w:sz="4"/>
+          <w:insideV w:val="single" w:color="auto" w:sz="4"/>
+        </w:tblBorders>
+      </w:tblPr>
+      <w:tblGrid>
+        <w:gridCol w:w="3400"/>
+        <w:gridCol w:w="5960"/>
+      </w:tblGrid>
+      <w:tr>
+        <w:trPr>
+          <w:tblHeader/>
+        </w:trPr>
+        <w:tc>
+          <w:tcPr>
+            <w:tcW w:type="dxa" w:w="3400"/>
+            <w:shd w:fill="334155" w:val="clear"/>
+            <w:tcMar>
+              <w:top w:type="dxa" w:w="60"/>
+              <w:left w:type="dxa" w:w="100"/>
+              <w:bottom w:type="dxa" w:w="60"/>
+              <w:right w:type="dxa" w:w="100"/>
+            </w:tcMar>
+            <w:vAlign w:val="center"/>
+          </w:tcPr>
+          <w:p>
+            <w:pPr>
+              <w:spacing w:after="0"/>
+            </w:pPr>
+            <w:r>
+              <w:rPr>
+                <w:rFonts w:ascii="Calibri" w:cs="Calibri" w:eastAsia="Calibri" w:hAnsi="Calibri"/>
+                <w:b/>
+                <w:bCs/>
+                <w:color w:val="FFFFFF"/>
+                <w:sz w:val="21"/>
+                <w:szCs w:val="21"/>
+              </w:rPr>
+              <w:t xml:space="preserve">Playbook</w:t>
+            </w:r>
+          </w:p>
+        </w:tc>
+        <w:tc>
+          <w:tcPr>
+            <w:tcW w:type="dxa" w:w="5960"/>
+            <w:shd w:fill="334155" w:val="clear"/>
+            <w:tcMar>
+              <w:top w:type="dxa" w:w="60"/>
+              <w:left w:type="dxa" w:w="100"/>
+              <w:bottom w:type="dxa" w:w="60"/>
+              <w:right w:type="dxa" w:w="100"/>
+            </w:tcMar>
+            <w:vAlign w:val="center"/>
+          </w:tcPr>
+          <w:p>
+            <w:pPr>
+              <w:spacing w:after="0"/>
+            </w:pPr>
+            <w:r>
+              <w:rPr>
+                <w:rFonts w:ascii="Calibri" w:cs="Calibri" w:eastAsia="Calibri" w:hAnsi="Calibri"/>
+                <w:b/>
+                <w:bCs/>
+                <w:color w:val="FFFFFF"/>
+                <w:sz w:val="21"/>
+                <w:szCs w:val="21"/>
+              </w:rPr>
+              <w:t xml:space="preserve">Role</w:t>
+            </w:r>
+          </w:p>
+        </w:tc>
+      </w:tr>
+      <w:tr>
+        <w:trPr>
+          <w:tblHeader w:val="false"/>
+        </w:trPr>
+        <w:tc>
+          <w:tcPr>
+            <w:tcW w:type="dxa" w:w="3400"/>
+            <w:tcMar>
+              <w:top w:type="dxa" w:w="60"/>
+              <w:left w:type="dxa" w:w="100"/>
+              <w:bottom w:type="dxa" w:w="60"/>
+              <w:right w:type="dxa" w:w="100"/>
+            </w:tcMar>
+            <w:vAlign w:val="center"/>
+          </w:tcPr>
+          <w:p>
+            <w:pPr>
+              <w:spacing w:after="0"/>
+            </w:pPr>
+            <w:r>
+              <w:rPr>
+                <w:rFonts w:ascii="Calibri" w:cs="Calibri" w:eastAsia="Calibri" w:hAnsi="Calibri"/>
+                <w:b w:val="false"/>
+                <w:bCs w:val="false"/>
+                <w:color w:val="1F2937"/>
+                <w:sz w:val="20"/>
+                <w:szCs w:val="20"/>
+              </w:rPr>
+              <w:t xml:space="preserve">Koi Unified - Script Runner</w:t>
+            </w:r>
+          </w:p>
+        </w:tc>
+        <w:tc>
+          <w:tcPr>
+            <w:tcW w:type="dxa" w:w="5960"/>
+            <w:tcMar>
+              <w:top w:type="dxa" w:w="60"/>
+              <w:left w:type="dxa" w:w="100"/>
+              <w:bottom w:type="dxa" w:w="60"/>
+              <w:right w:type="dxa" w:w="100"/>
+            </w:tcMar>
+            <w:vAlign w:val="center"/>
+          </w:tcPr>
+          <w:p>
+            <w:pPr>
+              <w:spacing w:after="0"/>
+            </w:pPr>
+            <w:r>
+              <w:rPr>
+                <w:rFonts w:ascii="Calibri" w:cs="Calibri" w:eastAsia="Calibri" w:hAnsi="Calibri"/>
+                <w:b w:val="false"/>
+                <w:bCs w:val="false"/>
+                <w:color w:val="1F2937"/>
+                <w:sz w:val="20"/>
+                <w:szCs w:val="20"/>
+              </w:rPr>
+              <w:t xml:space="preserve">Job entry point. Loads the "Koi Script Runner" List and loops over its entries — one iteration per entry, each in an isolated context. Closes its own investigation when done.</w:t>
+            </w:r>
+          </w:p>
+        </w:tc>
+      </w:tr>
+      <w:tr>
+        <w:trPr>
+          <w:tblHeader w:val="false"/>
+        </w:trPr>
+        <w:tc>
+          <w:tcPr>
+            <w:tcW w:type="dxa" w:w="3400"/>
+            <w:tcMar>
+              <w:top w:type="dxa" w:w="60"/>
+              <w:left w:type="dxa" w:w="100"/>
+              <w:bottom w:type="dxa" w:w="60"/>
+              <w:right w:type="dxa" w:w="100"/>
+            </w:tcMar>
+            <w:vAlign w:val="center"/>
+          </w:tcPr>
+          <w:p>
+            <w:pPr>
+              <w:spacing w:after="0"/>
+            </w:pPr>
+            <w:r>
+              <w:rPr>
+                <w:rFonts w:ascii="Calibri" w:cs="Calibri" w:eastAsia="Calibri" w:hAnsi="Calibri"/>
+                <w:b w:val="false"/>
+                <w:bCs w:val="false"/>
+                <w:color w:val="1F2937"/>
+                <w:sz w:val="20"/>
+                <w:szCs w:val="20"/>
+              </w:rPr>
+              <w:t xml:space="preserve">Koi Unified - Process Config Entry</w:t>
+            </w:r>
+          </w:p>
+        </w:tc>
+        <w:tc>
+          <w:tcPr>
+            <w:tcW w:type="dxa" w:w="5960"/>
+            <w:tcMar>
+              <w:top w:type="dxa" w:w="60"/>
+              <w:left w:type="dxa" w:w="100"/>
+              <w:bottom w:type="dxa" w:w="60"/>
+              <w:right w:type="dxa" w:w="100"/>
+            </w:tcMar>
+            <w:vAlign w:val="center"/>
+          </w:tcPr>
+          <w:p>
+            <w:pPr>
+              <w:spacing w:after="0"/>
+            </w:pPr>
+            <w:r>
+              <w:rPr>
+                <w:rFonts w:ascii="Calibri" w:cs="Calibri" w:eastAsia="Calibri" w:hAnsi="Calibri"/>
+                <w:b w:val="false"/>
+                <w:bCs w:val="false"/>
+                <w:color w:val="1F2937"/>
+                <w:sz w:val="20"/>
+                <w:szCs w:val="20"/>
+              </w:rPr>
+              <w:t xml:space="preserve">Per-entry logic: honors the disabled flag, validates the entry (invalid entries are reported in the war room, never silently dropped), invokes the executor, routes the outcome, sends the optional email notification, and cleans up.</w:t>
+            </w:r>
+          </w:p>
+        </w:tc>
+      </w:tr>
+      <w:tr>
+        <w:trPr>
+          <w:tblHeader w:val="false"/>
+        </w:trPr>
+        <w:tc>
+          <w:tcPr>
+            <w:tcW w:type="dxa" w:w="3400"/>
+            <w:tcMar>
+              <w:top w:type="dxa" w:w="60"/>
+              <w:left w:type="dxa" w:w="100"/>
+              <w:bottom w:type="dxa" w:w="60"/>
+              <w:right w:type="dxa" w:w="100"/>
+            </w:tcMar>
+            <w:vAlign w:val="center"/>
+          </w:tcPr>
+          <w:p>
+            <w:pPr>
+              <w:spacing w:after="0"/>
+            </w:pPr>
+            <w:r>
+              <w:rPr>
+                <w:rFonts w:ascii="Calibri" w:cs="Calibri" w:eastAsia="Calibri" w:hAnsi="Calibri"/>
+                <w:b w:val="false"/>
+                <w:bCs w:val="false"/>
+                <w:color w:val="1F2937"/>
+                <w:sz w:val="20"/>
+                <w:szCs w:val="20"/>
+              </w:rPr>
+              <w:t xml:space="preserve">Koi Unified - Execute Endpoint Script</w:t>
+            </w:r>
+          </w:p>
+        </w:tc>
+        <w:tc>
+          <w:tcPr>
+            <w:tcW w:type="dxa" w:w="5960"/>
+            <w:tcMar>
+              <w:top w:type="dxa" w:w="60"/>
+              <w:left w:type="dxa" w:w="100"/>
+              <w:bottom w:type="dxa" w:w="60"/>
+              <w:right w:type="dxa" w:w="100"/>
+            </w:tcMar>
+            <w:vAlign w:val="center"/>
+          </w:tcPr>
+          <w:p>
+            <w:pPr>
+              <w:spacing w:after="0"/>
+            </w:pPr>
+            <w:r>
+              <w:rPr>
+                <w:rFonts w:ascii="Calibri" w:cs="Calibri" w:eastAsia="Calibri" w:hAnsi="Calibri"/>
+                <w:b w:val="false"/>
+                <w:bCs w:val="false"/>
+                <w:color w:val="1F2937"/>
+                <w:sz w:val="20"/>
+                <w:szCs w:val="20"/>
+              </w:rPr>
+              <w:t xml:space="preserve">Resolves the script name to its Action Center UUID (or uses a provided UUID), targets connected and unisolated endpoints filtered by OS, groups, and hostnames, executes the script with polling, and returns a structured ScriptResult.</w:t>
+            </w:r>
+          </w:p>
+        </w:tc>
+      </w:tr>
+    </w:tbl>
+    <w:p>
+      <w:pPr>
+        <w:pStyle w:val="Heading2"/>
+        <w:spacing w:after="120" w:before="280"/>
+      </w:pPr>
+      <w:r>
+        <w:rPr>
+          <w:rFonts w:ascii="Calibri" w:cs="Calibri" w:eastAsia="Calibri" w:hAnsi="Calibri"/>
+          <w:b/>
+          <w:bCs/>
+          <w:color w:val="1F2937"/>
+          <w:sz w:val="26"/>
+          <w:szCs w:val="26"/>
+        </w:rPr>
+        <w:t xml:space="preserve">10.2 Configuration — the "Koi Script Runner" List</w:t>
+      </w:r>
+    </w:p>
+    <w:p>
+      <w:pPr>
+        <w:spacing w:after="120"/>
+      </w:pPr>
+      <w:r>
+        <w:rPr>
+          <w:rFonts w:ascii="Calibri" w:cs="Calibri" w:eastAsia="Calibri" w:hAnsi="Calibri"/>
+          <w:color w:val="1F2937"/>
+          <w:sz w:val="22"/>
+          <w:szCs w:val="22"/>
+        </w:rPr>
+        <w:t xml:space="preserve">Create a JSON List named exactly "Koi Script Runner" (Settings → Configurations → Object Setup → Lists) containing an array of entries:</w:t>
+      </w:r>
+    </w:p>
+    <w:p>
+      <w:pPr>
+        <w:shd w:fill="F3F4F6" w:val="clear"/>
+        <w:spacing w:after="60"/>
+        <w:ind w:left="200" w:right="200"/>
+      </w:pPr>
+      <w:r>
+        <w:rPr>
+          <w:rFonts w:ascii="Consolas" w:cs="Consolas" w:eastAsia="Consolas" w:hAnsi="Consolas"/>
+          <w:color w:val="111827"/>
+          <w:sz w:val="19"/>
+          <w:szCs w:val="19"/>
+        </w:rPr>
+        <w:t xml:space="preserve">[</w:t>
+      </w:r>
+    </w:p>
+    <w:p>
+      <w:pPr>
+        <w:shd w:fill="F3F4F6" w:val="clear"/>
+        <w:spacing w:after="60"/>
+        <w:ind w:left="200" w:right="200"/>
+      </w:pPr>
+      <w:r>
+        <w:rPr>
+          <w:rFonts w:ascii="Consolas" w:cs="Consolas" w:eastAsia="Consolas" w:hAnsi="Consolas"/>
+          <w:color w:val="111827"/>
+          <w:sz w:val="19"/>
+          <w:szCs w:val="19"/>
+        </w:rPr>
+        <w:t xml:space="preserve">  {</w:t>
+      </w:r>
+    </w:p>
+    <w:p>
+      <w:pPr>
+        <w:shd w:fill="F3F4F6" w:val="clear"/>
+        <w:spacing w:after="60"/>
+        <w:ind w:left="200" w:right="200"/>
+      </w:pPr>
+      <w:r>
+        <w:rPr>
+          <w:rFonts w:ascii="Consolas" w:cs="Consolas" w:eastAsia="Consolas" w:hAnsi="Consolas"/>
+          <w:color w:val="111827"/>
+          <w:sz w:val="19"/>
+          <w:szCs w:val="19"/>
+        </w:rPr>
+        <w:t xml:space="preserve">    "disabled": false,</w:t>
+      </w:r>
+    </w:p>
+    <w:p>
+      <w:pPr>
+        <w:shd w:fill="F3F4F6" w:val="clear"/>
+        <w:spacing w:after="60"/>
+        <w:ind w:left="200" w:right="200"/>
+      </w:pPr>
+      <w:r>
+        <w:rPr>
+          <w:rFonts w:ascii="Consolas" w:cs="Consolas" w:eastAsia="Consolas" w:hAnsi="Consolas"/>
+          <w:color w:val="111827"/>
+          <w:sz w:val="19"/>
+          <w:szCs w:val="19"/>
+        </w:rPr>
+        <w:t xml:space="preserve">    "script": { "name": "KOI Deployment Script - Windows" },</w:t>
+      </w:r>
+    </w:p>
+    <w:p>
+      <w:pPr>
+        <w:shd w:fill="F3F4F6" w:val="clear"/>
+        <w:spacing w:after="60"/>
+        <w:ind w:left="200" w:right="200"/>
+      </w:pPr>
+      <w:r>
+        <w:rPr>
+          <w:rFonts w:ascii="Consolas" w:cs="Consolas" w:eastAsia="Consolas" w:hAnsi="Consolas"/>
+          <w:color w:val="111827"/>
+          <w:sz w:val="19"/>
+          <w:szCs w:val="19"/>
+        </w:rPr>
+        <w:t xml:space="preserve">    "target": {</w:t>
+      </w:r>
+    </w:p>
+    <w:p>
+      <w:pPr>
+        <w:shd w:fill="F3F4F6" w:val="clear"/>
+        <w:spacing w:after="60"/>
+        <w:ind w:left="200" w:right="200"/>
+      </w:pPr>
+      <w:r>
+        <w:rPr>
+          <w:rFonts w:ascii="Consolas" w:cs="Consolas" w:eastAsia="Consolas" w:hAnsi="Consolas"/>
+          <w:color w:val="111827"/>
+          <w:sz w:val="19"/>
+          <w:szCs w:val="19"/>
+        </w:rPr>
+        <w:t xml:space="preserve">      "endpoint_groups": ["KOI Endpoints"],</w:t>
+      </w:r>
+    </w:p>
+    <w:p>
+      <w:pPr>
+        <w:shd w:fill="F3F4F6" w:val="clear"/>
+        <w:spacing w:after="60"/>
+        <w:ind w:left="200" w:right="200"/>
+      </w:pPr>
+      <w:r>
+        <w:rPr>
+          <w:rFonts w:ascii="Consolas" w:cs="Consolas" w:eastAsia="Consolas" w:hAnsi="Consolas"/>
+          <w:color w:val="111827"/>
+          <w:sz w:val="19"/>
+          <w:szCs w:val="19"/>
+        </w:rPr>
+        <w:t xml:space="preserve">      "endpoint_hostnames": [],</w:t>
+      </w:r>
+    </w:p>
+    <w:p>
+      <w:pPr>
+        <w:shd w:fill="F3F4F6" w:val="clear"/>
+        <w:spacing w:after="60"/>
+        <w:ind w:left="200" w:right="200"/>
+      </w:pPr>
+      <w:r>
+        <w:rPr>
+          <w:rFonts w:ascii="Consolas" w:cs="Consolas" w:eastAsia="Consolas" w:hAnsi="Consolas"/>
+          <w:color w:val="111827"/>
+          <w:sz w:val="19"/>
+          <w:szCs w:val="19"/>
+        </w:rPr>
+        <w:t xml:space="preserve">      "endpoint_os": "Windows"</w:t>
+      </w:r>
+    </w:p>
+    <w:p>
+      <w:pPr>
+        <w:shd w:fill="F3F4F6" w:val="clear"/>
+        <w:spacing w:after="60"/>
+        <w:ind w:left="200" w:right="200"/>
+      </w:pPr>
+      <w:r>
+        <w:rPr>
+          <w:rFonts w:ascii="Consolas" w:cs="Consolas" w:eastAsia="Consolas" w:hAnsi="Consolas"/>
+          <w:color w:val="111827"/>
+          <w:sz w:val="19"/>
+          <w:szCs w:val="19"/>
+        </w:rPr>
+        <w:t xml:space="preserve">    },</w:t>
+      </w:r>
+    </w:p>
+    <w:p>
+      <w:pPr>
+        <w:shd w:fill="F3F4F6" w:val="clear"/>
+        <w:spacing w:after="60"/>
+        <w:ind w:left="200" w:right="200"/>
+      </w:pPr>
+      <w:r>
+        <w:rPr>
+          <w:rFonts w:ascii="Consolas" w:cs="Consolas" w:eastAsia="Consolas" w:hAnsi="Consolas"/>
+          <w:color w:val="111827"/>
+          <w:sz w:val="19"/>
+          <w:szCs w:val="19"/>
+        </w:rPr>
+        <w:t xml:space="preserve">    "notification": {</w:t>
+      </w:r>
+    </w:p>
+    <w:p>
+      <w:pPr>
+        <w:shd w:fill="F3F4F6" w:val="clear"/>
+        <w:spacing w:after="60"/>
+        <w:ind w:left="200" w:right="200"/>
+      </w:pPr>
+      <w:r>
+        <w:rPr>
+          <w:rFonts w:ascii="Consolas" w:cs="Consolas" w:eastAsia="Consolas" w:hAnsi="Consolas"/>
+          <w:color w:val="111827"/>
+          <w:sz w:val="19"/>
+          <w:szCs w:val="19"/>
+        </w:rPr>
+        <w:t xml:space="preserve">      "sendmail_instance": { "name": "internal-smtp" },</w:t>
+      </w:r>
+    </w:p>
+    <w:p>
+      <w:pPr>
+        <w:shd w:fill="F3F4F6" w:val="clear"/>
+        <w:spacing w:after="60"/>
+        <w:ind w:left="200" w:right="200"/>
+      </w:pPr>
+      <w:r>
+        <w:rPr>
+          <w:rFonts w:ascii="Consolas" w:cs="Consolas" w:eastAsia="Consolas" w:hAnsi="Consolas"/>
+          <w:color w:val="111827"/>
+          <w:sz w:val="19"/>
+          <w:szCs w:val="19"/>
+        </w:rPr>
+        <w:t xml:space="preserve">      "recipients": ["ops@example.com"]</w:t>
+      </w:r>
+    </w:p>
+    <w:p>
+      <w:pPr>
+        <w:shd w:fill="F3F4F6" w:val="clear"/>
+        <w:spacing w:after="60"/>
+        <w:ind w:left="200" w:right="200"/>
+      </w:pPr>
+      <w:r>
+        <w:rPr>
+          <w:rFonts w:ascii="Consolas" w:cs="Consolas" w:eastAsia="Consolas" w:hAnsi="Consolas"/>
+          <w:color w:val="111827"/>
+          <w:sz w:val="19"/>
+          <w:szCs w:val="19"/>
+        </w:rPr>
+        <w:t xml:space="preserve">    }</w:t>
+      </w:r>
+    </w:p>
+    <w:p>
+      <w:pPr>
+        <w:shd w:fill="F3F4F6" w:val="clear"/>
+        <w:spacing w:after="60"/>
+        <w:ind w:left="200" w:right="200"/>
+      </w:pPr>
+      <w:r>
+        <w:rPr>
+          <w:rFonts w:ascii="Consolas" w:cs="Consolas" w:eastAsia="Consolas" w:hAnsi="Consolas"/>
+          <w:color w:val="111827"/>
+          <w:sz w:val="19"/>
+          <w:szCs w:val="19"/>
+        </w:rPr>
+        <w:t xml:space="preserve">  }</w:t>
+      </w:r>
+    </w:p>
+    <w:p>
+      <w:pPr>
+        <w:shd w:fill="F3F4F6" w:val="clear"/>
+        <w:spacing w:after="60"/>
+        <w:ind w:left="200" w:right="200"/>
+      </w:pPr>
+      <w:r>
+        <w:rPr>
+          <w:rFonts w:ascii="Consolas" w:cs="Consolas" w:eastAsia="Consolas" w:hAnsi="Consolas"/>
+          <w:color w:val="111827"/>
+          <w:sz w:val="19"/>
+          <w:szCs w:val="19"/>
+        </w:rPr>
+        <w:t xml:space="preserve">]</w:t>
+      </w:r>
+    </w:p>
+    <w:tbl>
+      <w:tblPr>
+        <w:tblW w:type="dxa" w:w="9360"/>
+        <w:tblBorders>
+          <w:top w:val="single" w:color="auto" w:sz="4"/>
+          <w:left w:val="single" w:color="auto" w:sz="4"/>
+          <w:bottom w:val="single" w:color="auto" w:sz="4"/>
+          <w:right w:val="single" w:color="auto" w:sz="4"/>
+          <w:insideH w:val="single" w:color="auto" w:sz="4"/>
+          <w:insideV w:val="single" w:color="auto" w:sz="4"/>
+        </w:tblBorders>
+      </w:tblPr>
+      <w:tblGrid>
+        <w:gridCol w:w="3300"/>
+        <w:gridCol w:w="1300"/>
+        <w:gridCol w:w="4760"/>
+      </w:tblGrid>
+      <w:tr>
+        <w:trPr>
+          <w:tblHeader/>
+        </w:trPr>
+        <w:tc>
+          <w:tcPr>
+            <w:tcW w:type="dxa" w:w="3300"/>
+            <w:shd w:fill="334155" w:val="clear"/>
+            <w:tcMar>
+              <w:top w:type="dxa" w:w="60"/>
+              <w:left w:type="dxa" w:w="100"/>
+              <w:bottom w:type="dxa" w:w="60"/>
+              <w:right w:type="dxa" w:w="100"/>
+            </w:tcMar>
+            <w:vAlign w:val="center"/>
+          </w:tcPr>
+          <w:p>
+            <w:pPr>
+              <w:spacing w:after="0"/>
+            </w:pPr>
+            <w:r>
+              <w:rPr>
+                <w:rFonts w:ascii="Calibri" w:cs="Calibri" w:eastAsia="Calibri" w:hAnsi="Calibri"/>
+                <w:b/>
+                <w:bCs/>
+                <w:color w:val="FFFFFF"/>
+                <w:sz w:val="21"/>
+                <w:szCs w:val="21"/>
+              </w:rPr>
+              <w:t xml:space="preserve">Field</w:t>
+            </w:r>
+          </w:p>
+        </w:tc>
+        <w:tc>
+          <w:tcPr>
+            <w:tcW w:type="dxa" w:w="1300"/>
+            <w:shd w:fill="334155" w:val="clear"/>
+            <w:tcMar>
+              <w:top w:type="dxa" w:w="60"/>
+              <w:left w:type="dxa" w:w="100"/>
+              <w:bottom w:type="dxa" w:w="60"/>
+              <w:right w:type="dxa" w:w="100"/>
+            </w:tcMar>
+            <w:vAlign w:val="center"/>
+          </w:tcPr>
+          <w:p>
+            <w:pPr>
+              <w:spacing w:after="0"/>
+            </w:pPr>
+            <w:r>
+              <w:rPr>
+                <w:rFonts w:ascii="Calibri" w:cs="Calibri" w:eastAsia="Calibri" w:hAnsi="Calibri"/>
+                <w:b/>
+                <w:bCs/>
+                <w:color w:val="FFFFFF"/>
+                <w:sz w:val="21"/>
+                <w:szCs w:val="21"/>
+              </w:rPr>
+              <w:t xml:space="preserve">Required</w:t>
+            </w:r>
+          </w:p>
+        </w:tc>
+        <w:tc>
+          <w:tcPr>
+            <w:tcW w:type="dxa" w:w="4760"/>
+            <w:shd w:fill="334155" w:val="clear"/>
+            <w:tcMar>
+              <w:top w:type="dxa" w:w="60"/>
+              <w:left w:type="dxa" w:w="100"/>
+              <w:bottom w:type="dxa" w:w="60"/>
+              <w:right w:type="dxa" w:w="100"/>
+            </w:tcMar>
+            <w:vAlign w:val="center"/>
+          </w:tcPr>
+          <w:p>
+            <w:pPr>
+              <w:spacing w:after="0"/>
+            </w:pPr>
+            <w:r>
+              <w:rPr>
+                <w:rFonts w:ascii="Calibri" w:cs="Calibri" w:eastAsia="Calibri" w:hAnsi="Calibri"/>
+                <w:b/>
+                <w:bCs/>
+                <w:color w:val="FFFFFF"/>
+                <w:sz w:val="21"/>
+                <w:szCs w:val="21"/>
+              </w:rPr>
+              <w:t xml:space="preserve">Description</w:t>
+            </w:r>
+          </w:p>
+        </w:tc>
+      </w:tr>
+      <w:tr>
+        <w:trPr>
+          <w:tblHeader w:val="false"/>
+        </w:trPr>
+        <w:tc>
+          <w:tcPr>
+            <w:tcW w:type="dxa" w:w="3300"/>
+            <w:tcMar>
+              <w:top w:type="dxa" w:w="60"/>
+              <w:left w:type="dxa" w:w="100"/>
+              <w:bottom w:type="dxa" w:w="60"/>
+              <w:right w:type="dxa" w:w="100"/>
+            </w:tcMar>
+            <w:vAlign w:val="center"/>
+          </w:tcPr>
+          <w:p>
+            <w:pPr>
+              <w:spacing w:after="0"/>
+            </w:pPr>
+            <w:r>
+              <w:rPr>
+                <w:rFonts w:ascii="Calibri" w:cs="Calibri" w:eastAsia="Calibri" w:hAnsi="Calibri"/>
+                <w:b w:val="false"/>
+                <w:bCs w:val="false"/>
+                <w:color w:val="1F2937"/>
+                <w:sz w:val="20"/>
+                <w:szCs w:val="20"/>
+              </w:rPr>
+              <w:t xml:space="preserve">disabled</w:t>
+            </w:r>
+          </w:p>
+        </w:tc>
+        <w:tc>
+          <w:tcPr>
+            <w:tcW w:type="dxa" w:w="1300"/>
+            <w:tcMar>
+              <w:top w:type="dxa" w:w="60"/>
+              <w:left w:type="dxa" w:w="100"/>
+              <w:bottom w:type="dxa" w:w="60"/>
+              <w:right w:type="dxa" w:w="100"/>
+            </w:tcMar>
+            <w:vAlign w:val="center"/>
+          </w:tcPr>
+          <w:p>
+            <w:pPr>
+              <w:spacing w:after="0"/>
+            </w:pPr>
+            <w:r>
+              <w:rPr>
+                <w:rFonts w:ascii="Calibri" w:cs="Calibri" w:eastAsia="Calibri" w:hAnsi="Calibri"/>
+                <w:b w:val="false"/>
+                <w:bCs w:val="false"/>
+                <w:color w:val="1F2937"/>
+                <w:sz w:val="20"/>
+                <w:szCs w:val="20"/>
+              </w:rPr>
+              <w:t xml:space="preserve">No</w:t>
+            </w:r>
+          </w:p>
+        </w:tc>
+        <w:tc>
+          <w:tcPr>
+            <w:tcW w:type="dxa" w:w="4760"/>
+            <w:tcMar>
+              <w:top w:type="dxa" w:w="60"/>
+              <w:left w:type="dxa" w:w="100"/>
+              <w:bottom w:type="dxa" w:w="60"/>
+              <w:right w:type="dxa" w:w="100"/>
+            </w:tcMar>
+            <w:vAlign w:val="center"/>
+          </w:tcPr>
+          <w:p>
+            <w:pPr>
+              <w:spacing w:after="0"/>
+            </w:pPr>
+            <w:r>
+              <w:rPr>
+                <w:rFonts w:ascii="Calibri" w:cs="Calibri" w:eastAsia="Calibri" w:hAnsi="Calibri"/>
+                <w:b w:val="false"/>
+                <w:bCs w:val="false"/>
+                <w:color w:val="1F2937"/>
+                <w:sz w:val="20"/>
+                <w:szCs w:val="20"/>
+              </w:rPr>
+              <w:t xml:space="preserve">Set true to skip the entry entirely.</w:t>
+            </w:r>
+          </w:p>
+        </w:tc>
+      </w:tr>
+      <w:tr>
+        <w:trPr>
+          <w:tblHeader w:val="false"/>
+        </w:trPr>
+        <w:tc>
+          <w:tcPr>
+            <w:tcW w:type="dxa" w:w="3300"/>
+            <w:tcMar>
+              <w:top w:type="dxa" w:w="60"/>
+              <w:left w:type="dxa" w:w="100"/>
+              <w:bottom w:type="dxa" w:w="60"/>
+              <w:right w:type="dxa" w:w="100"/>
+            </w:tcMar>
+            <w:vAlign w:val="center"/>
+          </w:tcPr>
+          <w:p>
+            <w:pPr>
+              <w:spacing w:after="0"/>
+            </w:pPr>
+            <w:r>
+              <w:rPr>
+                <w:rFonts w:ascii="Calibri" w:cs="Calibri" w:eastAsia="Calibri" w:hAnsi="Calibri"/>
+                <w:b w:val="false"/>
+                <w:bCs w:val="false"/>
+                <w:color w:val="1F2937"/>
+                <w:sz w:val="20"/>
+                <w:szCs w:val="20"/>
+              </w:rPr>
+              <w:t xml:space="preserve">script.name</w:t>
+            </w:r>
+          </w:p>
+        </w:tc>
+        <w:tc>
+          <w:tcPr>
+            <w:tcW w:type="dxa" w:w="1300"/>
+            <w:tcMar>
+              <w:top w:type="dxa" w:w="60"/>
+              <w:left w:type="dxa" w:w="100"/>
+              <w:bottom w:type="dxa" w:w="60"/>
+              <w:right w:type="dxa" w:w="100"/>
+            </w:tcMar>
+            <w:vAlign w:val="center"/>
+          </w:tcPr>
+          <w:p>
+            <w:pPr>
+              <w:spacing w:after="0"/>
+            </w:pPr>
+            <w:r>
+              <w:rPr>
+                <w:rFonts w:ascii="Calibri" w:cs="Calibri" w:eastAsia="Calibri" w:hAnsi="Calibri"/>
+                <w:b w:val="false"/>
+                <w:bCs w:val="false"/>
+                <w:color w:val="1F2937"/>
+                <w:sz w:val="20"/>
+                <w:szCs w:val="20"/>
+              </w:rPr>
+              <w:t xml:space="preserve">Yes*</w:t>
+            </w:r>
+          </w:p>
+        </w:tc>
+        <w:tc>
+          <w:tcPr>
+            <w:tcW w:type="dxa" w:w="4760"/>
+            <w:tcMar>
+              <w:top w:type="dxa" w:w="60"/>
+              <w:left w:type="dxa" w:w="100"/>
+              <w:bottom w:type="dxa" w:w="60"/>
+              <w:right w:type="dxa" w:w="100"/>
+            </w:tcMar>
+            <w:vAlign w:val="center"/>
+          </w:tcPr>
+          <w:p>
+            <w:pPr>
+              <w:spacing w:after="0"/>
+            </w:pPr>
+            <w:r>
+              <w:rPr>
+                <w:rFonts w:ascii="Calibri" w:cs="Calibri" w:eastAsia="Calibri" w:hAnsi="Calibri"/>
+                <w:b w:val="false"/>
+                <w:bCs w:val="false"/>
+                <w:color w:val="1F2937"/>
+                <w:sz w:val="20"/>
+                <w:szCs w:val="20"/>
+              </w:rPr>
+              <w:t xml:space="preserve">Exact script name in the Action Center Script Library. (*Either name or uuid.)</w:t>
+            </w:r>
+          </w:p>
+        </w:tc>
+      </w:tr>
+      <w:tr>
+        <w:trPr>
+          <w:tblHeader w:val="false"/>
+        </w:trPr>
+        <w:tc>
+          <w:tcPr>
+            <w:tcW w:type="dxa" w:w="3300"/>
+            <w:tcMar>
+              <w:top w:type="dxa" w:w="60"/>
+              <w:left w:type="dxa" w:w="100"/>
+              <w:bottom w:type="dxa" w:w="60"/>
+              <w:right w:type="dxa" w:w="100"/>
+            </w:tcMar>
+            <w:vAlign w:val="center"/>
+          </w:tcPr>
+          <w:p>
+            <w:pPr>
+              <w:spacing w:after="0"/>
+            </w:pPr>
+            <w:r>
+              <w:rPr>
+                <w:rFonts w:ascii="Calibri" w:cs="Calibri" w:eastAsia="Calibri" w:hAnsi="Calibri"/>
+                <w:b w:val="false"/>
+                <w:bCs w:val="false"/>
+                <w:color w:val="1F2937"/>
+                <w:sz w:val="20"/>
+                <w:szCs w:val="20"/>
+              </w:rPr>
+              <w:t xml:space="preserve">script.uuid</w:t>
+            </w:r>
+          </w:p>
+        </w:tc>
+        <w:tc>
+          <w:tcPr>
+            <w:tcW w:type="dxa" w:w="1300"/>
+            <w:tcMar>
+              <w:top w:type="dxa" w:w="60"/>
+              <w:left w:type="dxa" w:w="100"/>
+              <w:bottom w:type="dxa" w:w="60"/>
+              <w:right w:type="dxa" w:w="100"/>
+            </w:tcMar>
+            <w:vAlign w:val="center"/>
+          </w:tcPr>
+          <w:p>
+            <w:pPr>
+              <w:spacing w:after="0"/>
+            </w:pPr>
+            <w:r>
+              <w:rPr>
+                <w:rFonts w:ascii="Calibri" w:cs="Calibri" w:eastAsia="Calibri" w:hAnsi="Calibri"/>
+                <w:b w:val="false"/>
+                <w:bCs w:val="false"/>
+                <w:color w:val="1F2937"/>
+                <w:sz w:val="20"/>
+                <w:szCs w:val="20"/>
+              </w:rPr>
+              <w:t xml:space="preserve">No</w:t>
+            </w:r>
+          </w:p>
+        </w:tc>
+        <w:tc>
+          <w:tcPr>
+            <w:tcW w:type="dxa" w:w="4760"/>
+            <w:tcMar>
+              <w:top w:type="dxa" w:w="60"/>
+              <w:left w:type="dxa" w:w="100"/>
+              <w:bottom w:type="dxa" w:w="60"/>
+              <w:right w:type="dxa" w:w="100"/>
+            </w:tcMar>
+            <w:vAlign w:val="center"/>
+          </w:tcPr>
+          <w:p>
+            <w:pPr>
+              <w:spacing w:after="0"/>
+            </w:pPr>
+            <w:r>
+              <w:rPr>
+                <w:rFonts w:ascii="Calibri" w:cs="Calibri" w:eastAsia="Calibri" w:hAnsi="Calibri"/>
+                <w:b w:val="false"/>
+                <w:bCs w:val="false"/>
+                <w:color w:val="1F2937"/>
+                <w:sz w:val="20"/>
+                <w:szCs w:val="20"/>
+              </w:rPr>
+              <w:t xml:space="preserve">Script UUID — takes precedence over name and disambiguates duplicate names.</w:t>
+            </w:r>
+          </w:p>
+        </w:tc>
+      </w:tr>
+      <w:tr>
+        <w:trPr>
+          <w:tblHeader w:val="false"/>
+        </w:trPr>
+        <w:tc>
+          <w:tcPr>
+            <w:tcW w:type="dxa" w:w="3300"/>
+            <w:tcMar>
+              <w:top w:type="dxa" w:w="60"/>
+              <w:left w:type="dxa" w:w="100"/>
+              <w:bottom w:type="dxa" w:w="60"/>
+              <w:right w:type="dxa" w:w="100"/>
+            </w:tcMar>
+            <w:vAlign w:val="center"/>
+          </w:tcPr>
+          <w:p>
+            <w:pPr>
+              <w:spacing w:after="0"/>
+            </w:pPr>
+            <w:r>
+              <w:rPr>
+                <w:rFonts w:ascii="Calibri" w:cs="Calibri" w:eastAsia="Calibri" w:hAnsi="Calibri"/>
+                <w:b w:val="false"/>
+                <w:bCs w:val="false"/>
+                <w:color w:val="1F2937"/>
+                <w:sz w:val="20"/>
+                <w:szCs w:val="20"/>
+              </w:rPr>
+              <w:t xml:space="preserve">script.polling_interval_in_seconds</w:t>
+            </w:r>
+          </w:p>
+        </w:tc>
+        <w:tc>
+          <w:tcPr>
+            <w:tcW w:type="dxa" w:w="1300"/>
+            <w:tcMar>
+              <w:top w:type="dxa" w:w="60"/>
+              <w:left w:type="dxa" w:w="100"/>
+              <w:bottom w:type="dxa" w:w="60"/>
+              <w:right w:type="dxa" w:w="100"/>
+            </w:tcMar>
+            <w:vAlign w:val="center"/>
+          </w:tcPr>
+          <w:p>
+            <w:pPr>
+              <w:spacing w:after="0"/>
+            </w:pPr>
+            <w:r>
+              <w:rPr>
+                <w:rFonts w:ascii="Calibri" w:cs="Calibri" w:eastAsia="Calibri" w:hAnsi="Calibri"/>
+                <w:b w:val="false"/>
+                <w:bCs w:val="false"/>
+                <w:color w:val="1F2937"/>
+                <w:sz w:val="20"/>
+                <w:szCs w:val="20"/>
+              </w:rPr>
+              <w:t xml:space="preserve">No</w:t>
+            </w:r>
+          </w:p>
+        </w:tc>
+        <w:tc>
+          <w:tcPr>
+            <w:tcW w:type="dxa" w:w="4760"/>
+            <w:tcMar>
+              <w:top w:type="dxa" w:w="60"/>
+              <w:left w:type="dxa" w:w="100"/>
+              <w:bottom w:type="dxa" w:w="60"/>
+              <w:right w:type="dxa" w:w="100"/>
+            </w:tcMar>
+            <w:vAlign w:val="center"/>
+          </w:tcPr>
+          <w:p>
+            <w:pPr>
+              <w:spacing w:after="0"/>
+            </w:pPr>
+            <w:r>
+              <w:rPr>
+                <w:rFonts w:ascii="Calibri" w:cs="Calibri" w:eastAsia="Calibri" w:hAnsi="Calibri"/>
+                <w:b w:val="false"/>
+                <w:bCs w:val="false"/>
+                <w:color w:val="1F2937"/>
+                <w:sz w:val="20"/>
+                <w:szCs w:val="20"/>
+              </w:rPr>
+              <w:t xml:space="preserve">Poll cadence while the script runs (default 60).</w:t>
+            </w:r>
+          </w:p>
+        </w:tc>
+      </w:tr>
+      <w:tr>
+        <w:trPr>
+          <w:tblHeader w:val="false"/>
+        </w:trPr>
+        <w:tc>
+          <w:tcPr>
+            <w:tcW w:type="dxa" w:w="3300"/>
+            <w:tcMar>
+              <w:top w:type="dxa" w:w="60"/>
+              <w:left w:type="dxa" w:w="100"/>
+              <w:bottom w:type="dxa" w:w="60"/>
+              <w:right w:type="dxa" w:w="100"/>
+            </w:tcMar>
+            <w:vAlign w:val="center"/>
+          </w:tcPr>
+          <w:p>
+            <w:pPr>
+              <w:spacing w:after="0"/>
+            </w:pPr>
+            <w:r>
+              <w:rPr>
+                <w:rFonts w:ascii="Calibri" w:cs="Calibri" w:eastAsia="Calibri" w:hAnsi="Calibri"/>
+                <w:b w:val="false"/>
+                <w:bCs w:val="false"/>
+                <w:color w:val="1F2937"/>
+                <w:sz w:val="20"/>
+                <w:szCs w:val="20"/>
+              </w:rPr>
+              <w:t xml:space="preserve">script.timeout_in_seconds</w:t>
+            </w:r>
+          </w:p>
+        </w:tc>
+        <w:tc>
+          <w:tcPr>
+            <w:tcW w:type="dxa" w:w="1300"/>
+            <w:tcMar>
+              <w:top w:type="dxa" w:w="60"/>
+              <w:left w:type="dxa" w:w="100"/>
+              <w:bottom w:type="dxa" w:w="60"/>
+              <w:right w:type="dxa" w:w="100"/>
+            </w:tcMar>
+            <w:vAlign w:val="center"/>
+          </w:tcPr>
+          <w:p>
+            <w:pPr>
+              <w:spacing w:after="0"/>
+            </w:pPr>
+            <w:r>
+              <w:rPr>
+                <w:rFonts w:ascii="Calibri" w:cs="Calibri" w:eastAsia="Calibri" w:hAnsi="Calibri"/>
+                <w:b w:val="false"/>
+                <w:bCs w:val="false"/>
+                <w:color w:val="1F2937"/>
+                <w:sz w:val="20"/>
+                <w:szCs w:val="20"/>
+              </w:rPr>
+              <w:t xml:space="preserve">No</w:t>
+            </w:r>
+          </w:p>
+        </w:tc>
+        <w:tc>
+          <w:tcPr>
+            <w:tcW w:type="dxa" w:w="4760"/>
+            <w:tcMar>
+              <w:top w:type="dxa" w:w="60"/>
+              <w:left w:type="dxa" w:w="100"/>
+              <w:bottom w:type="dxa" w:w="60"/>
+              <w:right w:type="dxa" w:w="100"/>
+            </w:tcMar>
+            <w:vAlign w:val="center"/>
+          </w:tcPr>
+          <w:p>
+            <w:pPr>
+              <w:spacing w:after="0"/>
+            </w:pPr>
+            <w:r>
+              <w:rPr>
+                <w:rFonts w:ascii="Calibri" w:cs="Calibri" w:eastAsia="Calibri" w:hAnsi="Calibri"/>
+                <w:b w:val="false"/>
+                <w:bCs w:val="false"/>
+                <w:color w:val="1F2937"/>
+                <w:sz w:val="20"/>
+                <w:szCs w:val="20"/>
+              </w:rPr>
+              <w:t xml:space="preserve">Overall execution timeout (default 1800).</w:t>
+            </w:r>
+          </w:p>
+        </w:tc>
+      </w:tr>
+      <w:tr>
+        <w:trPr>
+          <w:tblHeader w:val="false"/>
+        </w:trPr>
+        <w:tc>
+          <w:tcPr>
+            <w:tcW w:type="dxa" w:w="3300"/>
+            <w:tcMar>
+              <w:top w:type="dxa" w:w="60"/>
+              <w:left w:type="dxa" w:w="100"/>
+              <w:bottom w:type="dxa" w:w="60"/>
+              <w:right w:type="dxa" w:w="100"/>
+            </w:tcMar>
+            <w:vAlign w:val="center"/>
+          </w:tcPr>
+          <w:p>
+            <w:pPr>
+              <w:spacing w:after="0"/>
+            </w:pPr>
+            <w:r>
+              <w:rPr>
+                <w:rFonts w:ascii="Calibri" w:cs="Calibri" w:eastAsia="Calibri" w:hAnsi="Calibri"/>
+                <w:b w:val="false"/>
+                <w:bCs w:val="false"/>
+                <w:color w:val="1F2937"/>
+                <w:sz w:val="20"/>
+                <w:szCs w:val="20"/>
+              </w:rPr>
+              <w:t xml:space="preserve">target.endpoint_os</w:t>
+            </w:r>
+          </w:p>
+        </w:tc>
+        <w:tc>
+          <w:tcPr>
+            <w:tcW w:type="dxa" w:w="1300"/>
+            <w:tcMar>
+              <w:top w:type="dxa" w:w="60"/>
+              <w:left w:type="dxa" w:w="100"/>
+              <w:bottom w:type="dxa" w:w="60"/>
+              <w:right w:type="dxa" w:w="100"/>
+            </w:tcMar>
+            <w:vAlign w:val="center"/>
+          </w:tcPr>
+          <w:p>
+            <w:pPr>
+              <w:spacing w:after="0"/>
+            </w:pPr>
+            <w:r>
+              <w:rPr>
+                <w:rFonts w:ascii="Calibri" w:cs="Calibri" w:eastAsia="Calibri" w:hAnsi="Calibri"/>
+                <w:b w:val="false"/>
+                <w:bCs w:val="false"/>
+                <w:color w:val="1F2937"/>
+                <w:sz w:val="20"/>
+                <w:szCs w:val="20"/>
+              </w:rPr>
+              <w:t xml:space="preserve">Yes</w:t>
+            </w:r>
+          </w:p>
+        </w:tc>
+        <w:tc>
+          <w:tcPr>
+            <w:tcW w:type="dxa" w:w="4760"/>
+            <w:tcMar>
+              <w:top w:type="dxa" w:w="60"/>
+              <w:left w:type="dxa" w:w="100"/>
+              <w:bottom w:type="dxa" w:w="60"/>
+              <w:right w:type="dxa" w:w="100"/>
+            </w:tcMar>
+            <w:vAlign w:val="center"/>
+          </w:tcPr>
+          <w:p>
+            <w:pPr>
+              <w:spacing w:after="0"/>
+            </w:pPr>
+            <w:r>
+              <w:rPr>
+                <w:rFonts w:ascii="Calibri" w:cs="Calibri" w:eastAsia="Calibri" w:hAnsi="Calibri"/>
+                <w:b w:val="false"/>
+                <w:bCs w:val="false"/>
+                <w:color w:val="1F2937"/>
+                <w:sz w:val="20"/>
+                <w:szCs w:val="20"/>
+              </w:rPr>
+              <w:t xml:space="preserve">Windows, macOS, or Linux (case-insensitive).</w:t>
+            </w:r>
+          </w:p>
+        </w:tc>
+      </w:tr>
+      <w:tr>
+        <w:trPr>
+          <w:tblHeader w:val="false"/>
+        </w:trPr>
+        <w:tc>
+          <w:tcPr>
+            <w:tcW w:type="dxa" w:w="3300"/>
+            <w:tcMar>
+              <w:top w:type="dxa" w:w="60"/>
+              <w:left w:type="dxa" w:w="100"/>
+              <w:bottom w:type="dxa" w:w="60"/>
+              <w:right w:type="dxa" w:w="100"/>
+            </w:tcMar>
+            <w:vAlign w:val="center"/>
+          </w:tcPr>
+          <w:p>
+            <w:pPr>
+              <w:spacing w:after="0"/>
+            </w:pPr>
+            <w:r>
+              <w:rPr>
+                <w:rFonts w:ascii="Calibri" w:cs="Calibri" w:eastAsia="Calibri" w:hAnsi="Calibri"/>
+                <w:b w:val="false"/>
+                <w:bCs w:val="false"/>
+                <w:color w:val="1F2937"/>
+                <w:sz w:val="20"/>
+                <w:szCs w:val="20"/>
+              </w:rPr>
+              <w:t xml:space="preserve">target.endpoint_groups</w:t>
+            </w:r>
+          </w:p>
+        </w:tc>
+        <w:tc>
+          <w:tcPr>
+            <w:tcW w:type="dxa" w:w="1300"/>
+            <w:tcMar>
+              <w:top w:type="dxa" w:w="60"/>
+              <w:left w:type="dxa" w:w="100"/>
+              <w:bottom w:type="dxa" w:w="60"/>
+              <w:right w:type="dxa" w:w="100"/>
+            </w:tcMar>
+            <w:vAlign w:val="center"/>
+          </w:tcPr>
+          <w:p>
+            <w:pPr>
+              <w:spacing w:after="0"/>
+            </w:pPr>
+            <w:r>
+              <w:rPr>
+                <w:rFonts w:ascii="Calibri" w:cs="Calibri" w:eastAsia="Calibri" w:hAnsi="Calibri"/>
+                <w:b w:val="false"/>
+                <w:bCs w:val="false"/>
+                <w:color w:val="1F2937"/>
+                <w:sz w:val="20"/>
+                <w:szCs w:val="20"/>
+              </w:rPr>
+              <w:t xml:space="preserve">One of these</w:t>
+            </w:r>
+          </w:p>
+        </w:tc>
+        <w:tc>
+          <w:tcPr>
+            <w:tcW w:type="dxa" w:w="4760"/>
+            <w:tcMar>
+              <w:top w:type="dxa" w:w="60"/>
+              <w:left w:type="dxa" w:w="100"/>
+              <w:bottom w:type="dxa" w:w="60"/>
+              <w:right w:type="dxa" w:w="100"/>
+            </w:tcMar>
+            <w:vAlign w:val="center"/>
+          </w:tcPr>
+          <w:p>
+            <w:pPr>
+              <w:spacing w:after="0"/>
+            </w:pPr>
+            <w:r>
+              <w:rPr>
+                <w:rFonts w:ascii="Calibri" w:cs="Calibri" w:eastAsia="Calibri" w:hAnsi="Calibri"/>
+                <w:b w:val="false"/>
+                <w:bCs w:val="false"/>
+                <w:color w:val="1F2937"/>
+                <w:sz w:val="20"/>
+                <w:szCs w:val="20"/>
+              </w:rPr>
+              <w:t xml:space="preserve">Endpoint group names to scope execution.</w:t>
+            </w:r>
+          </w:p>
+        </w:tc>
+      </w:tr>
+      <w:tr>
+        <w:trPr>
+          <w:tblHeader w:val="false"/>
+        </w:trPr>
+        <w:tc>
+          <w:tcPr>
+            <w:tcW w:type="dxa" w:w="3300"/>
+            <w:tcMar>
+              <w:top w:type="dxa" w:w="60"/>
+              <w:left w:type="dxa" w:w="100"/>
+              <w:bottom w:type="dxa" w:w="60"/>
+              <w:right w:type="dxa" w:w="100"/>
+            </w:tcMar>
+            <w:vAlign w:val="center"/>
+          </w:tcPr>
+          <w:p>
+            <w:pPr>
+              <w:spacing w:after="0"/>
+            </w:pPr>
+            <w:r>
+              <w:rPr>
+                <w:rFonts w:ascii="Calibri" w:cs="Calibri" w:eastAsia="Calibri" w:hAnsi="Calibri"/>
+                <w:b w:val="false"/>
+                <w:bCs w:val="false"/>
+                <w:color w:val="1F2937"/>
+                <w:sz w:val="20"/>
+                <w:szCs w:val="20"/>
+              </w:rPr>
+              <w:t xml:space="preserve">target.endpoint_hostnames</w:t>
+            </w:r>
+          </w:p>
+        </w:tc>
+        <w:tc>
+          <w:tcPr>
+            <w:tcW w:type="dxa" w:w="1300"/>
+            <w:tcMar>
+              <w:top w:type="dxa" w:w="60"/>
+              <w:left w:type="dxa" w:w="100"/>
+              <w:bottom w:type="dxa" w:w="60"/>
+              <w:right w:type="dxa" w:w="100"/>
+            </w:tcMar>
+            <w:vAlign w:val="center"/>
+          </w:tcPr>
+          <w:p>
+            <w:pPr>
+              <w:spacing w:after="0"/>
+            </w:pPr>
+            <w:r>
+              <w:rPr>
+                <w:rFonts w:ascii="Calibri" w:cs="Calibri" w:eastAsia="Calibri" w:hAnsi="Calibri"/>
+                <w:b w:val="false"/>
+                <w:bCs w:val="false"/>
+                <w:color w:val="1F2937"/>
+                <w:sz w:val="20"/>
+                <w:szCs w:val="20"/>
+              </w:rPr>
+              <w:t xml:space="preserve">One of these</w:t>
+            </w:r>
+          </w:p>
+        </w:tc>
+        <w:tc>
+          <w:tcPr>
+            <w:tcW w:type="dxa" w:w="4760"/>
+            <w:tcMar>
+              <w:top w:type="dxa" w:w="60"/>
+              <w:left w:type="dxa" w:w="100"/>
+              <w:bottom w:type="dxa" w:w="60"/>
+              <w:right w:type="dxa" w:w="100"/>
+            </w:tcMar>
+            <w:vAlign w:val="center"/>
+          </w:tcPr>
+          <w:p>
+            <w:pPr>
+              <w:spacing w:after="0"/>
+            </w:pPr>
+            <w:r>
+              <w:rPr>
+                <w:rFonts w:ascii="Calibri" w:cs="Calibri" w:eastAsia="Calibri" w:hAnsi="Calibri"/>
+                <w:b w:val="false"/>
+                <w:bCs w:val="false"/>
+                <w:color w:val="1F2937"/>
+                <w:sz w:val="20"/>
+                <w:szCs w:val="20"/>
+              </w:rPr>
+              <w:t xml:space="preserve">Specific hostnames to scope execution.</w:t>
+            </w:r>
+          </w:p>
+        </w:tc>
+      </w:tr>
+      <w:tr>
+        <w:trPr>
+          <w:tblHeader w:val="false"/>
+        </w:trPr>
+        <w:tc>
+          <w:tcPr>
+            <w:tcW w:type="dxa" w:w="3300"/>
+            <w:tcMar>
+              <w:top w:type="dxa" w:w="60"/>
+              <w:left w:type="dxa" w:w="100"/>
+              <w:bottom w:type="dxa" w:w="60"/>
+              <w:right w:type="dxa" w:w="100"/>
+            </w:tcMar>
+            <w:vAlign w:val="center"/>
+          </w:tcPr>
+          <w:p>
+            <w:pPr>
+              <w:spacing w:after="0"/>
+            </w:pPr>
+            <w:r>
+              <w:rPr>
+                <w:rFonts w:ascii="Calibri" w:cs="Calibri" w:eastAsia="Calibri" w:hAnsi="Calibri"/>
+                <w:b w:val="false"/>
+                <w:bCs w:val="false"/>
+                <w:color w:val="1F2937"/>
+                <w:sz w:val="20"/>
+                <w:szCs w:val="20"/>
+              </w:rPr>
+              <w:t xml:space="preserve">notification.recipients</w:t>
+            </w:r>
+          </w:p>
+        </w:tc>
+        <w:tc>
+          <w:tcPr>
+            <w:tcW w:type="dxa" w:w="1300"/>
+            <w:tcMar>
+              <w:top w:type="dxa" w:w="60"/>
+              <w:left w:type="dxa" w:w="100"/>
+              <w:bottom w:type="dxa" w:w="60"/>
+              <w:right w:type="dxa" w:w="100"/>
+            </w:tcMar>
+            <w:vAlign w:val="center"/>
+          </w:tcPr>
+          <w:p>
+            <w:pPr>
+              <w:spacing w:after="0"/>
+            </w:pPr>
+            <w:r>
+              <w:rPr>
+                <w:rFonts w:ascii="Calibri" w:cs="Calibri" w:eastAsia="Calibri" w:hAnsi="Calibri"/>
+                <w:b w:val="false"/>
+                <w:bCs w:val="false"/>
+                <w:color w:val="1F2937"/>
+                <w:sz w:val="20"/>
+                <w:szCs w:val="20"/>
+              </w:rPr>
+              <w:t xml:space="preserve">No</w:t>
+            </w:r>
+          </w:p>
+        </w:tc>
+        <w:tc>
+          <w:tcPr>
+            <w:tcW w:type="dxa" w:w="4760"/>
+            <w:tcMar>
+              <w:top w:type="dxa" w:w="60"/>
+              <w:left w:type="dxa" w:w="100"/>
+              <w:bottom w:type="dxa" w:w="60"/>
+              <w:right w:type="dxa" w:w="100"/>
+            </w:tcMar>
+            <w:vAlign w:val="center"/>
+          </w:tcPr>
+          <w:p>
+            <w:pPr>
+              <w:spacing w:after="0"/>
+            </w:pPr>
+            <w:r>
+              <w:rPr>
+                <w:rFonts w:ascii="Calibri" w:cs="Calibri" w:eastAsia="Calibri" w:hAnsi="Calibri"/>
+                <w:b w:val="false"/>
+                <w:bCs w:val="false"/>
+                <w:color w:val="1F2937"/>
+                <w:sz w:val="20"/>
+                <w:szCs w:val="20"/>
+              </w:rPr>
+              <w:t xml:space="preserve">Email recipients for the per-entry outcome; omit for no email.</w:t>
+            </w:r>
+          </w:p>
+        </w:tc>
+      </w:tr>
+      <w:tr>
+        <w:trPr>
+          <w:tblHeader w:val="false"/>
+        </w:trPr>
+        <w:tc>
+          <w:tcPr>
+            <w:tcW w:type="dxa" w:w="3300"/>
+            <w:tcMar>
+              <w:top w:type="dxa" w:w="60"/>
+              <w:left w:type="dxa" w:w="100"/>
+              <w:bottom w:type="dxa" w:w="60"/>
+              <w:right w:type="dxa" w:w="100"/>
+            </w:tcMar>
+            <w:vAlign w:val="center"/>
+          </w:tcPr>
+          <w:p>
+            <w:pPr>
+              <w:spacing w:after="0"/>
+            </w:pPr>
+            <w:r>
+              <w:rPr>
+                <w:rFonts w:ascii="Calibri" w:cs="Calibri" w:eastAsia="Calibri" w:hAnsi="Calibri"/>
+                <w:b w:val="false"/>
+                <w:bCs w:val="false"/>
+                <w:color w:val="1F2937"/>
+                <w:sz w:val="20"/>
+                <w:szCs w:val="20"/>
+              </w:rPr>
+              <w:t xml:space="preserve">notification.sendmail_instance.name</w:t>
+            </w:r>
+          </w:p>
+        </w:tc>
+        <w:tc>
+          <w:tcPr>
+            <w:tcW w:type="dxa" w:w="1300"/>
+            <w:tcMar>
+              <w:top w:type="dxa" w:w="60"/>
+              <w:left w:type="dxa" w:w="100"/>
+              <w:bottom w:type="dxa" w:w="60"/>
+              <w:right w:type="dxa" w:w="100"/>
+            </w:tcMar>
+            <w:vAlign w:val="center"/>
+          </w:tcPr>
+          <w:p>
+            <w:pPr>
+              <w:spacing w:after="0"/>
+            </w:pPr>
+            <w:r>
+              <w:rPr>
+                <w:rFonts w:ascii="Calibri" w:cs="Calibri" w:eastAsia="Calibri" w:hAnsi="Calibri"/>
+                <w:b w:val="false"/>
+                <w:bCs w:val="false"/>
+                <w:color w:val="1F2937"/>
+                <w:sz w:val="20"/>
+                <w:szCs w:val="20"/>
+              </w:rPr>
+              <w:t xml:space="preserve">No</w:t>
+            </w:r>
+          </w:p>
+        </w:tc>
+        <w:tc>
+          <w:tcPr>
+            <w:tcW w:type="dxa" w:w="4760"/>
+            <w:tcMar>
+              <w:top w:type="dxa" w:w="60"/>
+              <w:left w:type="dxa" w:w="100"/>
+              <w:bottom w:type="dxa" w:w="60"/>
+              <w:right w:type="dxa" w:w="100"/>
+            </w:tcMar>
+            <w:vAlign w:val="center"/>
+          </w:tcPr>
+          <w:p>
+            <w:pPr>
+              <w:spacing w:after="0"/>
+            </w:pPr>
+            <w:r>
+              <w:rPr>
+                <w:rFonts w:ascii="Calibri" w:cs="Calibri" w:eastAsia="Calibri" w:hAnsi="Calibri"/>
+                <w:b w:val="false"/>
+                <w:bCs w:val="false"/>
+                <w:color w:val="1F2937"/>
+                <w:sz w:val="20"/>
+                <w:szCs w:val="20"/>
+              </w:rPr>
+              <w:t xml:space="preserve">Specific mail-sender instance; omit to use any enabled one.</w:t>
+            </w:r>
+          </w:p>
+        </w:tc>
+      </w:tr>
+    </w:tbl>
+    <w:p>
+      <w:pPr>
+        <w:pStyle w:val="Heading2"/>
+        <w:spacing w:after="120" w:before="280"/>
+      </w:pPr>
+      <w:r>
+        <w:rPr>
+          <w:rFonts w:ascii="Calibri" w:cs="Calibri" w:eastAsia="Calibri" w:hAnsi="Calibri"/>
+          <w:b/>
+          <w:bCs/>
+          <w:color w:val="1F2937"/>
+          <w:sz w:val="26"/>
+          <w:szCs w:val="26"/>
+        </w:rPr>
+        <w:t xml:space="preserve">10.3 How scripts are matched to endpoints</w:t>
+      </w:r>
+    </w:p>
+    <w:p>
+      <w:pPr>
+        <w:spacing w:after="120"/>
+      </w:pPr>
+      <w:r>
+        <w:rPr>
+          <w:rFonts w:ascii="Calibri" w:cs="Calibri" w:eastAsia="Calibri" w:hAnsi="Calibri"/>
+          <w:color w:val="1F2937"/>
+          <w:sz w:val="22"/>
+          <w:szCs w:val="22"/>
+        </w:rPr>
+        <w:t xml:space="preserve">The pairing of script to operating system is declared per entry, and enforced at dispatch time: each entry queries endpoints with the entry's groups/hostnames AND its endpoint_os as a platform filter, restricted to connected, unisolated agents. A Windows entry therefore can never execute on a Mac even when both target the same mixed endpoint group — and one shared group can serve every OS, with each entry picking out its own members.</w:t>
+      </w:r>
+    </w:p>
+    <w:p>
+      <w:pPr>
+        <w:pStyle w:val="Heading2"/>
+        <w:spacing w:after="120" w:before="280"/>
+      </w:pPr>
+      <w:r>
+        <w:rPr>
+          <w:rFonts w:ascii="Calibri" w:cs="Calibri" w:eastAsia="Calibri" w:hAnsi="Calibri"/>
+          <w:b/>
+          <w:bCs/>
+          <w:color w:val="1F2937"/>
+          <w:sz w:val="26"/>
+          <w:szCs w:val="26"/>
+        </w:rPr>
+        <w:t xml:space="preserve">10.4 Job setup</w:t>
       </w:r>
     </w:p>
     <w:p>
@@ -5235,31 +6878,11 @@
       <w:r>
         <w:rPr>
           <w:rFonts w:ascii="Calibri" w:cs="Calibri" w:eastAsia="Calibri" w:hAnsi="Calibri"/>
-          <w:b/>
-          <w:bCs/>
           <w:color w:val="1F2937"/>
           <w:sz w:val="22"/>
           <w:szCs w:val="22"/>
         </w:rPr>
-        <w:t xml:space="preserve">Install the SDK: </w:t>
-      </w:r>
-      <w:r>
-        <w:rPr>
-          <w:rFonts w:ascii="Consolas" w:cs="Consolas" w:eastAsia="Consolas" w:hAnsi="Consolas"/>
-          <w:color w:val="1F2937"/>
-          <w:sz w:val="20"/>
-          <w:szCs w:val="20"/>
-        </w:rPr>
-        <w:t xml:space="preserve">pip3 install demisto-sdk</w:t>
-      </w:r>
-      <w:r>
-        <w:rPr>
-          <w:rFonts w:ascii="Calibri" w:cs="Calibri" w:eastAsia="Calibri" w:hAnsi="Calibri"/>
-          <w:color w:val="1F2937"/>
-          <w:sz w:val="22"/>
-          <w:szCs w:val="22"/>
-        </w:rPr>
-        <w:t xml:space="preserve"> (1.38+ required — older versions reject packs that declare the platform marketplace).</w:t>
+        <w:t xml:space="preserve">Investigation &amp; Response → Automation → Jobs → New Job.</w:t>
       </w:r>
     </w:p>
     <w:p>
@@ -5274,13 +6897,22 @@
       <w:r>
         <w:rPr>
           <w:rFonts w:ascii="Calibri" w:cs="Calibri" w:eastAsia="Calibri" w:hAnsi="Calibri"/>
+          <w:color w:val="1F2937"/>
+          <w:sz w:val="22"/>
+          <w:szCs w:val="22"/>
+        </w:rPr>
+        <w:t xml:space="preserve">Trigger: </w:t>
+      </w:r>
+      <w:r>
+        <w:rPr>
+          <w:rFonts w:ascii="Calibri" w:cs="Calibri" w:eastAsia="Calibri" w:hAnsi="Calibri"/>
           <w:b/>
           <w:bCs/>
           <w:color w:val="1F2937"/>
           <w:sz w:val="22"/>
           <w:szCs w:val="22"/>
         </w:rPr>
-        <w:t xml:space="preserve">Place the pack in a content-repo structure. </w:t>
+        <w:t xml:space="preserve">Time triggered</w:t>
       </w:r>
       <w:r>
         <w:rPr>
@@ -5289,7 +6921,7 @@
           <w:sz w:val="22"/>
           <w:szCs w:val="22"/>
         </w:rPr>
-        <w:t xml:space="preserve">demisto-sdk only runs inside a repo shaped like demisto/content: a git repository containing Packs/Koi/&lt;pack contents&gt;, an empty .private-repo-settings file at the root, and Tests/secrets_white_list.json containing {"iocs":[],"files":[],"generic_strings":[]}.</w:t>
+        <w:t xml:space="preserve">, choose the recurrence (e.g., hourly).</w:t>
       </w:r>
     </w:p>
     <w:p>
@@ -5304,13 +6936,494 @@
       <w:r>
         <w:rPr>
           <w:rFonts w:ascii="Calibri" w:cs="Calibri" w:eastAsia="Calibri" w:hAnsi="Calibri"/>
+          <w:color w:val="1F2937"/>
+          <w:sz w:val="22"/>
+          <w:szCs w:val="22"/>
+        </w:rPr>
+        <w:t xml:space="preserve">Playbook: </w:t>
+      </w:r>
+      <w:r>
+        <w:rPr>
+          <w:rFonts w:ascii="Calibri" w:cs="Calibri" w:eastAsia="Calibri" w:hAnsi="Calibri"/>
           <w:b/>
           <w:bCs/>
           <w:color w:val="1F2937"/>
           <w:sz w:val="22"/>
           <w:szCs w:val="22"/>
         </w:rPr>
-        <w:t xml:space="preserve">Set the connection environment variables: </w:t>
+        <w:t xml:space="preserve">Koi Unified - Script Runner</w:t>
+      </w:r>
+      <w:r>
+        <w:rPr>
+          <w:rFonts w:ascii="Calibri" w:cs="Calibri" w:eastAsia="Calibri" w:hAnsi="Calibri"/>
+          <w:color w:val="1F2937"/>
+          <w:sz w:val="22"/>
+          <w:szCs w:val="22"/>
+        </w:rPr>
+        <w:t xml:space="preserve">. Save, then use Run now for an immediate first run.</w:t>
+      </w:r>
+    </w:p>
+    <w:p>
+      <w:pPr>
+        <w:pStyle w:val="Heading2"/>
+        <w:spacing w:after="120" w:before="280"/>
+      </w:pPr>
+      <w:r>
+        <w:rPr>
+          <w:rFonts w:ascii="Calibri" w:cs="Calibri" w:eastAsia="Calibri" w:hAnsi="Calibri"/>
+          <w:b/>
+          <w:bCs/>
+          <w:color w:val="1F2937"/>
+          <w:sz w:val="26"/>
+          <w:szCs w:val="26"/>
+        </w:rPr>
+        <w:t xml:space="preserve">10.5 Run outcomes</w:t>
+      </w:r>
+    </w:p>
+    <w:tbl>
+      <w:tblPr>
+        <w:tblW w:type="dxa" w:w="9360"/>
+        <w:tblBorders>
+          <w:top w:val="single" w:color="auto" w:sz="4"/>
+          <w:left w:val="single" w:color="auto" w:sz="4"/>
+          <w:bottom w:val="single" w:color="auto" w:sz="4"/>
+          <w:right w:val="single" w:color="auto" w:sz="4"/>
+          <w:insideH w:val="single" w:color="auto" w:sz="4"/>
+          <w:insideV w:val="single" w:color="auto" w:sz="4"/>
+        </w:tblBorders>
+      </w:tblPr>
+      <w:tblGrid>
+        <w:gridCol w:w="2200"/>
+        <w:gridCol w:w="3800"/>
+        <w:gridCol w:w="3360"/>
+      </w:tblGrid>
+      <w:tr>
+        <w:trPr>
+          <w:tblHeader/>
+        </w:trPr>
+        <w:tc>
+          <w:tcPr>
+            <w:tcW w:type="dxa" w:w="2200"/>
+            <w:shd w:fill="334155" w:val="clear"/>
+            <w:tcMar>
+              <w:top w:type="dxa" w:w="60"/>
+              <w:left w:type="dxa" w:w="100"/>
+              <w:bottom w:type="dxa" w:w="60"/>
+              <w:right w:type="dxa" w:w="100"/>
+            </w:tcMar>
+            <w:vAlign w:val="center"/>
+          </w:tcPr>
+          <w:p>
+            <w:pPr>
+              <w:spacing w:after="0"/>
+            </w:pPr>
+            <w:r>
+              <w:rPr>
+                <w:rFonts w:ascii="Calibri" w:cs="Calibri" w:eastAsia="Calibri" w:hAnsi="Calibri"/>
+                <w:b/>
+                <w:bCs/>
+                <w:color w:val="FFFFFF"/>
+                <w:sz w:val="21"/>
+                <w:szCs w:val="21"/>
+              </w:rPr>
+              <w:t xml:space="preserve">Outcome</w:t>
+            </w:r>
+          </w:p>
+        </w:tc>
+        <w:tc>
+          <w:tcPr>
+            <w:tcW w:type="dxa" w:w="3800"/>
+            <w:shd w:fill="334155" w:val="clear"/>
+            <w:tcMar>
+              <w:top w:type="dxa" w:w="60"/>
+              <w:left w:type="dxa" w:w="100"/>
+              <w:bottom w:type="dxa" w:w="60"/>
+              <w:right w:type="dxa" w:w="100"/>
+            </w:tcMar>
+            <w:vAlign w:val="center"/>
+          </w:tcPr>
+          <w:p>
+            <w:pPr>
+              <w:spacing w:after="0"/>
+            </w:pPr>
+            <w:r>
+              <w:rPr>
+                <w:rFonts w:ascii="Calibri" w:cs="Calibri" w:eastAsia="Calibri" w:hAnsi="Calibri"/>
+                <w:b/>
+                <w:bCs/>
+                <w:color w:val="FFFFFF"/>
+                <w:sz w:val="21"/>
+                <w:szCs w:val="21"/>
+              </w:rPr>
+              <w:t xml:space="preserve">Meaning</w:t>
+            </w:r>
+          </w:p>
+        </w:tc>
+        <w:tc>
+          <w:tcPr>
+            <w:tcW w:type="dxa" w:w="3360"/>
+            <w:shd w:fill="334155" w:val="clear"/>
+            <w:tcMar>
+              <w:top w:type="dxa" w:w="60"/>
+              <w:left w:type="dxa" w:w="100"/>
+              <w:bottom w:type="dxa" w:w="60"/>
+              <w:right w:type="dxa" w:w="100"/>
+            </w:tcMar>
+            <w:vAlign w:val="center"/>
+          </w:tcPr>
+          <w:p>
+            <w:pPr>
+              <w:spacing w:after="0"/>
+            </w:pPr>
+            <w:r>
+              <w:rPr>
+                <w:rFonts w:ascii="Calibri" w:cs="Calibri" w:eastAsia="Calibri" w:hAnsi="Calibri"/>
+                <w:b/>
+                <w:bCs/>
+                <w:color w:val="FFFFFF"/>
+                <w:sz w:val="21"/>
+                <w:szCs w:val="21"/>
+              </w:rPr>
+              <w:t xml:space="preserve">Notification</w:t>
+            </w:r>
+          </w:p>
+        </w:tc>
+      </w:tr>
+      <w:tr>
+        <w:trPr>
+          <w:tblHeader w:val="false"/>
+        </w:trPr>
+        <w:tc>
+          <w:tcPr>
+            <w:tcW w:type="dxa" w:w="2200"/>
+            <w:tcMar>
+              <w:top w:type="dxa" w:w="60"/>
+              <w:left w:type="dxa" w:w="100"/>
+              <w:bottom w:type="dxa" w:w="60"/>
+              <w:right w:type="dxa" w:w="100"/>
+            </w:tcMar>
+            <w:vAlign w:val="center"/>
+          </w:tcPr>
+          <w:p>
+            <w:pPr>
+              <w:spacing w:after="0"/>
+            </w:pPr>
+            <w:r>
+              <w:rPr>
+                <w:rFonts w:ascii="Calibri" w:cs="Calibri" w:eastAsia="Calibri" w:hAnsi="Calibri"/>
+                <w:b w:val="false"/>
+                <w:bCs w:val="false"/>
+                <w:color w:val="1F2937"/>
+                <w:sz w:val="20"/>
+                <w:szCs w:val="20"/>
+              </w:rPr>
+              <w:t xml:space="preserve">ok: true (+ action_id)</w:t>
+            </w:r>
+          </w:p>
+        </w:tc>
+        <w:tc>
+          <w:tcPr>
+            <w:tcW w:type="dxa" w:w="3800"/>
+            <w:tcMar>
+              <w:top w:type="dxa" w:w="60"/>
+              <w:left w:type="dxa" w:w="100"/>
+              <w:bottom w:type="dxa" w:w="60"/>
+              <w:right w:type="dxa" w:w="100"/>
+            </w:tcMar>
+            <w:vAlign w:val="center"/>
+          </w:tcPr>
+          <w:p>
+            <w:pPr>
+              <w:spacing w:after="0"/>
+            </w:pPr>
+            <w:r>
+              <w:rPr>
+                <w:rFonts w:ascii="Calibri" w:cs="Calibri" w:eastAsia="Calibri" w:hAnsi="Calibri"/>
+                <w:b w:val="false"/>
+                <w:bCs w:val="false"/>
+                <w:color w:val="1F2937"/>
+                <w:sz w:val="20"/>
+                <w:szCs w:val="20"/>
+              </w:rPr>
+              <w:t xml:space="preserve">Script dispatched and completed; action_id links to Action Center.</w:t>
+            </w:r>
+          </w:p>
+        </w:tc>
+        <w:tc>
+          <w:tcPr>
+            <w:tcW w:type="dxa" w:w="3360"/>
+            <w:tcMar>
+              <w:top w:type="dxa" w:w="60"/>
+              <w:left w:type="dxa" w:w="100"/>
+              <w:bottom w:type="dxa" w:w="60"/>
+              <w:right w:type="dxa" w:w="100"/>
+            </w:tcMar>
+            <w:vAlign w:val="center"/>
+          </w:tcPr>
+          <w:p>
+            <w:pPr>
+              <w:spacing w:after="0"/>
+            </w:pPr>
+            <w:r>
+              <w:rPr>
+                <w:rFonts w:ascii="Calibri" w:cs="Calibri" w:eastAsia="Calibri" w:hAnsi="Calibri"/>
+                <w:b w:val="false"/>
+                <w:bCs w:val="false"/>
+                <w:color w:val="1F2937"/>
+                <w:sz w:val="20"/>
+                <w:szCs w:val="20"/>
+              </w:rPr>
+              <w:t xml:space="preserve">Success email (when recipients configured).</w:t>
+            </w:r>
+          </w:p>
+        </w:tc>
+      </w:tr>
+      <w:tr>
+        <w:trPr>
+          <w:tblHeader w:val="false"/>
+        </w:trPr>
+        <w:tc>
+          <w:tcPr>
+            <w:tcW w:type="dxa" w:w="2200"/>
+            <w:tcMar>
+              <w:top w:type="dxa" w:w="60"/>
+              <w:left w:type="dxa" w:w="100"/>
+              <w:bottom w:type="dxa" w:w="60"/>
+              <w:right w:type="dxa" w:w="100"/>
+            </w:tcMar>
+            <w:vAlign w:val="center"/>
+          </w:tcPr>
+          <w:p>
+            <w:pPr>
+              <w:spacing w:after="0"/>
+            </w:pPr>
+            <w:r>
+              <w:rPr>
+                <w:rFonts w:ascii="Calibri" w:cs="Calibri" w:eastAsia="Calibri" w:hAnsi="Calibri"/>
+                <w:b w:val="false"/>
+                <w:bCs w:val="false"/>
+                <w:color w:val="1F2937"/>
+                <w:sz w:val="20"/>
+                <w:szCs w:val="20"/>
+              </w:rPr>
+              <w:t xml:space="preserve">skipped: true</w:t>
+            </w:r>
+          </w:p>
+        </w:tc>
+        <w:tc>
+          <w:tcPr>
+            <w:tcW w:type="dxa" w:w="3800"/>
+            <w:tcMar>
+              <w:top w:type="dxa" w:w="60"/>
+              <w:left w:type="dxa" w:w="100"/>
+              <w:bottom w:type="dxa" w:w="60"/>
+              <w:right w:type="dxa" w:w="100"/>
+            </w:tcMar>
+            <w:vAlign w:val="center"/>
+          </w:tcPr>
+          <w:p>
+            <w:pPr>
+              <w:spacing w:after="0"/>
+            </w:pPr>
+            <w:r>
+              <w:rPr>
+                <w:rFonts w:ascii="Calibri" w:cs="Calibri" w:eastAsia="Calibri" w:hAnsi="Calibri"/>
+                <w:b w:val="false"/>
+                <w:bCs w:val="false"/>
+                <w:color w:val="1F2937"/>
+                <w:sz w:val="20"/>
+                <w:szCs w:val="20"/>
+              </w:rPr>
+              <w:t xml:space="preserve">Entry valid, but no connected endpoints currently match the target scope — nothing to do this run. Logged as an info entry.</w:t>
+            </w:r>
+          </w:p>
+        </w:tc>
+        <w:tc>
+          <w:tcPr>
+            <w:tcW w:type="dxa" w:w="3360"/>
+            <w:tcMar>
+              <w:top w:type="dxa" w:w="60"/>
+              <w:left w:type="dxa" w:w="100"/>
+              <w:bottom w:type="dxa" w:w="60"/>
+              <w:right w:type="dxa" w:w="100"/>
+            </w:tcMar>
+            <w:vAlign w:val="center"/>
+          </w:tcPr>
+          <w:p>
+            <w:pPr>
+              <w:spacing w:after="0"/>
+            </w:pPr>
+            <w:r>
+              <w:rPr>
+                <w:rFonts w:ascii="Calibri" w:cs="Calibri" w:eastAsia="Calibri" w:hAnsi="Calibri"/>
+                <w:b w:val="false"/>
+                <w:bCs w:val="false"/>
+                <w:color w:val="1F2937"/>
+                <w:sz w:val="20"/>
+                <w:szCs w:val="20"/>
+              </w:rPr>
+              <w:t xml:space="preserve">None — keeps recurring jobs quiet for not-yet-populated OS scopes.</w:t>
+            </w:r>
+          </w:p>
+        </w:tc>
+      </w:tr>
+      <w:tr>
+        <w:trPr>
+          <w:tblHeader w:val="false"/>
+        </w:trPr>
+        <w:tc>
+          <w:tcPr>
+            <w:tcW w:type="dxa" w:w="2200"/>
+            <w:tcMar>
+              <w:top w:type="dxa" w:w="60"/>
+              <w:left w:type="dxa" w:w="100"/>
+              <w:bottom w:type="dxa" w:w="60"/>
+              <w:right w:type="dxa" w:w="100"/>
+            </w:tcMar>
+            <w:vAlign w:val="center"/>
+          </w:tcPr>
+          <w:p>
+            <w:pPr>
+              <w:spacing w:after="0"/>
+            </w:pPr>
+            <w:r>
+              <w:rPr>
+                <w:rFonts w:ascii="Calibri" w:cs="Calibri" w:eastAsia="Calibri" w:hAnsi="Calibri"/>
+                <w:b w:val="false"/>
+                <w:bCs w:val="false"/>
+                <w:color w:val="1F2937"/>
+                <w:sz w:val="20"/>
+                <w:szCs w:val="20"/>
+              </w:rPr>
+              <w:t xml:space="preserve">ok: false + reason</w:t>
+            </w:r>
+          </w:p>
+        </w:tc>
+        <w:tc>
+          <w:tcPr>
+            <w:tcW w:type="dxa" w:w="3800"/>
+            <w:tcMar>
+              <w:top w:type="dxa" w:w="60"/>
+              <w:left w:type="dxa" w:w="100"/>
+              <w:bottom w:type="dxa" w:w="60"/>
+              <w:right w:type="dxa" w:w="100"/>
+            </w:tcMar>
+            <w:vAlign w:val="center"/>
+          </w:tcPr>
+          <w:p>
+            <w:pPr>
+              <w:spacing w:after="0"/>
+            </w:pPr>
+            <w:r>
+              <w:rPr>
+                <w:rFonts w:ascii="Calibri" w:cs="Calibri" w:eastAsia="Calibri" w:hAnsi="Calibri"/>
+                <w:b w:val="false"/>
+                <w:bCs w:val="false"/>
+                <w:color w:val="1F2937"/>
+                <w:sz w:val="20"/>
+                <w:szCs w:val="20"/>
+              </w:rPr>
+              <w:t xml:space="preserve">Real failure: script not found, ambiguous name, endpoint query error, or execution failure. The reason states which.</w:t>
+            </w:r>
+          </w:p>
+        </w:tc>
+        <w:tc>
+          <w:tcPr>
+            <w:tcW w:type="dxa" w:w="3360"/>
+            <w:tcMar>
+              <w:top w:type="dxa" w:w="60"/>
+              <w:left w:type="dxa" w:w="100"/>
+              <w:bottom w:type="dxa" w:w="60"/>
+              <w:right w:type="dxa" w:w="100"/>
+            </w:tcMar>
+            <w:vAlign w:val="center"/>
+          </w:tcPr>
+          <w:p>
+            <w:pPr>
+              <w:spacing w:after="0"/>
+            </w:pPr>
+            <w:r>
+              <w:rPr>
+                <w:rFonts w:ascii="Calibri" w:cs="Calibri" w:eastAsia="Calibri" w:hAnsi="Calibri"/>
+                <w:b w:val="false"/>
+                <w:bCs w:val="false"/>
+                <w:color w:val="1F2937"/>
+                <w:sz w:val="20"/>
+                <w:szCs w:val="20"/>
+              </w:rPr>
+              <w:t xml:space="preserve">Failure email (when recipients configured).</w:t>
+            </w:r>
+          </w:p>
+        </w:tc>
+      </w:tr>
+    </w:tbl>
+    <w:p>
+      <w:pPr>
+        <w:pStyle w:val="Heading1"/>
+        <w:spacing w:after="160" w:before="360"/>
+      </w:pPr>
+      <w:r>
+        <w:rPr>
+          <w:rFonts w:ascii="Calibri" w:cs="Calibri" w:eastAsia="Calibri" w:hAnsi="Calibri"/>
+          <w:b/>
+          <w:bCs/>
+          <w:color w:val="E8551F"/>
+          <w:sz w:val="32"/>
+          <w:szCs w:val="32"/>
+        </w:rPr>
+        <w:t xml:space="preserve">11. Deploying the Full Pack as a Single Object (demisto-sdk)</w:t>
+      </w:r>
+    </w:p>
+    <w:p>
+      <w:pPr>
+        <w:spacing w:after="120"/>
+      </w:pPr>
+      <w:r>
+        <w:rPr>
+          <w:rFonts w:ascii="Calibri" w:cs="Calibri" w:eastAsia="Calibri" w:hAnsi="Calibri"/>
+          <w:color w:val="1F2937"/>
+          <w:sz w:val="22"/>
+          <w:szCs w:val="22"/>
+        </w:rPr>
+        <w:t xml:space="preserve">The pack can be delivered to a tenant as one artifact — a pack zip — using Palo Alto Networks' demisto-sdk. This is the recommended path for dev/test tenants and CI pipelines; production tenants normally install from the Marketplace.</w:t>
+      </w:r>
+    </w:p>
+    <w:p>
+      <w:pPr>
+        <w:pStyle w:val="Heading2"/>
+        <w:spacing w:after="120" w:before="280"/>
+      </w:pPr>
+      <w:r>
+        <w:rPr>
+          <w:rFonts w:ascii="Calibri" w:cs="Calibri" w:eastAsia="Calibri" w:hAnsi="Calibri"/>
+          <w:b/>
+          <w:bCs/>
+          <w:color w:val="1F2937"/>
+          <w:sz w:val="26"/>
+          <w:szCs w:val="26"/>
+        </w:rPr>
+        <w:t xml:space="preserve">11.1 One-time setup</w:t>
+      </w:r>
+    </w:p>
+    <w:p>
+      <w:pPr>
+        <w:pStyle w:val="ListParagraph"/>
+        <w:numPr>
+          <w:ilvl w:val="0"/>
+          <w:numId w:val="3"/>
+        </w:numPr>
+        <w:spacing w:after="80"/>
+      </w:pPr>
+      <w:r>
+        <w:rPr>
+          <w:rFonts w:ascii="Calibri" w:cs="Calibri" w:eastAsia="Calibri" w:hAnsi="Calibri"/>
+          <w:b/>
+          <w:bCs/>
+          <w:color w:val="1F2937"/>
+          <w:sz w:val="22"/>
+          <w:szCs w:val="22"/>
+        </w:rPr>
+        <w:t xml:space="preserve">Install the SDK: </w:t>
       </w:r>
       <w:r>
         <w:rPr>
@@ -5319,7 +7432,7 @@
           <w:sz w:val="20"/>
           <w:szCs w:val="20"/>
         </w:rPr>
-        <w:t xml:space="preserve">DEMISTO_BASE_URL</w:t>
+        <w:t xml:space="preserve">pip3 install demisto-sdk</w:t>
       </w:r>
       <w:r>
         <w:rPr>
@@ -5328,7 +7441,58 @@
           <w:sz w:val="22"/>
           <w:szCs w:val="22"/>
         </w:rPr>
-        <w:t xml:space="preserve"> (the api- URL of the tenant), </w:t>
+        <w:t xml:space="preserve"> (1.38+ required — older versions reject packs that declare the platform marketplace).</w:t>
+      </w:r>
+    </w:p>
+    <w:p>
+      <w:pPr>
+        <w:pStyle w:val="ListParagraph"/>
+        <w:numPr>
+          <w:ilvl w:val="0"/>
+          <w:numId w:val="3"/>
+        </w:numPr>
+        <w:spacing w:after="80"/>
+      </w:pPr>
+      <w:r>
+        <w:rPr>
+          <w:rFonts w:ascii="Calibri" w:cs="Calibri" w:eastAsia="Calibri" w:hAnsi="Calibri"/>
+          <w:b/>
+          <w:bCs/>
+          <w:color w:val="1F2937"/>
+          <w:sz w:val="22"/>
+          <w:szCs w:val="22"/>
+        </w:rPr>
+        <w:t xml:space="preserve">Place the pack in a content-repo structure. </w:t>
+      </w:r>
+      <w:r>
+        <w:rPr>
+          <w:rFonts w:ascii="Calibri" w:cs="Calibri" w:eastAsia="Calibri" w:hAnsi="Calibri"/>
+          <w:color w:val="1F2937"/>
+          <w:sz w:val="22"/>
+          <w:szCs w:val="22"/>
+        </w:rPr>
+        <w:t xml:space="preserve">demisto-sdk only runs inside a repo shaped like demisto/content: a git repository containing Packs/Koi/&lt;pack contents&gt;, an empty .private-repo-settings file at the root, and Tests/secrets_white_list.json containing {"iocs":[],"files":[],"generic_strings":[]}.</w:t>
+      </w:r>
+    </w:p>
+    <w:p>
+      <w:pPr>
+        <w:pStyle w:val="ListParagraph"/>
+        <w:numPr>
+          <w:ilvl w:val="0"/>
+          <w:numId w:val="3"/>
+        </w:numPr>
+        <w:spacing w:after="80"/>
+      </w:pPr>
+      <w:r>
+        <w:rPr>
+          <w:rFonts w:ascii="Calibri" w:cs="Calibri" w:eastAsia="Calibri" w:hAnsi="Calibri"/>
+          <w:b/>
+          <w:bCs/>
+          <w:color w:val="1F2937"/>
+          <w:sz w:val="22"/>
+          <w:szCs w:val="22"/>
+        </w:rPr>
+        <w:t xml:space="preserve">Set the connection environment variables: </w:t>
       </w:r>
       <w:r>
         <w:rPr>
@@ -5337,7 +7501,7 @@
           <w:sz w:val="20"/>
           <w:szCs w:val="20"/>
         </w:rPr>
-        <w:t xml:space="preserve">DEMISTO_API_KEY</w:t>
+        <w:t xml:space="preserve">DEMISTO_BASE_URL</w:t>
       </w:r>
       <w:r>
         <w:rPr>
@@ -5346,7 +7510,7 @@
           <w:sz w:val="22"/>
           <w:szCs w:val="22"/>
         </w:rPr>
-        <w:t xml:space="preserve">, and </w:t>
+        <w:t xml:space="preserve"> (the api- URL of the tenant), </w:t>
       </w:r>
       <w:r>
         <w:rPr>
@@ -5355,7 +7519,7 @@
           <w:sz w:val="20"/>
           <w:szCs w:val="20"/>
         </w:rPr>
-        <w:t xml:space="preserve">XSIAM_AUTH_ID</w:t>
+        <w:t xml:space="preserve">DEMISTO_API_KEY</w:t>
       </w:r>
       <w:r>
         <w:rPr>
@@ -5364,6 +7528,24 @@
           <w:sz w:val="22"/>
           <w:szCs w:val="22"/>
         </w:rPr>
+        <w:t xml:space="preserve">, and </w:t>
+      </w:r>
+      <w:r>
+        <w:rPr>
+          <w:rFonts w:ascii="Consolas" w:cs="Consolas" w:eastAsia="Consolas" w:hAnsi="Consolas"/>
+          <w:color w:val="1F2937"/>
+          <w:sz w:val="20"/>
+          <w:szCs w:val="20"/>
+        </w:rPr>
+        <w:t xml:space="preserve">XSIAM_AUTH_ID</w:t>
+      </w:r>
+      <w:r>
+        <w:rPr>
+          <w:rFonts w:ascii="Calibri" w:cs="Calibri" w:eastAsia="Calibri" w:hAnsi="Calibri"/>
+          <w:color w:val="1F2937"/>
+          <w:sz w:val="22"/>
+          <w:szCs w:val="22"/>
+        </w:rPr>
         <w:t xml:space="preserve"> (the key's ID).</w:t>
       </w:r>
     </w:p>
@@ -5381,7 +7563,7 @@
           <w:sz w:val="26"/>
           <w:szCs w:val="26"/>
         </w:rPr>
-        <w:t xml:space="preserve">10.2 Build and push</w:t>
+        <w:t xml:space="preserve">11.2 Build and push</w:t>
       </w:r>
     </w:p>
     <w:p>
@@ -5460,7 +7642,7 @@
           <w:sz w:val="26"/>
           <w:szCs w:val="26"/>
         </w:rPr>
-        <w:t xml:space="preserve">10.3 Notes verified in practice</w:t>
+        <w:t xml:space="preserve">11.3 Notes verified in practice</w:t>
       </w:r>
     </w:p>
     <w:p>
@@ -5564,7 +7746,7 @@
           <w:sz w:val="22"/>
           <w:szCs w:val="22"/>
         </w:rPr>
-        <w:t xml:space="preserve">After upload, the pack appears in the tenant at the new version and every item (integration, playbooks, rules, dashboard) is installed together — see section 12 to validate.</w:t>
+        <w:t xml:space="preserve">After upload, the pack appears in the tenant at the new version and every item (integration, playbooks, rules, dashboard) is installed together — see section 13 to validate.</w:t>
       </w:r>
     </w:p>
     <w:p>
@@ -5581,7 +7763,7 @@
           <w:sz w:val="32"/>
           <w:szCs w:val="32"/>
         </w:rPr>
-        <w:t xml:space="preserve">11. Onboarding Individual Items Manually</w:t>
+        <w:t xml:space="preserve">12. Onboarding Individual Items Manually</w:t>
       </w:r>
     </w:p>
     <w:p>
@@ -5855,7 +8037,7 @@
                 <w:sz w:val="20"/>
                 <w:szCs w:val="20"/>
               </w:rPr>
-              <w:t xml:space="preserve">Settings → Configurations → Object Setup → Lists → New List. Name it exactly "Koi Script Runner", type JSON, and paste the configuration array (section 7 of the playbook README).</w:t>
+              <w:t xml:space="preserve">Settings → Configurations → Object Setup → Lists → New List. Name it exactly "Koi Script Runner", type JSON, and paste the configuration array (section 10.2).</w:t>
             </w:r>
           </w:p>
         </w:tc>
@@ -6074,7 +8256,7 @@
           <w:sz w:val="32"/>
           <w:szCs w:val="32"/>
         </w:rPr>
-        <w:t xml:space="preserve">12. Validating That Everything Works</w:t>
+        <w:t xml:space="preserve">13. Validating That Everything Works</w:t>
       </w:r>
     </w:p>
     <w:p>
@@ -6902,7 +9084,7 @@
           <w:sz w:val="32"/>
           <w:szCs w:val="32"/>
         </w:rPr>
-        <w:t xml:space="preserve">13. Troubleshooting</w:t>
+        <w:t xml:space="preserve">14. Troubleshooting</w:t>
       </w:r>
     </w:p>
     <w:tbl>
@@ -7563,7 +9745,7 @@
           <w:sz w:val="32"/>
           <w:szCs w:val="32"/>
         </w:rPr>
-        <w:t xml:space="preserve">14. Support &amp; References</w:t>
+        <w:t xml:space="preserve">15. Support &amp; References</w:t>
       </w:r>
     </w:p>
     <w:p>

--- a/docs/KOI_Integration_Customer_Guide_v1.3.0.docx
+++ b/docs/KOI_Integration_Customer_Guide_v1.3.0.docx
@@ -5561,7 +5561,609 @@
           <w:sz w:val="26"/>
           <w:szCs w:val="26"/>
         </w:rPr>
-        <w:t xml:space="preserve">10.2 Configuration — the "Koi Script Runner" List</w:t>
+        <w:t xml:space="preserve">10.2 What must already exist on the tenant (not shipped in the pack)</w:t>
+      </w:r>
+    </w:p>
+    <w:p>
+      <w:pPr>
+        <w:spacing w:after="120"/>
+      </w:pPr>
+      <w:r>
+        <w:rPr>
+          <w:rFonts w:ascii="Calibri" w:cs="Calibri" w:eastAsia="Calibri" w:hAnsi="Calibri"/>
+          <w:color w:val="1F2937"/>
+          <w:sz w:val="22"/>
+          <w:szCs w:val="22"/>
+        </w:rPr>
+        <w:t xml:space="preserve">The playbooks reference several objects strictly by name at runtime. None of these are delivered by the pack — they must be created on the tenant before the first run, with names that match the configuration exactly (case and spacing included):</w:t>
+      </w:r>
+    </w:p>
+    <w:tbl>
+      <w:tblPr>
+        <w:tblW w:type="dxa" w:w="9360"/>
+        <w:tblBorders>
+          <w:top w:val="single" w:color="auto" w:sz="4"/>
+          <w:left w:val="single" w:color="auto" w:sz="4"/>
+          <w:bottom w:val="single" w:color="auto" w:sz="4"/>
+          <w:right w:val="single" w:color="auto" w:sz="4"/>
+          <w:insideH w:val="single" w:color="auto" w:sz="4"/>
+          <w:insideV w:val="single" w:color="auto" w:sz="4"/>
+        </w:tblBorders>
+      </w:tblPr>
+      <w:tblGrid>
+        <w:gridCol w:w="2700"/>
+        <w:gridCol w:w="2660"/>
+        <w:gridCol w:w="4000"/>
+      </w:tblGrid>
+      <w:tr>
+        <w:trPr>
+          <w:tblHeader/>
+        </w:trPr>
+        <w:tc>
+          <w:tcPr>
+            <w:tcW w:type="dxa" w:w="2700"/>
+            <w:shd w:fill="334155" w:val="clear"/>
+            <w:tcMar>
+              <w:top w:type="dxa" w:w="60"/>
+              <w:left w:type="dxa" w:w="100"/>
+              <w:bottom w:type="dxa" w:w="60"/>
+              <w:right w:type="dxa" w:w="100"/>
+            </w:tcMar>
+            <w:vAlign w:val="center"/>
+          </w:tcPr>
+          <w:p>
+            <w:pPr>
+              <w:spacing w:after="0"/>
+            </w:pPr>
+            <w:r>
+              <w:rPr>
+                <w:rFonts w:ascii="Calibri" w:cs="Calibri" w:eastAsia="Calibri" w:hAnsi="Calibri"/>
+                <w:b/>
+                <w:bCs/>
+                <w:color w:val="FFFFFF"/>
+                <w:sz w:val="21"/>
+                <w:szCs w:val="21"/>
+              </w:rPr>
+              <w:t xml:space="preserve">Dependency</w:t>
+            </w:r>
+          </w:p>
+        </w:tc>
+        <w:tc>
+          <w:tcPr>
+            <w:tcW w:type="dxa" w:w="2660"/>
+            <w:shd w:fill="334155" w:val="clear"/>
+            <w:tcMar>
+              <w:top w:type="dxa" w:w="60"/>
+              <w:left w:type="dxa" w:w="100"/>
+              <w:bottom w:type="dxa" w:w="60"/>
+              <w:right w:type="dxa" w:w="100"/>
+            </w:tcMar>
+            <w:vAlign w:val="center"/>
+          </w:tcPr>
+          <w:p>
+            <w:pPr>
+              <w:spacing w:after="0"/>
+            </w:pPr>
+            <w:r>
+              <w:rPr>
+                <w:rFonts w:ascii="Calibri" w:cs="Calibri" w:eastAsia="Calibri" w:hAnsi="Calibri"/>
+                <w:b/>
+                <w:bCs/>
+                <w:color w:val="FFFFFF"/>
+                <w:sz w:val="21"/>
+                <w:szCs w:val="21"/>
+              </w:rPr>
+              <w:t xml:space="preserve">Where it lives</w:t>
+            </w:r>
+          </w:p>
+        </w:tc>
+        <w:tc>
+          <w:tcPr>
+            <w:tcW w:type="dxa" w:w="4000"/>
+            <w:shd w:fill="334155" w:val="clear"/>
+            <w:tcMar>
+              <w:top w:type="dxa" w:w="60"/>
+              <w:left w:type="dxa" w:w="100"/>
+              <w:bottom w:type="dxa" w:w="60"/>
+              <w:right w:type="dxa" w:w="100"/>
+            </w:tcMar>
+            <w:vAlign w:val="center"/>
+          </w:tcPr>
+          <w:p>
+            <w:pPr>
+              <w:spacing w:after="0"/>
+            </w:pPr>
+            <w:r>
+              <w:rPr>
+                <w:rFonts w:ascii="Calibri" w:cs="Calibri" w:eastAsia="Calibri" w:hAnsi="Calibri"/>
+                <w:b/>
+                <w:bCs/>
+                <w:color w:val="FFFFFF"/>
+                <w:sz w:val="21"/>
+                <w:szCs w:val="21"/>
+              </w:rPr>
+              <w:t xml:space="preserve">Requirement</w:t>
+            </w:r>
+          </w:p>
+        </w:tc>
+      </w:tr>
+      <w:tr>
+        <w:trPr>
+          <w:tblHeader w:val="false"/>
+        </w:trPr>
+        <w:tc>
+          <w:tcPr>
+            <w:tcW w:type="dxa" w:w="2700"/>
+            <w:tcMar>
+              <w:top w:type="dxa" w:w="60"/>
+              <w:left w:type="dxa" w:w="100"/>
+              <w:bottom w:type="dxa" w:w="60"/>
+              <w:right w:type="dxa" w:w="100"/>
+            </w:tcMar>
+            <w:vAlign w:val="center"/>
+          </w:tcPr>
+          <w:p>
+            <w:pPr>
+              <w:spacing w:after="0"/>
+            </w:pPr>
+            <w:r>
+              <w:rPr>
+                <w:rFonts w:ascii="Calibri" w:cs="Calibri" w:eastAsia="Calibri" w:hAnsi="Calibri"/>
+                <w:b w:val="false"/>
+                <w:bCs w:val="false"/>
+                <w:color w:val="1F2937"/>
+                <w:sz w:val="20"/>
+                <w:szCs w:val="20"/>
+              </w:rPr>
+              <w:t xml:space="preserve">KOI script package(s)</w:t>
+            </w:r>
+          </w:p>
+        </w:tc>
+        <w:tc>
+          <w:tcPr>
+            <w:tcW w:type="dxa" w:w="2660"/>
+            <w:tcMar>
+              <w:top w:type="dxa" w:w="60"/>
+              <w:left w:type="dxa" w:w="100"/>
+              <w:bottom w:type="dxa" w:w="60"/>
+              <w:right w:type="dxa" w:w="100"/>
+            </w:tcMar>
+            <w:vAlign w:val="center"/>
+          </w:tcPr>
+          <w:p>
+            <w:pPr>
+              <w:spacing w:after="0"/>
+            </w:pPr>
+            <w:r>
+              <w:rPr>
+                <w:rFonts w:ascii="Calibri" w:cs="Calibri" w:eastAsia="Calibri" w:hAnsi="Calibri"/>
+                <w:b w:val="false"/>
+                <w:bCs w:val="false"/>
+                <w:color w:val="1F2937"/>
+                <w:sz w:val="20"/>
+                <w:szCs w:val="20"/>
+              </w:rPr>
+              <w:t xml:space="preserve">Action Center → Scripts Library</w:t>
+            </w:r>
+          </w:p>
+        </w:tc>
+        <w:tc>
+          <w:tcPr>
+            <w:tcW w:type="dxa" w:w="4000"/>
+            <w:tcMar>
+              <w:top w:type="dxa" w:w="60"/>
+              <w:left w:type="dxa" w:w="100"/>
+              <w:bottom w:type="dxa" w:w="60"/>
+              <w:right w:type="dxa" w:w="100"/>
+            </w:tcMar>
+            <w:vAlign w:val="center"/>
+          </w:tcPr>
+          <w:p>
+            <w:pPr>
+              <w:spacing w:after="0"/>
+            </w:pPr>
+            <w:r>
+              <w:rPr>
+                <w:rFonts w:ascii="Calibri" w:cs="Calibri" w:eastAsia="Calibri" w:hAnsi="Calibri"/>
+                <w:b w:val="false"/>
+                <w:bCs w:val="false"/>
+                <w:color w:val="1F2937"/>
+                <w:sz w:val="20"/>
+                <w:szCs w:val="20"/>
+              </w:rPr>
+              <w:t xml:space="preserve">Upload the KOI deployment script(s) yourself — they are NOT part of this pack. The Library name must match the List's script.name exactly (e.g., "KOI Deployment Script - Windows"). To make the reference rename-proof, pin script.uuid instead.</w:t>
+            </w:r>
+          </w:p>
+        </w:tc>
+      </w:tr>
+      <w:tr>
+        <w:trPr>
+          <w:tblHeader w:val="false"/>
+        </w:trPr>
+        <w:tc>
+          <w:tcPr>
+            <w:tcW w:type="dxa" w:w="2700"/>
+            <w:tcMar>
+              <w:top w:type="dxa" w:w="60"/>
+              <w:left w:type="dxa" w:w="100"/>
+              <w:bottom w:type="dxa" w:w="60"/>
+              <w:right w:type="dxa" w:w="100"/>
+            </w:tcMar>
+            <w:vAlign w:val="center"/>
+          </w:tcPr>
+          <w:p>
+            <w:pPr>
+              <w:spacing w:after="0"/>
+            </w:pPr>
+            <w:r>
+              <w:rPr>
+                <w:rFonts w:ascii="Calibri" w:cs="Calibri" w:eastAsia="Calibri" w:hAnsi="Calibri"/>
+                <w:b w:val="false"/>
+                <w:bCs w:val="false"/>
+                <w:color w:val="1F2937"/>
+                <w:sz w:val="20"/>
+                <w:szCs w:val="20"/>
+              </w:rPr>
+              <w:t xml:space="preserve">Endpoint group(s)</w:t>
+            </w:r>
+          </w:p>
+        </w:tc>
+        <w:tc>
+          <w:tcPr>
+            <w:tcW w:type="dxa" w:w="2660"/>
+            <w:tcMar>
+              <w:top w:type="dxa" w:w="60"/>
+              <w:left w:type="dxa" w:w="100"/>
+              <w:bottom w:type="dxa" w:w="60"/>
+              <w:right w:type="dxa" w:w="100"/>
+            </w:tcMar>
+            <w:vAlign w:val="center"/>
+          </w:tcPr>
+          <w:p>
+            <w:pPr>
+              <w:spacing w:after="0"/>
+            </w:pPr>
+            <w:r>
+              <w:rPr>
+                <w:rFonts w:ascii="Calibri" w:cs="Calibri" w:eastAsia="Calibri" w:hAnsi="Calibri"/>
+                <w:b w:val="false"/>
+                <w:bCs w:val="false"/>
+                <w:color w:val="1F2937"/>
+                <w:sz w:val="20"/>
+                <w:szCs w:val="20"/>
+              </w:rPr>
+              <w:t xml:space="preserve">Endpoints → Endpoint Groups</w:t>
+            </w:r>
+          </w:p>
+        </w:tc>
+        <w:tc>
+          <w:tcPr>
+            <w:tcW w:type="dxa" w:w="4000"/>
+            <w:tcMar>
+              <w:top w:type="dxa" w:w="60"/>
+              <w:left w:type="dxa" w:w="100"/>
+              <w:bottom w:type="dxa" w:w="60"/>
+              <w:right w:type="dxa" w:w="100"/>
+            </w:tcMar>
+            <w:vAlign w:val="center"/>
+          </w:tcPr>
+          <w:p>
+            <w:pPr>
+              <w:spacing w:after="0"/>
+            </w:pPr>
+            <w:r>
+              <w:rPr>
+                <w:rFonts w:ascii="Calibri" w:cs="Calibri" w:eastAsia="Calibri" w:hAnsi="Calibri"/>
+                <w:b w:val="false"/>
+                <w:bCs w:val="false"/>
+                <w:color w:val="1F2937"/>
+                <w:sz w:val="20"/>
+                <w:szCs w:val="20"/>
+              </w:rPr>
+              <w:t xml:space="preserve">Every group named in target.endpoint_groups must exist and contain the intended agents. Alternatively, scope by target.endpoint_hostnames.</w:t>
+            </w:r>
+          </w:p>
+        </w:tc>
+      </w:tr>
+      <w:tr>
+        <w:trPr>
+          <w:tblHeader w:val="false"/>
+        </w:trPr>
+        <w:tc>
+          <w:tcPr>
+            <w:tcW w:type="dxa" w:w="2700"/>
+            <w:tcMar>
+              <w:top w:type="dxa" w:w="60"/>
+              <w:left w:type="dxa" w:w="100"/>
+              <w:bottom w:type="dxa" w:w="60"/>
+              <w:right w:type="dxa" w:w="100"/>
+            </w:tcMar>
+            <w:vAlign w:val="center"/>
+          </w:tcPr>
+          <w:p>
+            <w:pPr>
+              <w:spacing w:after="0"/>
+            </w:pPr>
+            <w:r>
+              <w:rPr>
+                <w:rFonts w:ascii="Calibri" w:cs="Calibri" w:eastAsia="Calibri" w:hAnsi="Calibri"/>
+                <w:b w:val="false"/>
+                <w:bCs w:val="false"/>
+                <w:color w:val="1F2937"/>
+                <w:sz w:val="20"/>
+                <w:szCs w:val="20"/>
+              </w:rPr>
+              <w:t xml:space="preserve">Target agents</w:t>
+            </w:r>
+          </w:p>
+        </w:tc>
+        <w:tc>
+          <w:tcPr>
+            <w:tcW w:type="dxa" w:w="2660"/>
+            <w:tcMar>
+              <w:top w:type="dxa" w:w="60"/>
+              <w:left w:type="dxa" w:w="100"/>
+              <w:bottom w:type="dxa" w:w="60"/>
+              <w:right w:type="dxa" w:w="100"/>
+            </w:tcMar>
+            <w:vAlign w:val="center"/>
+          </w:tcPr>
+          <w:p>
+            <w:pPr>
+              <w:spacing w:after="0"/>
+            </w:pPr>
+            <w:r>
+              <w:rPr>
+                <w:rFonts w:ascii="Calibri" w:cs="Calibri" w:eastAsia="Calibri" w:hAnsi="Calibri"/>
+                <w:b w:val="false"/>
+                <w:bCs w:val="false"/>
+                <w:color w:val="1F2937"/>
+                <w:sz w:val="20"/>
+                <w:szCs w:val="20"/>
+              </w:rPr>
+              <w:t xml:space="preserve">Endpoints</w:t>
+            </w:r>
+          </w:p>
+        </w:tc>
+        <w:tc>
+          <w:tcPr>
+            <w:tcW w:type="dxa" w:w="4000"/>
+            <w:tcMar>
+              <w:top w:type="dxa" w:w="60"/>
+              <w:left w:type="dxa" w:w="100"/>
+              <w:bottom w:type="dxa" w:w="60"/>
+              <w:right w:type="dxa" w:w="100"/>
+            </w:tcMar>
+            <w:vAlign w:val="center"/>
+          </w:tcPr>
+          <w:p>
+            <w:pPr>
+              <w:spacing w:after="0"/>
+            </w:pPr>
+            <w:r>
+              <w:rPr>
+                <w:rFonts w:ascii="Calibri" w:cs="Calibri" w:eastAsia="Calibri" w:hAnsi="Calibri"/>
+                <w:b w:val="false"/>
+                <w:bCs w:val="false"/>
+                <w:color w:val="1F2937"/>
+                <w:sz w:val="20"/>
+                <w:szCs w:val="20"/>
+              </w:rPr>
+              <w:t xml:space="preserve">Cortex agents installed on the targets, CONNECTED and not isolated, with an OS matching the entry's endpoint_os — otherwise the entry reports skipped.</w:t>
+            </w:r>
+          </w:p>
+        </w:tc>
+      </w:tr>
+      <w:tr>
+        <w:trPr>
+          <w:tblHeader w:val="false"/>
+        </w:trPr>
+        <w:tc>
+          <w:tcPr>
+            <w:tcW w:type="dxa" w:w="2700"/>
+            <w:tcMar>
+              <w:top w:type="dxa" w:w="60"/>
+              <w:left w:type="dxa" w:w="100"/>
+              <w:bottom w:type="dxa" w:w="60"/>
+              <w:right w:type="dxa" w:w="100"/>
+            </w:tcMar>
+            <w:vAlign w:val="center"/>
+          </w:tcPr>
+          <w:p>
+            <w:pPr>
+              <w:spacing w:after="0"/>
+            </w:pPr>
+            <w:r>
+              <w:rPr>
+                <w:rFonts w:ascii="Calibri" w:cs="Calibri" w:eastAsia="Calibri" w:hAnsi="Calibri"/>
+                <w:b w:val="false"/>
+                <w:bCs w:val="false"/>
+                <w:color w:val="1F2937"/>
+                <w:sz w:val="20"/>
+                <w:szCs w:val="20"/>
+              </w:rPr>
+              <w:t xml:space="preserve">Configuration List</w:t>
+            </w:r>
+          </w:p>
+        </w:tc>
+        <w:tc>
+          <w:tcPr>
+            <w:tcW w:type="dxa" w:w="2660"/>
+            <w:tcMar>
+              <w:top w:type="dxa" w:w="60"/>
+              <w:left w:type="dxa" w:w="100"/>
+              <w:bottom w:type="dxa" w:w="60"/>
+              <w:right w:type="dxa" w:w="100"/>
+            </w:tcMar>
+            <w:vAlign w:val="center"/>
+          </w:tcPr>
+          <w:p>
+            <w:pPr>
+              <w:spacing w:after="0"/>
+            </w:pPr>
+            <w:r>
+              <w:rPr>
+                <w:rFonts w:ascii="Calibri" w:cs="Calibri" w:eastAsia="Calibri" w:hAnsi="Calibri"/>
+                <w:b w:val="false"/>
+                <w:bCs w:val="false"/>
+                <w:color w:val="1F2937"/>
+                <w:sz w:val="20"/>
+                <w:szCs w:val="20"/>
+              </w:rPr>
+              <w:t xml:space="preserve">Settings → Object Setup → Lists</w:t>
+            </w:r>
+          </w:p>
+        </w:tc>
+        <w:tc>
+          <w:tcPr>
+            <w:tcW w:type="dxa" w:w="4000"/>
+            <w:tcMar>
+              <w:top w:type="dxa" w:w="60"/>
+              <w:left w:type="dxa" w:w="100"/>
+              <w:bottom w:type="dxa" w:w="60"/>
+              <w:right w:type="dxa" w:w="100"/>
+            </w:tcMar>
+            <w:vAlign w:val="center"/>
+          </w:tcPr>
+          <w:p>
+            <w:pPr>
+              <w:spacing w:after="0"/>
+            </w:pPr>
+            <w:r>
+              <w:rPr>
+                <w:rFonts w:ascii="Calibri" w:cs="Calibri" w:eastAsia="Calibri" w:hAnsi="Calibri"/>
+                <w:b w:val="false"/>
+                <w:bCs w:val="false"/>
+                <w:color w:val="1F2937"/>
+                <w:sz w:val="20"/>
+                <w:szCs w:val="20"/>
+              </w:rPr>
+              <w:t xml:space="preserve">A JSON List named exactly "Koi Script Runner" (section 10.3).</w:t>
+            </w:r>
+          </w:p>
+        </w:tc>
+      </w:tr>
+      <w:tr>
+        <w:trPr>
+          <w:tblHeader w:val="false"/>
+        </w:trPr>
+        <w:tc>
+          <w:tcPr>
+            <w:tcW w:type="dxa" w:w="2700"/>
+            <w:tcMar>
+              <w:top w:type="dxa" w:w="60"/>
+              <w:left w:type="dxa" w:w="100"/>
+              <w:bottom w:type="dxa" w:w="60"/>
+              <w:right w:type="dxa" w:w="100"/>
+            </w:tcMar>
+            <w:vAlign w:val="center"/>
+          </w:tcPr>
+          <w:p>
+            <w:pPr>
+              <w:spacing w:after="0"/>
+            </w:pPr>
+            <w:r>
+              <w:rPr>
+                <w:rFonts w:ascii="Calibri" w:cs="Calibri" w:eastAsia="Calibri" w:hAnsi="Calibri"/>
+                <w:b w:val="false"/>
+                <w:bCs w:val="false"/>
+                <w:color w:val="1F2937"/>
+                <w:sz w:val="20"/>
+                <w:szCs w:val="20"/>
+              </w:rPr>
+              <w:t xml:space="preserve">Mail-sender instance (optional)</w:t>
+            </w:r>
+          </w:p>
+        </w:tc>
+        <w:tc>
+          <w:tcPr>
+            <w:tcW w:type="dxa" w:w="2660"/>
+            <w:tcMar>
+              <w:top w:type="dxa" w:w="60"/>
+              <w:left w:type="dxa" w:w="100"/>
+              <w:bottom w:type="dxa" w:w="60"/>
+              <w:right w:type="dxa" w:w="100"/>
+            </w:tcMar>
+            <w:vAlign w:val="center"/>
+          </w:tcPr>
+          <w:p>
+            <w:pPr>
+              <w:spacing w:after="0"/>
+            </w:pPr>
+            <w:r>
+              <w:rPr>
+                <w:rFonts w:ascii="Calibri" w:cs="Calibri" w:eastAsia="Calibri" w:hAnsi="Calibri"/>
+                <w:b w:val="false"/>
+                <w:bCs w:val="false"/>
+                <w:color w:val="1F2937"/>
+                <w:sz w:val="20"/>
+                <w:szCs w:val="20"/>
+              </w:rPr>
+              <w:t xml:space="preserve">Automation &amp; Feed Integrations</w:t>
+            </w:r>
+          </w:p>
+        </w:tc>
+        <w:tc>
+          <w:tcPr>
+            <w:tcW w:type="dxa" w:w="4000"/>
+            <w:tcMar>
+              <w:top w:type="dxa" w:w="60"/>
+              <w:left w:type="dxa" w:w="100"/>
+              <w:bottom w:type="dxa" w:w="60"/>
+              <w:right w:type="dxa" w:w="100"/>
+            </w:tcMar>
+            <w:vAlign w:val="center"/>
+          </w:tcPr>
+          <w:p>
+            <w:pPr>
+              <w:spacing w:after="0"/>
+            </w:pPr>
+            <w:r>
+              <w:rPr>
+                <w:rFonts w:ascii="Calibri" w:cs="Calibri" w:eastAsia="Calibri" w:hAnsi="Calibri"/>
+                <w:b w:val="false"/>
+                <w:bCs w:val="false"/>
+                <w:color w:val="1F2937"/>
+                <w:sz w:val="20"/>
+                <w:szCs w:val="20"/>
+              </w:rPr>
+              <w:t xml:space="preserve">Required only when notifications are configured: an enabled instance that supports send-mail. If notification.sendmail_instance.name is set, an instance with that exact name must exist.</w:t>
+            </w:r>
+          </w:p>
+        </w:tc>
+      </w:tr>
+    </w:tbl>
+    <w:p>
+      <w:pPr>
+        <w:spacing w:after="120"/>
+      </w:pPr>
+      <w:r>
+        <w:rPr>
+          <w:rFonts w:ascii="Calibri" w:cs="Calibri" w:eastAsia="Calibri" w:hAnsi="Calibri"/>
+          <w:i/>
+          <w:iCs/>
+          <w:color w:val="6B7280"/>
+          <w:sz w:val="22"/>
+          <w:szCs w:val="22"/>
+        </w:rPr>
+        <w:t xml:space="preserve">Everything binds by name at run time: renaming a script in Action Center, an endpoint group, the List, or a mail instance — without updating the List configuration — causes the next run to fail or skip (the war-room reason states which reference broke).</w:t>
+      </w:r>
+    </w:p>
+    <w:p>
+      <w:pPr>
+        <w:pStyle w:val="Heading2"/>
+        <w:spacing w:after="120" w:before="280"/>
+      </w:pPr>
+      <w:r>
+        <w:rPr>
+          <w:rFonts w:ascii="Calibri" w:cs="Calibri" w:eastAsia="Calibri" w:hAnsi="Calibri"/>
+          <w:b/>
+          <w:bCs/>
+          <w:color w:val="1F2937"/>
+          <w:sz w:val="26"/>
+          <w:szCs w:val="26"/>
+        </w:rPr>
+        <w:t xml:space="preserve">10.3 Configuration — the "Koi Script Runner" List</w:t>
       </w:r>
     </w:p>
     <w:p>
@@ -6832,7 +7434,7 @@
           <w:sz w:val="26"/>
           <w:szCs w:val="26"/>
         </w:rPr>
-        <w:t xml:space="preserve">10.3 How scripts are matched to endpoints</w:t>
+        <w:t xml:space="preserve">10.4 How scripts are matched to endpoints</w:t>
       </w:r>
     </w:p>
     <w:p>
@@ -6863,7 +7465,7 @@
           <w:sz w:val="26"/>
           <w:szCs w:val="26"/>
         </w:rPr>
-        <w:t xml:space="preserve">10.4 Job setup</w:t>
+        <w:t xml:space="preserve">10.5 Job setup</w:t>
       </w:r>
     </w:p>
     <w:p>
@@ -6977,7 +7579,7 @@
           <w:sz w:val="26"/>
           <w:szCs w:val="26"/>
         </w:rPr>
-        <w:t xml:space="preserve">10.5 Run outcomes</w:t>
+        <w:t xml:space="preserve">10.6 Run outcomes</w:t>
       </w:r>
     </w:p>
     <w:tbl>
@@ -8037,7 +8639,7 @@
                 <w:sz w:val="20"/>
                 <w:szCs w:val="20"/>
               </w:rPr>
-              <w:t xml:space="preserve">Settings → Configurations → Object Setup → Lists → New List. Name it exactly "Koi Script Runner", type JSON, and paste the configuration array (section 10.2).</w:t>
+              <w:t xml:space="preserve">Settings → Configurations → Object Setup → Lists → New List. Name it exactly "Koi Script Runner", type JSON, and paste the configuration array (section 10.3).</w:t>
             </w:r>
           </w:p>
         </w:tc>

--- a/docs/KOI_Integration_Customer_Guide_v1.3.0.docx
+++ b/docs/KOI_Integration_Customer_Guide_v1.3.0.docx
@@ -401,7 +401,7 @@
                 <w:sz w:val="20"/>
                 <w:szCs w:val="20"/>
               </w:rPr>
-              <w:t xml:space="preserve">July 15, 2026</w:t>
+              <w:t xml:space="preserve">July 20, 2026</w:t>
             </w:r>
           </w:p>
         </w:tc>
@@ -901,6 +901,67 @@
           </w:p>
         </w:tc>
       </w:tr>
+      <w:tr>
+        <w:trPr>
+          <w:tblHeader w:val="false"/>
+        </w:trPr>
+        <w:tc>
+          <w:tcPr>
+            <w:tcW w:type="dxa" w:w="3000"/>
+            <w:tcMar>
+              <w:top w:type="dxa" w:w="60"/>
+              <w:left w:type="dxa" w:w="100"/>
+              <w:bottom w:type="dxa" w:w="60"/>
+              <w:right w:type="dxa" w:w="100"/>
+            </w:tcMar>
+            <w:vAlign w:val="center"/>
+          </w:tcPr>
+          <w:p>
+            <w:pPr>
+              <w:spacing w:after="0"/>
+            </w:pPr>
+            <w:r>
+              <w:rPr>
+                <w:rFonts w:ascii="Calibri" w:cs="Calibri" w:eastAsia="Calibri" w:hAnsi="Calibri"/>
+                <w:b w:val="false"/>
+                <w:bCs w:val="false"/>
+                <w:color w:val="1F2937"/>
+                <w:sz w:val="20"/>
+                <w:szCs w:val="20"/>
+              </w:rPr>
+              <w:t xml:space="preserve">Alert triage, investigation &amp; response playbooks</w:t>
+            </w:r>
+          </w:p>
+        </w:tc>
+        <w:tc>
+          <w:tcPr>
+            <w:tcW w:type="dxa" w:w="6360"/>
+            <w:tcMar>
+              <w:top w:type="dxa" w:w="60"/>
+              <w:left w:type="dxa" w:w="100"/>
+              <w:bottom w:type="dxa" w:w="60"/>
+              <w:right w:type="dxa" w:w="100"/>
+            </w:tcMar>
+            <w:vAlign w:val="center"/>
+          </w:tcPr>
+          <w:p>
+            <w:pPr>
+              <w:spacing w:after="0"/>
+            </w:pPr>
+            <w:r>
+              <w:rPr>
+                <w:rFonts w:ascii="Calibri" w:cs="Calibri" w:eastAsia="Calibri" w:hAnsi="Calibri"/>
+                <w:b w:val="false"/>
+                <w:bCs w:val="false"/>
+                <w:color w:val="1F2937"/>
+                <w:sz w:val="20"/>
+                <w:szCs w:val="20"/>
+              </w:rPr>
+              <w:t xml:space="preserve">Seven playbooks that triage each KOI alert, run a full item and device investigation, compute a verdict, and drive analyst-gated response (section 11).</w:t>
+            </w:r>
+          </w:p>
+        </w:tc>
+      </w:tr>
     </w:tbl>
     <w:p>
       <w:pPr>
@@ -916,7 +977,592 @@
           <w:sz w:val="26"/>
           <w:szCs w:val="26"/>
         </w:rPr>
-        <w:t xml:space="preserve">1.3 What's new in pack 1.3.0</w:t>
+        <w:t xml:space="preserve">1.3 Pack capabilities at a glance</w:t>
+      </w:r>
+    </w:p>
+    <w:tbl>
+      <w:tblPr>
+        <w:tblW w:type="dxa" w:w="9360"/>
+        <w:tblBorders>
+          <w:top w:val="single" w:color="auto" w:sz="4"/>
+          <w:left w:val="single" w:color="auto" w:sz="4"/>
+          <w:bottom w:val="single" w:color="auto" w:sz="4"/>
+          <w:right w:val="single" w:color="auto" w:sz="4"/>
+          <w:insideH w:val="single" w:color="auto" w:sz="4"/>
+          <w:insideV w:val="single" w:color="auto" w:sz="4"/>
+        </w:tblBorders>
+      </w:tblPr>
+      <w:tblGrid>
+        <w:gridCol w:w="2600"/>
+        <w:gridCol w:w="6760"/>
+      </w:tblGrid>
+      <w:tr>
+        <w:trPr>
+          <w:tblHeader/>
+        </w:trPr>
+        <w:tc>
+          <w:tcPr>
+            <w:tcW w:type="dxa" w:w="2600"/>
+            <w:shd w:fill="334155" w:val="clear"/>
+            <w:tcMar>
+              <w:top w:type="dxa" w:w="60"/>
+              <w:left w:type="dxa" w:w="100"/>
+              <w:bottom w:type="dxa" w:w="60"/>
+              <w:right w:type="dxa" w:w="100"/>
+            </w:tcMar>
+            <w:vAlign w:val="center"/>
+          </w:tcPr>
+          <w:p>
+            <w:pPr>
+              <w:spacing w:after="0"/>
+            </w:pPr>
+            <w:r>
+              <w:rPr>
+                <w:rFonts w:ascii="Calibri" w:cs="Calibri" w:eastAsia="Calibri" w:hAnsi="Calibri"/>
+                <w:b/>
+                <w:bCs/>
+                <w:color w:val="FFFFFF"/>
+                <w:sz w:val="21"/>
+                <w:szCs w:val="21"/>
+              </w:rPr>
+              <w:t xml:space="preserve">Capability</w:t>
+            </w:r>
+          </w:p>
+        </w:tc>
+        <w:tc>
+          <w:tcPr>
+            <w:tcW w:type="dxa" w:w="6760"/>
+            <w:shd w:fill="334155" w:val="clear"/>
+            <w:tcMar>
+              <w:top w:type="dxa" w:w="60"/>
+              <w:left w:type="dxa" w:w="100"/>
+              <w:bottom w:type="dxa" w:w="60"/>
+              <w:right w:type="dxa" w:w="100"/>
+            </w:tcMar>
+            <w:vAlign w:val="center"/>
+          </w:tcPr>
+          <w:p>
+            <w:pPr>
+              <w:spacing w:after="0"/>
+            </w:pPr>
+            <w:r>
+              <w:rPr>
+                <w:rFonts w:ascii="Calibri" w:cs="Calibri" w:eastAsia="Calibri" w:hAnsi="Calibri"/>
+                <w:b/>
+                <w:bCs/>
+                <w:color w:val="FFFFFF"/>
+                <w:sz w:val="21"/>
+                <w:szCs w:val="21"/>
+              </w:rPr>
+              <w:t xml:space="preserve">What you get</w:t>
+            </w:r>
+          </w:p>
+        </w:tc>
+      </w:tr>
+      <w:tr>
+        <w:trPr>
+          <w:tblHeader w:val="false"/>
+        </w:trPr>
+        <w:tc>
+          <w:tcPr>
+            <w:tcW w:type="dxa" w:w="2600"/>
+            <w:tcMar>
+              <w:top w:type="dxa" w:w="60"/>
+              <w:left w:type="dxa" w:w="100"/>
+              <w:bottom w:type="dxa" w:w="60"/>
+              <w:right w:type="dxa" w:w="100"/>
+            </w:tcMar>
+            <w:vAlign w:val="center"/>
+          </w:tcPr>
+          <w:p>
+            <w:pPr>
+              <w:spacing w:after="0"/>
+            </w:pPr>
+            <w:r>
+              <w:rPr>
+                <w:rFonts w:ascii="Calibri" w:cs="Calibri" w:eastAsia="Calibri" w:hAnsi="Calibri"/>
+                <w:b w:val="false"/>
+                <w:bCs w:val="false"/>
+                <w:color w:val="1F2937"/>
+                <w:sz w:val="20"/>
+                <w:szCs w:val="20"/>
+              </w:rPr>
+              <w:t xml:space="preserve">Telemetry collection</w:t>
+            </w:r>
+          </w:p>
+        </w:tc>
+        <w:tc>
+          <w:tcPr>
+            <w:tcW w:type="dxa" w:w="6760"/>
+            <w:tcMar>
+              <w:top w:type="dxa" w:w="60"/>
+              <w:left w:type="dxa" w:w="100"/>
+              <w:bottom w:type="dxa" w:w="60"/>
+              <w:right w:type="dxa" w:w="100"/>
+            </w:tcMar>
+            <w:vAlign w:val="center"/>
+          </w:tcPr>
+          <w:p>
+            <w:pPr>
+              <w:spacing w:after="0"/>
+            </w:pPr>
+            <w:r>
+              <w:rPr>
+                <w:rFonts w:ascii="Calibri" w:cs="Calibri" w:eastAsia="Calibri" w:hAnsi="Calibri"/>
+                <w:b w:val="false"/>
+                <w:bCs w:val="false"/>
+                <w:color w:val="1F2937"/>
+                <w:sz w:val="20"/>
+                <w:szCs w:val="20"/>
+              </w:rPr>
+              <w:t xml:space="preserve">KOI Alerts and Audit logs stream into the koi_koi_raw dataset, normalized by the parsing rule and mapped to the Cortex Data Model by the modeling rule — queryable in XQL and visualized by the bundled dashboard.</w:t>
+            </w:r>
+          </w:p>
+        </w:tc>
+      </w:tr>
+      <w:tr>
+        <w:trPr>
+          <w:tblHeader w:val="false"/>
+        </w:trPr>
+        <w:tc>
+          <w:tcPr>
+            <w:tcW w:type="dxa" w:w="2600"/>
+            <w:tcMar>
+              <w:top w:type="dxa" w:w="60"/>
+              <w:left w:type="dxa" w:w="100"/>
+              <w:bottom w:type="dxa" w:w="60"/>
+              <w:right w:type="dxa" w:w="100"/>
+            </w:tcMar>
+            <w:vAlign w:val="center"/>
+          </w:tcPr>
+          <w:p>
+            <w:pPr>
+              <w:spacing w:after="0"/>
+            </w:pPr>
+            <w:r>
+              <w:rPr>
+                <w:rFonts w:ascii="Calibri" w:cs="Calibri" w:eastAsia="Calibri" w:hAnsi="Calibri"/>
+                <w:b w:val="false"/>
+                <w:bCs w:val="false"/>
+                <w:color w:val="1F2937"/>
+                <w:sz w:val="20"/>
+                <w:szCs w:val="20"/>
+              </w:rPr>
+              <w:t xml:space="preserve">Asset &amp; posture visibility</w:t>
+            </w:r>
+          </w:p>
+        </w:tc>
+        <w:tc>
+          <w:tcPr>
+            <w:tcW w:type="dxa" w:w="6760"/>
+            <w:tcMar>
+              <w:top w:type="dxa" w:w="60"/>
+              <w:left w:type="dxa" w:w="100"/>
+              <w:bottom w:type="dxa" w:w="60"/>
+              <w:right w:type="dxa" w:w="100"/>
+            </w:tcMar>
+            <w:vAlign w:val="center"/>
+          </w:tcPr>
+          <w:p>
+            <w:pPr>
+              <w:spacing w:after="0"/>
+            </w:pPr>
+            <w:r>
+              <w:rPr>
+                <w:rFonts w:ascii="Calibri" w:cs="Calibri" w:eastAsia="Calibri" w:hAnsi="Calibri"/>
+                <w:b w:val="false"/>
+                <w:bCs w:val="false"/>
+                <w:color w:val="1F2937"/>
+                <w:sz w:val="20"/>
+                <w:szCs w:val="20"/>
+              </w:rPr>
+              <w:t xml:space="preserve">Query the software your workforce actually runs — browser extensions, IDE plugins, npm/PyPI packages, desktop applications, MCP servers and other agentic-AI assets — per item or per device, with KOI's risk scoring.</w:t>
+            </w:r>
+          </w:p>
+        </w:tc>
+      </w:tr>
+      <w:tr>
+        <w:trPr>
+          <w:tblHeader w:val="false"/>
+        </w:trPr>
+        <w:tc>
+          <w:tcPr>
+            <w:tcW w:type="dxa" w:w="2600"/>
+            <w:tcMar>
+              <w:top w:type="dxa" w:w="60"/>
+              <w:left w:type="dxa" w:w="100"/>
+              <w:bottom w:type="dxa" w:w="60"/>
+              <w:right w:type="dxa" w:w="100"/>
+            </w:tcMar>
+            <w:vAlign w:val="center"/>
+          </w:tcPr>
+          <w:p>
+            <w:pPr>
+              <w:spacing w:after="0"/>
+            </w:pPr>
+            <w:r>
+              <w:rPr>
+                <w:rFonts w:ascii="Calibri" w:cs="Calibri" w:eastAsia="Calibri" w:hAnsi="Calibri"/>
+                <w:b w:val="false"/>
+                <w:bCs w:val="false"/>
+                <w:color w:val="1F2937"/>
+                <w:sz w:val="20"/>
+                <w:szCs w:val="20"/>
+              </w:rPr>
+              <w:t xml:space="preserve">Threat intelligence</w:t>
+            </w:r>
+          </w:p>
+        </w:tc>
+        <w:tc>
+          <w:tcPr>
+            <w:tcW w:type="dxa" w:w="6760"/>
+            <w:tcMar>
+              <w:top w:type="dxa" w:w="60"/>
+              <w:left w:type="dxa" w:w="100"/>
+              <w:bottom w:type="dxa" w:w="60"/>
+              <w:right w:type="dxa" w:w="100"/>
+            </w:tcMar>
+            <w:vAlign w:val="center"/>
+          </w:tcPr>
+          <w:p>
+            <w:pPr>
+              <w:spacing w:after="0"/>
+            </w:pPr>
+            <w:r>
+              <w:rPr>
+                <w:rFonts w:ascii="Calibri" w:cs="Calibri" w:eastAsia="Calibri" w:hAnsi="Calibri"/>
+                <w:b w:val="false"/>
+                <w:bCs w:val="false"/>
+                <w:color w:val="1F2937"/>
+                <w:sz w:val="20"/>
+                <w:szCs w:val="20"/>
+              </w:rPr>
+              <w:t xml:space="preserve">The Koidex catalog returns an independent risk score, findings, compliance data and an AI-generated risk summary for any item, whether or not it is installed in your organization.</w:t>
+            </w:r>
+          </w:p>
+        </w:tc>
+      </w:tr>
+      <w:tr>
+        <w:trPr>
+          <w:tblHeader w:val="false"/>
+        </w:trPr>
+        <w:tc>
+          <w:tcPr>
+            <w:tcW w:type="dxa" w:w="2600"/>
+            <w:tcMar>
+              <w:top w:type="dxa" w:w="60"/>
+              <w:left w:type="dxa" w:w="100"/>
+              <w:bottom w:type="dxa" w:w="60"/>
+              <w:right w:type="dxa" w:w="100"/>
+            </w:tcMar>
+            <w:vAlign w:val="center"/>
+          </w:tcPr>
+          <w:p>
+            <w:pPr>
+              <w:spacing w:after="0"/>
+            </w:pPr>
+            <w:r>
+              <w:rPr>
+                <w:rFonts w:ascii="Calibri" w:cs="Calibri" w:eastAsia="Calibri" w:hAnsi="Calibri"/>
+                <w:b w:val="false"/>
+                <w:bCs w:val="false"/>
+                <w:color w:val="1F2937"/>
+                <w:sz w:val="20"/>
+                <w:szCs w:val="20"/>
+              </w:rPr>
+              <w:t xml:space="preserve">Automated alert triage</w:t>
+            </w:r>
+          </w:p>
+        </w:tc>
+        <w:tc>
+          <w:tcPr>
+            <w:tcW w:type="dxa" w:w="6760"/>
+            <w:tcMar>
+              <w:top w:type="dxa" w:w="60"/>
+              <w:left w:type="dxa" w:w="100"/>
+              <w:bottom w:type="dxa" w:w="60"/>
+              <w:right w:type="dxa" w:w="100"/>
+            </w:tcMar>
+            <w:vAlign w:val="center"/>
+          </w:tcPr>
+          <w:p>
+            <w:pPr>
+              <w:spacing w:after="0"/>
+            </w:pPr>
+            <w:r>
+              <w:rPr>
+                <w:rFonts w:ascii="Calibri" w:cs="Calibri" w:eastAsia="Calibri" w:hAnsi="Calibri"/>
+                <w:b w:val="false"/>
+                <w:bCs w:val="false"/>
+                <w:color w:val="1F2937"/>
+                <w:sz w:val="20"/>
+                <w:szCs w:val="20"/>
+              </w:rPr>
+              <w:t xml:space="preserve">Every KOI alert is parsed, investigated and classified Benign / Suspicious / Malicious from KOI's own alert type and risk level plus the independent catalog risk. Benign alerts auto-close; the rest escalate for review.</w:t>
+            </w:r>
+          </w:p>
+        </w:tc>
+      </w:tr>
+      <w:tr>
+        <w:trPr>
+          <w:tblHeader w:val="false"/>
+        </w:trPr>
+        <w:tc>
+          <w:tcPr>
+            <w:tcW w:type="dxa" w:w="2600"/>
+            <w:tcMar>
+              <w:top w:type="dxa" w:w="60"/>
+              <w:left w:type="dxa" w:w="100"/>
+              <w:bottom w:type="dxa" w:w="60"/>
+              <w:right w:type="dxa" w:w="100"/>
+            </w:tcMar>
+            <w:vAlign w:val="center"/>
+          </w:tcPr>
+          <w:p>
+            <w:pPr>
+              <w:spacing w:after="0"/>
+            </w:pPr>
+            <w:r>
+              <w:rPr>
+                <w:rFonts w:ascii="Calibri" w:cs="Calibri" w:eastAsia="Calibri" w:hAnsi="Calibri"/>
+                <w:b w:val="false"/>
+                <w:bCs w:val="false"/>
+                <w:color w:val="1F2937"/>
+                <w:sz w:val="20"/>
+                <w:szCs w:val="20"/>
+              </w:rPr>
+              <w:t xml:space="preserve">Deep investigation</w:t>
+            </w:r>
+          </w:p>
+        </w:tc>
+        <w:tc>
+          <w:tcPr>
+            <w:tcW w:type="dxa" w:w="6760"/>
+            <w:tcMar>
+              <w:top w:type="dxa" w:w="60"/>
+              <w:left w:type="dxa" w:w="100"/>
+              <w:bottom w:type="dxa" w:w="60"/>
+              <w:right w:type="dxa" w:w="100"/>
+            </w:tcMar>
+            <w:vAlign w:val="center"/>
+          </w:tcPr>
+          <w:p>
+            <w:pPr>
+              <w:spacing w:after="0"/>
+            </w:pPr>
+            <w:r>
+              <w:rPr>
+                <w:rFonts w:ascii="Calibri" w:cs="Calibri" w:eastAsia="Calibri" w:hAnsi="Calibri"/>
+                <w:b w:val="false"/>
+                <w:bCs w:val="false"/>
+                <w:color w:val="1F2937"/>
+                <w:sz w:val="20"/>
+                <w:szCs w:val="20"/>
+              </w:rPr>
+              <w:t xml:space="preserve">Per item: catalog risk, AI summary, organization exposure (installs, publisher, signing, endpoint count), the endpoints and users affected, governance state, and remediation/approval history. Per device: everything installed on the affected host and which of it is risky.</w:t>
+            </w:r>
+          </w:p>
+        </w:tc>
+      </w:tr>
+      <w:tr>
+        <w:trPr>
+          <w:tblHeader w:val="false"/>
+        </w:trPr>
+        <w:tc>
+          <w:tcPr>
+            <w:tcW w:type="dxa" w:w="2600"/>
+            <w:tcMar>
+              <w:top w:type="dxa" w:w="60"/>
+              <w:left w:type="dxa" w:w="100"/>
+              <w:bottom w:type="dxa" w:w="60"/>
+              <w:right w:type="dxa" w:w="100"/>
+            </w:tcMar>
+            <w:vAlign w:val="center"/>
+          </w:tcPr>
+          <w:p>
+            <w:pPr>
+              <w:spacing w:after="0"/>
+            </w:pPr>
+            <w:r>
+              <w:rPr>
+                <w:rFonts w:ascii="Calibri" w:cs="Calibri" w:eastAsia="Calibri" w:hAnsi="Calibri"/>
+                <w:b w:val="false"/>
+                <w:bCs w:val="false"/>
+                <w:color w:val="1F2937"/>
+                <w:sz w:val="20"/>
+                <w:szCs w:val="20"/>
+              </w:rPr>
+              <w:t xml:space="preserve">Analyst-gated response</w:t>
+            </w:r>
+          </w:p>
+        </w:tc>
+        <w:tc>
+          <w:tcPr>
+            <w:tcW w:type="dxa" w:w="6760"/>
+            <w:tcMar>
+              <w:top w:type="dxa" w:w="60"/>
+              <w:left w:type="dxa" w:w="100"/>
+              <w:bottom w:type="dxa" w:w="60"/>
+              <w:right w:type="dxa" w:w="100"/>
+            </w:tcMar>
+            <w:vAlign w:val="center"/>
+          </w:tcPr>
+          <w:p>
+            <w:pPr>
+              <w:spacing w:after="0"/>
+            </w:pPr>
+            <w:r>
+              <w:rPr>
+                <w:rFonts w:ascii="Calibri" w:cs="Calibri" w:eastAsia="Calibri" w:hAnsi="Calibri"/>
+                <w:b w:val="false"/>
+                <w:bCs w:val="false"/>
+                <w:color w:val="1F2937"/>
+                <w:sz w:val="20"/>
+                <w:szCs w:val="20"/>
+              </w:rPr>
+              <w:t xml:space="preserve">A Malicious verdict opens a block approval showing the full investigation; the organization-wide blocklist write happens only after a human approves. Items already on the blocklist short-circuit.</w:t>
+            </w:r>
+          </w:p>
+        </w:tc>
+      </w:tr>
+      <w:tr>
+        <w:trPr>
+          <w:tblHeader w:val="false"/>
+        </w:trPr>
+        <w:tc>
+          <w:tcPr>
+            <w:tcW w:type="dxa" w:w="2600"/>
+            <w:tcMar>
+              <w:top w:type="dxa" w:w="60"/>
+              <w:left w:type="dxa" w:w="100"/>
+              <w:bottom w:type="dxa" w:w="60"/>
+              <w:right w:type="dxa" w:w="100"/>
+            </w:tcMar>
+            <w:vAlign w:val="center"/>
+          </w:tcPr>
+          <w:p>
+            <w:pPr>
+              <w:spacing w:after="0"/>
+            </w:pPr>
+            <w:r>
+              <w:rPr>
+                <w:rFonts w:ascii="Calibri" w:cs="Calibri" w:eastAsia="Calibri" w:hAnsi="Calibri"/>
+                <w:b w:val="false"/>
+                <w:bCs w:val="false"/>
+                <w:color w:val="1F2937"/>
+                <w:sz w:val="20"/>
+                <w:szCs w:val="20"/>
+              </w:rPr>
+              <w:t xml:space="preserve">Proactive hunting</w:t>
+            </w:r>
+          </w:p>
+        </w:tc>
+        <w:tc>
+          <w:tcPr>
+            <w:tcW w:type="dxa" w:w="6760"/>
+            <w:tcMar>
+              <w:top w:type="dxa" w:w="60"/>
+              <w:left w:type="dxa" w:w="100"/>
+              <w:bottom w:type="dxa" w:w="60"/>
+              <w:right w:type="dxa" w:w="100"/>
+            </w:tcMar>
+            <w:vAlign w:val="center"/>
+          </w:tcPr>
+          <w:p>
+            <w:pPr>
+              <w:spacing w:after="0"/>
+            </w:pPr>
+            <w:r>
+              <w:rPr>
+                <w:rFonts w:ascii="Calibri" w:cs="Calibri" w:eastAsia="Calibri" w:hAnsi="Calibri"/>
+                <w:b w:val="false"/>
+                <w:bCs w:val="false"/>
+                <w:color w:val="1F2937"/>
+                <w:sz w:val="20"/>
+                <w:szCs w:val="20"/>
+              </w:rPr>
+              <w:t xml:space="preserve">A scheduled MCP-server audit flags risky agentic-AI assets across the estate without waiting for an alert.</w:t>
+            </w:r>
+          </w:p>
+        </w:tc>
+      </w:tr>
+      <w:tr>
+        <w:trPr>
+          <w:tblHeader w:val="false"/>
+        </w:trPr>
+        <w:tc>
+          <w:tcPr>
+            <w:tcW w:type="dxa" w:w="2600"/>
+            <w:tcMar>
+              <w:top w:type="dxa" w:w="60"/>
+              <w:left w:type="dxa" w:w="100"/>
+              <w:bottom w:type="dxa" w:w="60"/>
+              <w:right w:type="dxa" w:w="100"/>
+            </w:tcMar>
+            <w:vAlign w:val="center"/>
+          </w:tcPr>
+          <w:p>
+            <w:pPr>
+              <w:spacing w:after="0"/>
+            </w:pPr>
+            <w:r>
+              <w:rPr>
+                <w:rFonts w:ascii="Calibri" w:cs="Calibri" w:eastAsia="Calibri" w:hAnsi="Calibri"/>
+                <w:b w:val="false"/>
+                <w:bCs w:val="false"/>
+                <w:color w:val="1F2937"/>
+                <w:sz w:val="20"/>
+                <w:szCs w:val="20"/>
+              </w:rPr>
+              <w:t xml:space="preserve">Fleet script execution</w:t>
+            </w:r>
+          </w:p>
+        </w:tc>
+        <w:tc>
+          <w:tcPr>
+            <w:tcW w:type="dxa" w:w="6760"/>
+            <w:tcMar>
+              <w:top w:type="dxa" w:w="60"/>
+              <w:left w:type="dxa" w:w="100"/>
+              <w:bottom w:type="dxa" w:w="60"/>
+              <w:right w:type="dxa" w:w="100"/>
+            </w:tcMar>
+            <w:vAlign w:val="center"/>
+          </w:tcPr>
+          <w:p>
+            <w:pPr>
+              <w:spacing w:after="0"/>
+            </w:pPr>
+            <w:r>
+              <w:rPr>
+                <w:rFonts w:ascii="Calibri" w:cs="Calibri" w:eastAsia="Calibri" w:hAnsi="Calibri"/>
+                <w:b w:val="false"/>
+                <w:bCs w:val="false"/>
+                <w:color w:val="1F2937"/>
+                <w:sz w:val="20"/>
+                <w:szCs w:val="20"/>
+              </w:rPr>
+              <w:t xml:space="preserve">Run KOI script packages (for example the deployment script) on Cortex-Agent endpoints on a schedule, targeted by OS, endpoint group or hostname, configured entirely through a JSON List.</w:t>
+            </w:r>
+          </w:p>
+        </w:tc>
+      </w:tr>
+    </w:tbl>
+    <w:p>
+      <w:pPr>
+        <w:pStyle w:val="Heading2"/>
+        <w:spacing w:after="120" w:before="280"/>
+      </w:pPr>
+      <w:r>
+        <w:rPr>
+          <w:rFonts w:ascii="Calibri" w:cs="Calibri" w:eastAsia="Calibri" w:hAnsi="Calibri"/>
+          <w:b/>
+          <w:bCs/>
+          <w:color w:val="1F2937"/>
+          <w:sz w:val="26"/>
+          <w:szCs w:val="26"/>
+        </w:rPr>
+        <w:t xml:space="preserve">1.4 What's new</w:t>
       </w:r>
     </w:p>
     <w:p>
@@ -937,7 +1583,7 @@
           <w:sz w:val="22"/>
           <w:szCs w:val="22"/>
         </w:rPr>
-        <w:t xml:space="preserve">13 new read-only commands</w:t>
+        <w:t xml:space="preserve">Alert triage, investigation and response playbooks</w:t>
       </w:r>
       <w:r>
         <w:rPr>
@@ -946,7 +1592,7 @@
           <w:sz w:val="22"/>
           <w:szCs w:val="22"/>
         </w:rPr>
-        <w:t xml:space="preserve"> covering devices, device inventory, findings, groups, users, remediations, approval requests, runtime (hardening) policies, Koidex catalog search and risk reports, and fetch-state diagnostics.</w:t>
+        <w:t xml:space="preserve"> — automated triage with a full item and device investigation, a data-driven verdict, and an analyst-gated block (section 11).</w:t>
       </w:r>
     </w:p>
     <w:p>
@@ -967,7 +1613,7 @@
           <w:sz w:val="22"/>
           <w:szCs w:val="22"/>
         </w:rPr>
-        <w:t xml:space="preserve">First Fetch Time Range</w:t>
+        <w:t xml:space="preserve">13 read-only commands</w:t>
       </w:r>
       <w:r>
         <w:rPr>
@@ -976,7 +1622,7 @@
           <w:sz w:val="22"/>
           <w:szCs w:val="22"/>
         </w:rPr>
-        <w:t xml:space="preserve"> parameter to control the initial event-collection lookback window.</w:t>
+        <w:t xml:space="preserve"> covering devices, device inventory, findings, groups, users, remediations, approval requests, runtime (hardening) policies, Koidex catalog search and risk reports, and fetch-state diagnostics.</w:t>
       </w:r>
     </w:p>
     <w:p>
@@ -997,7 +1643,7 @@
           <w:sz w:val="22"/>
           <w:szCs w:val="22"/>
         </w:rPr>
-        <w:t xml:space="preserve">Tenant Name</w:t>
+        <w:t xml:space="preserve">First Fetch Time Range</w:t>
       </w:r>
       <w:r>
         <w:rPr>
@@ -1006,7 +1652,7 @@
           <w:sz w:val="22"/>
           <w:szCs w:val="22"/>
         </w:rPr>
-        <w:t xml:space="preserve"> parameter and automatic tenant identification: every collected event is stamped with koi_tenant_name and koi_customer_id, so events from multiple KOI tenants stay distinguishable.</w:t>
+        <w:t xml:space="preserve"> parameter to control the initial event-collection lookback window.</w:t>
       </w:r>
     </w:p>
     <w:p>
@@ -1027,7 +1673,7 @@
           <w:sz w:val="22"/>
           <w:szCs w:val="22"/>
         </w:rPr>
-        <w:t xml:space="preserve">Parsing Rule, Modeling Rule, and the Koi Alerts Dashboard</w:t>
+        <w:t xml:space="preserve">Tenant Name</w:t>
       </w:r>
       <w:r>
         <w:rPr>
@@ -1036,24 +1682,7 @@
           <w:sz w:val="22"/>
           <w:szCs w:val="22"/>
         </w:rPr>
-        <w:t xml:space="preserve"> (new XSIAM content).</w:t>
-      </w:r>
-    </w:p>
-    <w:p>
-      <w:pPr>
-        <w:pStyle w:val="Heading1"/>
-        <w:spacing w:after="160" w:before="360"/>
-      </w:pPr>
-      <w:r>
-        <w:rPr>
-          <w:rFonts w:ascii="Calibri" w:cs="Calibri" w:eastAsia="Calibri" w:hAnsi="Calibri"/>
-          <w:b/>
-          <w:bCs/>
-          <w:color w:val="E8551F"/>
-          <w:sz w:val="32"/>
-          <w:szCs w:val="32"/>
-        </w:rPr>
-        <w:t xml:space="preserve">2. Prerequisites</w:t>
+        <w:t xml:space="preserve"> parameter and automatic tenant identification: every collected event is stamped with koi_tenant_name and koi_customer_id, so events from multiple KOI tenants stay distinguishable.</w:t>
       </w:r>
     </w:p>
     <w:p>
@@ -1068,11 +1697,39 @@
       <w:r>
         <w:rPr>
           <w:rFonts w:ascii="Calibri" w:cs="Calibri" w:eastAsia="Calibri" w:hAnsi="Calibri"/>
+          <w:b/>
+          <w:bCs/>
           <w:color w:val="1F2937"/>
           <w:sz w:val="22"/>
           <w:szCs w:val="22"/>
         </w:rPr>
-        <w:t xml:space="preserve">An active KOI tenant, and a KOI account with the xt-Administrator role (required to create API keys).</w:t>
+        <w:t xml:space="preserve">Parsing Rule, Modeling Rule, and the Koi Alerts Dashboard</w:t>
+      </w:r>
+      <w:r>
+        <w:rPr>
+          <w:rFonts w:ascii="Calibri" w:cs="Calibri" w:eastAsia="Calibri" w:hAnsi="Calibri"/>
+          <w:color w:val="1F2937"/>
+          <w:sz w:val="22"/>
+          <w:szCs w:val="22"/>
+        </w:rPr>
+        <w:t xml:space="preserve"> (new XSIAM content).</w:t>
+      </w:r>
+    </w:p>
+    <w:p>
+      <w:pPr>
+        <w:pStyle w:val="Heading1"/>
+        <w:spacing w:after="160" w:before="360"/>
+      </w:pPr>
+      <w:r>
+        <w:rPr>
+          <w:rFonts w:ascii="Calibri" w:cs="Calibri" w:eastAsia="Calibri" w:hAnsi="Calibri"/>
+          <w:b/>
+          <w:bCs/>
+          <w:color w:val="E8551F"/>
+          <w:sz w:val="32"/>
+          <w:szCs w:val="32"/>
+        </w:rPr>
+        <w:t xml:space="preserve">2. Prerequisites</w:t>
       </w:r>
     </w:p>
     <w:p>
@@ -1091,7 +1748,7 @@
           <w:sz w:val="22"/>
           <w:szCs w:val="22"/>
         </w:rPr>
-        <w:t xml:space="preserve">Cortex XSIAM for event collection, modeling rules, and the dashboard. The commands also work from Cortex XSOAR.</w:t>
+        <w:t xml:space="preserve">An active KOI tenant, and a KOI account with the xt-Administrator role (required to create API keys).</w:t>
       </w:r>
     </w:p>
     <w:p>
@@ -1110,6 +1767,25 @@
           <w:sz w:val="22"/>
           <w:szCs w:val="22"/>
         </w:rPr>
+        <w:t xml:space="preserve">Cortex XSIAM for event collection, modeling rules, and the dashboard. The commands also work from Cortex XSOAR.</w:t>
+      </w:r>
+    </w:p>
+    <w:p>
+      <w:pPr>
+        <w:pStyle w:val="ListParagraph"/>
+        <w:numPr>
+          <w:ilvl w:val="0"/>
+          <w:numId w:val="2"/>
+        </w:numPr>
+        <w:spacing w:after="80"/>
+      </w:pPr>
+      <w:r>
+        <w:rPr>
+          <w:rFonts w:ascii="Calibri" w:cs="Calibri" w:eastAsia="Calibri" w:hAnsi="Calibri"/>
+          <w:color w:val="1F2937"/>
+          <w:sz w:val="22"/>
+          <w:szCs w:val="22"/>
+        </w:rPr>
         <w:t xml:space="preserve">Outbound HTTPS access from your Cortex tenant/engine to </w:t>
       </w:r>
       <w:r>
@@ -1129,6 +1805,36 @@
           <w:szCs w:val="22"/>
         </w:rPr>
         <w:t xml:space="preserve">.</w:t>
+      </w:r>
+    </w:p>
+    <w:p>
+      <w:pPr>
+        <w:pStyle w:val="ListParagraph"/>
+        <w:numPr>
+          <w:ilvl w:val="0"/>
+          <w:numId w:val="2"/>
+        </w:numPr>
+        <w:spacing w:after="80"/>
+      </w:pPr>
+      <w:r>
+        <w:rPr>
+          <w:rFonts w:ascii="Calibri" w:cs="Calibri" w:eastAsia="Calibri" w:hAnsi="Calibri"/>
+          <w:b/>
+          <w:bCs/>
+          <w:color w:val="1F2937"/>
+          <w:sz w:val="22"/>
+          <w:szCs w:val="22"/>
+        </w:rPr>
+        <w:t xml:space="preserve">An egress IP that KOI accepts. </w:t>
+      </w:r>
+      <w:r>
+        <w:rPr>
+          <w:rFonts w:ascii="Calibri" w:cs="Calibri" w:eastAsia="Calibri" w:hAnsi="Calibri"/>
+          <w:color w:val="1F2937"/>
+          <w:sz w:val="22"/>
+          <w:szCs w:val="22"/>
+        </w:rPr>
+        <w:t xml:space="preserve">KOI applies IP-based restrictions at its edge to the sensitive API endpoints (users, inventory, Koidex, governance). Requests leaving from shared datacenter or cloud egress ranges can be rejected with HTTP 403 even when the API key is valid and the same key succeeds from a corporate network. Event collection is unaffected. If your Cortex tenant egresses from a cloud range, run the KOI integration on a Cortex engine whose egress IP KOI accepts — see section 15.</w:t>
       </w:r>
     </w:p>
     <w:p>
@@ -1336,7 +2042,7 @@
         <w:pStyle w:val="ListParagraph"/>
         <w:numPr>
           <w:ilvl w:val="0"/>
-          <w:numId w:val="3"/>
+          <w:numId w:val="4"/>
         </w:numPr>
         <w:spacing w:after="80"/>
       </w:pPr>
@@ -1355,7 +2061,7 @@
         <w:pStyle w:val="ListParagraph"/>
         <w:numPr>
           <w:ilvl w:val="0"/>
-          <w:numId w:val="3"/>
+          <w:numId w:val="4"/>
         </w:numPr>
         <w:spacing w:after="80"/>
       </w:pPr>
@@ -1394,7 +2100,7 @@
         <w:pStyle w:val="ListParagraph"/>
         <w:numPr>
           <w:ilvl w:val="0"/>
-          <w:numId w:val="3"/>
+          <w:numId w:val="4"/>
         </w:numPr>
         <w:spacing w:after="80"/>
       </w:pPr>
@@ -2710,7 +3416,7 @@
         <w:pStyle w:val="ListParagraph"/>
         <w:numPr>
           <w:ilvl w:val="0"/>
-          <w:numId w:val="3"/>
+          <w:numId w:val="5"/>
         </w:numPr>
         <w:spacing w:after="80"/>
       </w:pPr>
@@ -2729,7 +3435,7 @@
         <w:pStyle w:val="ListParagraph"/>
         <w:numPr>
           <w:ilvl w:val="0"/>
-          <w:numId w:val="3"/>
+          <w:numId w:val="5"/>
         </w:numPr>
         <w:spacing w:after="80"/>
       </w:pPr>
@@ -2764,7 +3470,7 @@
         <w:pStyle w:val="ListParagraph"/>
         <w:numPr>
           <w:ilvl w:val="0"/>
-          <w:numId w:val="3"/>
+          <w:numId w:val="5"/>
         </w:numPr>
         <w:spacing w:after="80"/>
       </w:pPr>
@@ -7473,7 +8179,7 @@
         <w:pStyle w:val="ListParagraph"/>
         <w:numPr>
           <w:ilvl w:val="0"/>
-          <w:numId w:val="3"/>
+          <w:numId w:val="6"/>
         </w:numPr>
         <w:spacing w:after="80"/>
       </w:pPr>
@@ -7492,7 +8198,7 @@
         <w:pStyle w:val="ListParagraph"/>
         <w:numPr>
           <w:ilvl w:val="0"/>
-          <w:numId w:val="3"/>
+          <w:numId w:val="6"/>
         </w:numPr>
         <w:spacing w:after="80"/>
       </w:pPr>
@@ -7531,7 +8237,7 @@
         <w:pStyle w:val="ListParagraph"/>
         <w:numPr>
           <w:ilvl w:val="0"/>
-          <w:numId w:val="3"/>
+          <w:numId w:val="6"/>
         </w:numPr>
         <w:spacing w:after="80"/>
       </w:pPr>
@@ -7973,7 +8679,7 @@
           <w:sz w:val="32"/>
           <w:szCs w:val="32"/>
         </w:rPr>
-        <w:t xml:space="preserve">11. Deploying the Full Pack as a Single Object (demisto-sdk)</w:t>
+        <w:t xml:space="preserve">11. Alert Triage, Investigation &amp; Response Playbooks</w:t>
       </w:r>
     </w:p>
     <w:p>
@@ -7987,7 +8693,7 @@
           <w:sz w:val="22"/>
           <w:szCs w:val="22"/>
         </w:rPr>
-        <w:t xml:space="preserve">The pack can be delivered to a tenant as one artifact — a pack zip — using Palo Alto Networks' demisto-sdk. This is the recommended path for dev/test tenants and CI pipelines; production tenants normally install from the Marketplace.</w:t>
+        <w:t xml:space="preserve">A second, independent playbook set turns each KOI alert into an investigated, classified and — when you approve it — actioned case. Attach KOI - Alert Triage to your KOI alerts and the rest runs automatically.</w:t>
       </w:r>
     </w:p>
     <w:p>
@@ -8004,17 +8710,520 @@
           <w:sz w:val="26"/>
           <w:szCs w:val="26"/>
         </w:rPr>
-        <w:t xml:space="preserve">11.1 One-time setup</w:t>
-      </w:r>
-    </w:p>
-    <w:p>
-      <w:pPr>
-        <w:pStyle w:val="ListParagraph"/>
-        <w:numPr>
-          <w:ilvl w:val="0"/>
-          <w:numId w:val="3"/>
-        </w:numPr>
-        <w:spacing w:after="80"/>
+        <w:t xml:space="preserve">11.1 The playbooks</w:t>
+      </w:r>
+    </w:p>
+    <w:tbl>
+      <w:tblPr>
+        <w:tblW w:type="dxa" w:w="9360"/>
+        <w:tblBorders>
+          <w:top w:val="single" w:color="auto" w:sz="4"/>
+          <w:left w:val="single" w:color="auto" w:sz="4"/>
+          <w:bottom w:val="single" w:color="auto" w:sz="4"/>
+          <w:right w:val="single" w:color="auto" w:sz="4"/>
+          <w:insideH w:val="single" w:color="auto" w:sz="4"/>
+          <w:insideV w:val="single" w:color="auto" w:sz="4"/>
+        </w:tblBorders>
+      </w:tblPr>
+      <w:tblGrid>
+        <w:gridCol w:w="3100"/>
+        <w:gridCol w:w="6260"/>
+      </w:tblGrid>
+      <w:tr>
+        <w:trPr>
+          <w:tblHeader/>
+        </w:trPr>
+        <w:tc>
+          <w:tcPr>
+            <w:tcW w:type="dxa" w:w="3100"/>
+            <w:shd w:fill="334155" w:val="clear"/>
+            <w:tcMar>
+              <w:top w:type="dxa" w:w="60"/>
+              <w:left w:type="dxa" w:w="100"/>
+              <w:bottom w:type="dxa" w:w="60"/>
+              <w:right w:type="dxa" w:w="100"/>
+            </w:tcMar>
+            <w:vAlign w:val="center"/>
+          </w:tcPr>
+          <w:p>
+            <w:pPr>
+              <w:spacing w:after="0"/>
+            </w:pPr>
+            <w:r>
+              <w:rPr>
+                <w:rFonts w:ascii="Calibri" w:cs="Calibri" w:eastAsia="Calibri" w:hAnsi="Calibri"/>
+                <w:b/>
+                <w:bCs/>
+                <w:color w:val="FFFFFF"/>
+                <w:sz w:val="21"/>
+                <w:szCs w:val="21"/>
+              </w:rPr>
+              <w:t xml:space="preserve">Playbook</w:t>
+            </w:r>
+          </w:p>
+        </w:tc>
+        <w:tc>
+          <w:tcPr>
+            <w:tcW w:type="dxa" w:w="6260"/>
+            <w:shd w:fill="334155" w:val="clear"/>
+            <w:tcMar>
+              <w:top w:type="dxa" w:w="60"/>
+              <w:left w:type="dxa" w:w="100"/>
+              <w:bottom w:type="dxa" w:w="60"/>
+              <w:right w:type="dxa" w:w="100"/>
+            </w:tcMar>
+            <w:vAlign w:val="center"/>
+          </w:tcPr>
+          <w:p>
+            <w:pPr>
+              <w:spacing w:after="0"/>
+            </w:pPr>
+            <w:r>
+              <w:rPr>
+                <w:rFonts w:ascii="Calibri" w:cs="Calibri" w:eastAsia="Calibri" w:hAnsi="Calibri"/>
+                <w:b/>
+                <w:bCs/>
+                <w:color w:val="FFFFFF"/>
+                <w:sz w:val="21"/>
+                <w:szCs w:val="21"/>
+              </w:rPr>
+              <w:t xml:space="preserve">Role</w:t>
+            </w:r>
+          </w:p>
+        </w:tc>
+      </w:tr>
+      <w:tr>
+        <w:trPr>
+          <w:tblHeader w:val="false"/>
+        </w:trPr>
+        <w:tc>
+          <w:tcPr>
+            <w:tcW w:type="dxa" w:w="3100"/>
+            <w:tcMar>
+              <w:top w:type="dxa" w:w="60"/>
+              <w:left w:type="dxa" w:w="100"/>
+              <w:bottom w:type="dxa" w:w="60"/>
+              <w:right w:type="dxa" w:w="100"/>
+            </w:tcMar>
+            <w:vAlign w:val="center"/>
+          </w:tcPr>
+          <w:p>
+            <w:pPr>
+              <w:spacing w:after="0"/>
+            </w:pPr>
+            <w:r>
+              <w:rPr>
+                <w:rFonts w:ascii="Calibri" w:cs="Calibri" w:eastAsia="Calibri" w:hAnsi="Calibri"/>
+                <w:b w:val="false"/>
+                <w:bCs w:val="false"/>
+                <w:color w:val="1F2937"/>
+                <w:sz w:val="20"/>
+                <w:szCs w:val="20"/>
+              </w:rPr>
+              <w:t xml:space="preserve">KOI - Alert Triage</w:t>
+            </w:r>
+          </w:p>
+        </w:tc>
+        <w:tc>
+          <w:tcPr>
+            <w:tcW w:type="dxa" w:w="6260"/>
+            <w:tcMar>
+              <w:top w:type="dxa" w:w="60"/>
+              <w:left w:type="dxa" w:w="100"/>
+              <w:bottom w:type="dxa" w:w="60"/>
+              <w:right w:type="dxa" w:w="100"/>
+            </w:tcMar>
+            <w:vAlign w:val="center"/>
+          </w:tcPr>
+          <w:p>
+            <w:pPr>
+              <w:spacing w:after="0"/>
+            </w:pPr>
+            <w:r>
+              <w:rPr>
+                <w:rFonts w:ascii="Calibri" w:cs="Calibri" w:eastAsia="Calibri" w:hAnsi="Calibri"/>
+                <w:b w:val="false"/>
+                <w:bCs w:val="false"/>
+                <w:color w:val="1F2937"/>
+                <w:sz w:val="20"/>
+                <w:szCs w:val="20"/>
+              </w:rPr>
+              <w:t xml:space="preserve">Main. Extracts the alert context, runs the item and device investigations, computes a verdict, posts a summary, and routes: auto-close benign, escalate the rest, and open an analyst-gated block for Malicious.</w:t>
+            </w:r>
+          </w:p>
+        </w:tc>
+      </w:tr>
+      <w:tr>
+        <w:trPr>
+          <w:tblHeader w:val="false"/>
+        </w:trPr>
+        <w:tc>
+          <w:tcPr>
+            <w:tcW w:type="dxa" w:w="3100"/>
+            <w:tcMar>
+              <w:top w:type="dxa" w:w="60"/>
+              <w:left w:type="dxa" w:w="100"/>
+              <w:bottom w:type="dxa" w:w="60"/>
+              <w:right w:type="dxa" w:w="100"/>
+            </w:tcMar>
+            <w:vAlign w:val="center"/>
+          </w:tcPr>
+          <w:p>
+            <w:pPr>
+              <w:spacing w:after="0"/>
+            </w:pPr>
+            <w:r>
+              <w:rPr>
+                <w:rFonts w:ascii="Calibri" w:cs="Calibri" w:eastAsia="Calibri" w:hAnsi="Calibri"/>
+                <w:b w:val="false"/>
+                <w:bCs w:val="false"/>
+                <w:color w:val="1F2937"/>
+                <w:sz w:val="20"/>
+                <w:szCs w:val="20"/>
+              </w:rPr>
+              <w:t xml:space="preserve">KOI - Extract Alert Context</w:t>
+            </w:r>
+          </w:p>
+        </w:tc>
+        <w:tc>
+          <w:tcPr>
+            <w:tcW w:type="dxa" w:w="6260"/>
+            <w:tcMar>
+              <w:top w:type="dxa" w:w="60"/>
+              <w:left w:type="dxa" w:w="100"/>
+              <w:bottom w:type="dxa" w:w="60"/>
+              <w:right w:type="dxa" w:w="100"/>
+            </w:tcMar>
+            <w:vAlign w:val="center"/>
+          </w:tcPr>
+          <w:p>
+            <w:pPr>
+              <w:spacing w:after="0"/>
+            </w:pPr>
+            <w:r>
+              <w:rPr>
+                <w:rFonts w:ascii="Calibri" w:cs="Calibri" w:eastAsia="Calibri" w:hAnsi="Calibri"/>
+                <w:b w:val="false"/>
+                <w:bCs w:val="false"/>
+                <w:color w:val="1F2937"/>
+                <w:sz w:val="20"/>
+                <w:szCs w:val="20"/>
+              </w:rPr>
+              <w:t xml:space="preserve">Sub. Parses the koi_context JSON embedded in the alert description into the KoiContext object.</w:t>
+            </w:r>
+          </w:p>
+        </w:tc>
+      </w:tr>
+      <w:tr>
+        <w:trPr>
+          <w:tblHeader w:val="false"/>
+        </w:trPr>
+        <w:tc>
+          <w:tcPr>
+            <w:tcW w:type="dxa" w:w="3100"/>
+            <w:tcMar>
+              <w:top w:type="dxa" w:w="60"/>
+              <w:left w:type="dxa" w:w="100"/>
+              <w:bottom w:type="dxa" w:w="60"/>
+              <w:right w:type="dxa" w:w="100"/>
+            </w:tcMar>
+            <w:vAlign w:val="center"/>
+          </w:tcPr>
+          <w:p>
+            <w:pPr>
+              <w:spacing w:after="0"/>
+            </w:pPr>
+            <w:r>
+              <w:rPr>
+                <w:rFonts w:ascii="Calibri" w:cs="Calibri" w:eastAsia="Calibri" w:hAnsi="Calibri"/>
+                <w:b w:val="false"/>
+                <w:bCs w:val="false"/>
+                <w:color w:val="1F2937"/>
+                <w:sz w:val="20"/>
+                <w:szCs w:val="20"/>
+              </w:rPr>
+              <w:t xml:space="preserve">KOI - Investigate Item</w:t>
+            </w:r>
+          </w:p>
+        </w:tc>
+        <w:tc>
+          <w:tcPr>
+            <w:tcW w:type="dxa" w:w="6260"/>
+            <w:tcMar>
+              <w:top w:type="dxa" w:w="60"/>
+              <w:left w:type="dxa" w:w="100"/>
+              <w:bottom w:type="dxa" w:w="60"/>
+              <w:right w:type="dxa" w:w="100"/>
+            </w:tcMar>
+            <w:vAlign w:val="center"/>
+          </w:tcPr>
+          <w:p>
+            <w:pPr>
+              <w:spacing w:after="0"/>
+            </w:pPr>
+            <w:r>
+              <w:rPr>
+                <w:rFonts w:ascii="Calibri" w:cs="Calibri" w:eastAsia="Calibri" w:hAnsi="Calibri"/>
+                <w:b w:val="false"/>
+                <w:bCs w:val="false"/>
+                <w:color w:val="1F2937"/>
+                <w:sz w:val="20"/>
+                <w:szCs w:val="20"/>
+              </w:rPr>
+              <w:t xml:space="preserve">Sub. Full investigation of the flagged item (11.3).</w:t>
+            </w:r>
+          </w:p>
+        </w:tc>
+      </w:tr>
+      <w:tr>
+        <w:trPr>
+          <w:tblHeader w:val="false"/>
+        </w:trPr>
+        <w:tc>
+          <w:tcPr>
+            <w:tcW w:type="dxa" w:w="3100"/>
+            <w:tcMar>
+              <w:top w:type="dxa" w:w="60"/>
+              <w:left w:type="dxa" w:w="100"/>
+              <w:bottom w:type="dxa" w:w="60"/>
+              <w:right w:type="dxa" w:w="100"/>
+            </w:tcMar>
+            <w:vAlign w:val="center"/>
+          </w:tcPr>
+          <w:p>
+            <w:pPr>
+              <w:spacing w:after="0"/>
+            </w:pPr>
+            <w:r>
+              <w:rPr>
+                <w:rFonts w:ascii="Calibri" w:cs="Calibri" w:eastAsia="Calibri" w:hAnsi="Calibri"/>
+                <w:b w:val="false"/>
+                <w:bCs w:val="false"/>
+                <w:color w:val="1F2937"/>
+                <w:sz w:val="20"/>
+                <w:szCs w:val="20"/>
+              </w:rPr>
+              <w:t xml:space="preserve">KOI - Investigate Device</w:t>
+            </w:r>
+          </w:p>
+        </w:tc>
+        <w:tc>
+          <w:tcPr>
+            <w:tcW w:type="dxa" w:w="6260"/>
+            <w:tcMar>
+              <w:top w:type="dxa" w:w="60"/>
+              <w:left w:type="dxa" w:w="100"/>
+              <w:bottom w:type="dxa" w:w="60"/>
+              <w:right w:type="dxa" w:w="100"/>
+            </w:tcMar>
+            <w:vAlign w:val="center"/>
+          </w:tcPr>
+          <w:p>
+            <w:pPr>
+              <w:spacing w:after="0"/>
+            </w:pPr>
+            <w:r>
+              <w:rPr>
+                <w:rFonts w:ascii="Calibri" w:cs="Calibri" w:eastAsia="Calibri" w:hAnsi="Calibri"/>
+                <w:b w:val="false"/>
+                <w:bCs w:val="false"/>
+                <w:color w:val="1F2937"/>
+                <w:sz w:val="20"/>
+                <w:szCs w:val="20"/>
+              </w:rPr>
+              <w:t xml:space="preserve">Sub. Full investigation of the affected device (11.4).</w:t>
+            </w:r>
+          </w:p>
+        </w:tc>
+      </w:tr>
+      <w:tr>
+        <w:trPr>
+          <w:tblHeader w:val="false"/>
+        </w:trPr>
+        <w:tc>
+          <w:tcPr>
+            <w:tcW w:type="dxa" w:w="3100"/>
+            <w:tcMar>
+              <w:top w:type="dxa" w:w="60"/>
+              <w:left w:type="dxa" w:w="100"/>
+              <w:bottom w:type="dxa" w:w="60"/>
+              <w:right w:type="dxa" w:w="100"/>
+            </w:tcMar>
+            <w:vAlign w:val="center"/>
+          </w:tcPr>
+          <w:p>
+            <w:pPr>
+              <w:spacing w:after="0"/>
+            </w:pPr>
+            <w:r>
+              <w:rPr>
+                <w:rFonts w:ascii="Calibri" w:cs="Calibri" w:eastAsia="Calibri" w:hAnsi="Calibri"/>
+                <w:b w:val="false"/>
+                <w:bCs w:val="false"/>
+                <w:color w:val="1F2937"/>
+                <w:sz w:val="20"/>
+                <w:szCs w:val="20"/>
+              </w:rPr>
+              <w:t xml:space="preserve">KOI - Enrich Item</w:t>
+            </w:r>
+          </w:p>
+        </w:tc>
+        <w:tc>
+          <w:tcPr>
+            <w:tcW w:type="dxa" w:w="6260"/>
+            <w:tcMar>
+              <w:top w:type="dxa" w:w="60"/>
+              <w:left w:type="dxa" w:w="100"/>
+              <w:bottom w:type="dxa" w:w="60"/>
+              <w:right w:type="dxa" w:w="100"/>
+            </w:tcMar>
+            <w:vAlign w:val="center"/>
+          </w:tcPr>
+          <w:p>
+            <w:pPr>
+              <w:spacing w:after="0"/>
+            </w:pPr>
+            <w:r>
+              <w:rPr>
+                <w:rFonts w:ascii="Calibri" w:cs="Calibri" w:eastAsia="Calibri" w:hAnsi="Calibri"/>
+                <w:b w:val="false"/>
+                <w:bCs w:val="false"/>
+                <w:color w:val="1F2937"/>
+                <w:sz w:val="20"/>
+                <w:szCs w:val="20"/>
+              </w:rPr>
+              <w:t xml:space="preserve">Sub. Lightweight enrichment (catalog risk plus endpoint exposure) for callers that do not need the full investigation.</w:t>
+            </w:r>
+          </w:p>
+        </w:tc>
+      </w:tr>
+      <w:tr>
+        <w:trPr>
+          <w:tblHeader w:val="false"/>
+        </w:trPr>
+        <w:tc>
+          <w:tcPr>
+            <w:tcW w:type="dxa" w:w="3100"/>
+            <w:tcMar>
+              <w:top w:type="dxa" w:w="60"/>
+              <w:left w:type="dxa" w:w="100"/>
+              <w:bottom w:type="dxa" w:w="60"/>
+              <w:right w:type="dxa" w:w="100"/>
+            </w:tcMar>
+            <w:vAlign w:val="center"/>
+          </w:tcPr>
+          <w:p>
+            <w:pPr>
+              <w:spacing w:after="0"/>
+            </w:pPr>
+            <w:r>
+              <w:rPr>
+                <w:rFonts w:ascii="Calibri" w:cs="Calibri" w:eastAsia="Calibri" w:hAnsi="Calibri"/>
+                <w:b w:val="false"/>
+                <w:bCs w:val="false"/>
+                <w:color w:val="1F2937"/>
+                <w:sz w:val="20"/>
+                <w:szCs w:val="20"/>
+              </w:rPr>
+              <w:t xml:space="preserve">KOI - Block and Remediate</w:t>
+            </w:r>
+          </w:p>
+        </w:tc>
+        <w:tc>
+          <w:tcPr>
+            <w:tcW w:type="dxa" w:w="6260"/>
+            <w:tcMar>
+              <w:top w:type="dxa" w:w="60"/>
+              <w:left w:type="dxa" w:w="100"/>
+              <w:bottom w:type="dxa" w:w="60"/>
+              <w:right w:type="dxa" w:w="100"/>
+            </w:tcMar>
+            <w:vAlign w:val="center"/>
+          </w:tcPr>
+          <w:p>
+            <w:pPr>
+              <w:spacing w:after="0"/>
+            </w:pPr>
+            <w:r>
+              <w:rPr>
+                <w:rFonts w:ascii="Calibri" w:cs="Calibri" w:eastAsia="Calibri" w:hAnsi="Calibri"/>
+                <w:b w:val="false"/>
+                <w:bCs w:val="false"/>
+                <w:color w:val="1F2937"/>
+                <w:sz w:val="20"/>
+                <w:szCs w:val="20"/>
+              </w:rPr>
+              <w:t xml:space="preserve">Investigates the item, skips it if already blocked, then adds it to the organization blocklist only after analyst approval.</w:t>
+            </w:r>
+          </w:p>
+        </w:tc>
+      </w:tr>
+      <w:tr>
+        <w:trPr>
+          <w:tblHeader w:val="false"/>
+        </w:trPr>
+        <w:tc>
+          <w:tcPr>
+            <w:tcW w:type="dxa" w:w="3100"/>
+            <w:tcMar>
+              <w:top w:type="dxa" w:w="60"/>
+              <w:left w:type="dxa" w:w="100"/>
+              <w:bottom w:type="dxa" w:w="60"/>
+              <w:right w:type="dxa" w:w="100"/>
+            </w:tcMar>
+            <w:vAlign w:val="center"/>
+          </w:tcPr>
+          <w:p>
+            <w:pPr>
+              <w:spacing w:after="0"/>
+            </w:pPr>
+            <w:r>
+              <w:rPr>
+                <w:rFonts w:ascii="Calibri" w:cs="Calibri" w:eastAsia="Calibri" w:hAnsi="Calibri"/>
+                <w:b w:val="false"/>
+                <w:bCs w:val="false"/>
+                <w:color w:val="1F2937"/>
+                <w:sz w:val="20"/>
+                <w:szCs w:val="20"/>
+              </w:rPr>
+              <w:t xml:space="preserve">KOI - MCP Server Audit</w:t>
+            </w:r>
+          </w:p>
+        </w:tc>
+        <w:tc>
+          <w:tcPr>
+            <w:tcW w:type="dxa" w:w="6260"/>
+            <w:tcMar>
+              <w:top w:type="dxa" w:w="60"/>
+              <w:left w:type="dxa" w:w="100"/>
+              <w:bottom w:type="dxa" w:w="60"/>
+              <w:right w:type="dxa" w:w="100"/>
+            </w:tcMar>
+            <w:vAlign w:val="center"/>
+          </w:tcPr>
+          <w:p>
+            <w:pPr>
+              <w:spacing w:after="0"/>
+            </w:pPr>
+            <w:r>
+              <w:rPr>
+                <w:rFonts w:ascii="Calibri" w:cs="Calibri" w:eastAsia="Calibri" w:hAnsi="Calibri"/>
+                <w:b w:val="false"/>
+                <w:bCs w:val="false"/>
+                <w:color w:val="1F2937"/>
+                <w:sz w:val="20"/>
+                <w:szCs w:val="20"/>
+              </w:rPr>
+              <w:t xml:space="preserve">Scheduled hunt. Flags MCP servers at or above a risk threshold; attach to a time-triggered Job.</w:t>
+            </w:r>
+          </w:p>
+        </w:tc>
+      </w:tr>
+    </w:tbl>
+    <w:p>
+      <w:pPr>
+        <w:pStyle w:val="Heading2"/>
+        <w:spacing w:after="120" w:before="280"/>
       </w:pPr>
       <w:r>
         <w:rPr>
@@ -8022,38 +9231,407 @@
           <w:b/>
           <w:bCs/>
           <w:color w:val="1F2937"/>
+          <w:sz w:val="26"/>
+          <w:szCs w:val="26"/>
+        </w:rPr>
+        <w:t xml:space="preserve">11.2 Triage flow and verdicts</w:t>
+      </w:r>
+    </w:p>
+    <w:p>
+      <w:pPr>
+        <w:spacing w:after="120"/>
+      </w:pPr>
+      <w:r>
+        <w:rPr>
+          <w:rFonts w:ascii="Calibri" w:cs="Calibri" w:eastAsia="Calibri" w:hAnsi="Calibri"/>
+          <w:color w:val="1F2937"/>
           <w:sz w:val="22"/>
           <w:szCs w:val="22"/>
         </w:rPr>
-        <w:t xml:space="preserve">Install the SDK: </w:t>
-      </w:r>
-      <w:r>
-        <w:rPr>
-          <w:rFonts w:ascii="Consolas" w:cs="Consolas" w:eastAsia="Consolas" w:hAnsi="Consolas"/>
-          <w:color w:val="1F2937"/>
-          <w:sz w:val="20"/>
-          <w:szCs w:val="20"/>
-        </w:rPr>
-        <w:t xml:space="preserve">pip3 install demisto-sdk</w:t>
-      </w:r>
-      <w:r>
-        <w:rPr>
-          <w:rFonts w:ascii="Calibri" w:cs="Calibri" w:eastAsia="Calibri" w:hAnsi="Calibri"/>
-          <w:color w:val="1F2937"/>
-          <w:sz w:val="22"/>
-          <w:szCs w:val="22"/>
-        </w:rPr>
-        <w:t xml:space="preserve"> (1.38+ required — older versions reject packs that declare the platform marketplace).</w:t>
-      </w:r>
-    </w:p>
-    <w:p>
-      <w:pPr>
-        <w:pStyle w:val="ListParagraph"/>
-        <w:numPr>
-          <w:ilvl w:val="0"/>
-          <w:numId w:val="3"/>
-        </w:numPr>
-        <w:spacing w:after="80"/>
+        <w:t xml:space="preserve">The verdict is keyed on KOI's own alert type and risk level, with the independent Koidex catalog risk as a corroborating signal:</w:t>
+      </w:r>
+    </w:p>
+    <w:tbl>
+      <w:tblPr>
+        <w:tblW w:type="dxa" w:w="9360"/>
+        <w:tblBorders>
+          <w:top w:val="single" w:color="auto" w:sz="4"/>
+          <w:left w:val="single" w:color="auto" w:sz="4"/>
+          <w:bottom w:val="single" w:color="auto" w:sz="4"/>
+          <w:right w:val="single" w:color="auto" w:sz="4"/>
+          <w:insideH w:val="single" w:color="auto" w:sz="4"/>
+          <w:insideV w:val="single" w:color="auto" w:sz="4"/>
+        </w:tblBorders>
+      </w:tblPr>
+      <w:tblGrid>
+        <w:gridCol w:w="1800"/>
+        <w:gridCol w:w="4560"/>
+        <w:gridCol w:w="3000"/>
+      </w:tblGrid>
+      <w:tr>
+        <w:trPr>
+          <w:tblHeader/>
+        </w:trPr>
+        <w:tc>
+          <w:tcPr>
+            <w:tcW w:type="dxa" w:w="1800"/>
+            <w:shd w:fill="334155" w:val="clear"/>
+            <w:tcMar>
+              <w:top w:type="dxa" w:w="60"/>
+              <w:left w:type="dxa" w:w="100"/>
+              <w:bottom w:type="dxa" w:w="60"/>
+              <w:right w:type="dxa" w:w="100"/>
+            </w:tcMar>
+            <w:vAlign w:val="center"/>
+          </w:tcPr>
+          <w:p>
+            <w:pPr>
+              <w:spacing w:after="0"/>
+            </w:pPr>
+            <w:r>
+              <w:rPr>
+                <w:rFonts w:ascii="Calibri" w:cs="Calibri" w:eastAsia="Calibri" w:hAnsi="Calibri"/>
+                <w:b/>
+                <w:bCs/>
+                <w:color w:val="FFFFFF"/>
+                <w:sz w:val="21"/>
+                <w:szCs w:val="21"/>
+              </w:rPr>
+              <w:t xml:space="preserve">Verdict</w:t>
+            </w:r>
+          </w:p>
+        </w:tc>
+        <w:tc>
+          <w:tcPr>
+            <w:tcW w:type="dxa" w:w="4560"/>
+            <w:shd w:fill="334155" w:val="clear"/>
+            <w:tcMar>
+              <w:top w:type="dxa" w:w="60"/>
+              <w:left w:type="dxa" w:w="100"/>
+              <w:bottom w:type="dxa" w:w="60"/>
+              <w:right w:type="dxa" w:w="100"/>
+            </w:tcMar>
+            <w:vAlign w:val="center"/>
+          </w:tcPr>
+          <w:p>
+            <w:pPr>
+              <w:spacing w:after="0"/>
+            </w:pPr>
+            <w:r>
+              <w:rPr>
+                <w:rFonts w:ascii="Calibri" w:cs="Calibri" w:eastAsia="Calibri" w:hAnsi="Calibri"/>
+                <w:b/>
+                <w:bCs/>
+                <w:color w:val="FFFFFF"/>
+                <w:sz w:val="21"/>
+                <w:szCs w:val="21"/>
+              </w:rPr>
+              <w:t xml:space="preserve">Condition</w:t>
+            </w:r>
+          </w:p>
+        </w:tc>
+        <w:tc>
+          <w:tcPr>
+            <w:tcW w:type="dxa" w:w="3000"/>
+            <w:shd w:fill="334155" w:val="clear"/>
+            <w:tcMar>
+              <w:top w:type="dxa" w:w="60"/>
+              <w:left w:type="dxa" w:w="100"/>
+              <w:bottom w:type="dxa" w:w="60"/>
+              <w:right w:type="dxa" w:w="100"/>
+            </w:tcMar>
+            <w:vAlign w:val="center"/>
+          </w:tcPr>
+          <w:p>
+            <w:pPr>
+              <w:spacing w:after="0"/>
+            </w:pPr>
+            <w:r>
+              <w:rPr>
+                <w:rFonts w:ascii="Calibri" w:cs="Calibri" w:eastAsia="Calibri" w:hAnsi="Calibri"/>
+                <w:b/>
+                <w:bCs/>
+                <w:color w:val="FFFFFF"/>
+                <w:sz w:val="21"/>
+                <w:szCs w:val="21"/>
+              </w:rPr>
+              <w:t xml:space="preserve">Action</w:t>
+            </w:r>
+          </w:p>
+        </w:tc>
+      </w:tr>
+      <w:tr>
+        <w:trPr>
+          <w:tblHeader w:val="false"/>
+        </w:trPr>
+        <w:tc>
+          <w:tcPr>
+            <w:tcW w:type="dxa" w:w="1800"/>
+            <w:tcMar>
+              <w:top w:type="dxa" w:w="60"/>
+              <w:left w:type="dxa" w:w="100"/>
+              <w:bottom w:type="dxa" w:w="60"/>
+              <w:right w:type="dxa" w:w="100"/>
+            </w:tcMar>
+            <w:vAlign w:val="center"/>
+          </w:tcPr>
+          <w:p>
+            <w:pPr>
+              <w:spacing w:after="0"/>
+            </w:pPr>
+            <w:r>
+              <w:rPr>
+                <w:rFonts w:ascii="Calibri" w:cs="Calibri" w:eastAsia="Calibri" w:hAnsi="Calibri"/>
+                <w:b w:val="false"/>
+                <w:bCs w:val="false"/>
+                <w:color w:val="1F2937"/>
+                <w:sz w:val="20"/>
+                <w:szCs w:val="20"/>
+              </w:rPr>
+              <w:t xml:space="preserve">Malicious</w:t>
+            </w:r>
+          </w:p>
+        </w:tc>
+        <w:tc>
+          <w:tcPr>
+            <w:tcW w:type="dxa" w:w="4560"/>
+            <w:tcMar>
+              <w:top w:type="dxa" w:w="60"/>
+              <w:left w:type="dxa" w:w="100"/>
+              <w:bottom w:type="dxa" w:w="60"/>
+              <w:right w:type="dxa" w:w="100"/>
+            </w:tcMar>
+            <w:vAlign w:val="center"/>
+          </w:tcPr>
+          <w:p>
+            <w:pPr>
+              <w:spacing w:after="0"/>
+            </w:pPr>
+            <w:r>
+              <w:rPr>
+                <w:rFonts w:ascii="Calibri" w:cs="Calibri" w:eastAsia="Calibri" w:hAnsi="Calibri"/>
+                <w:b w:val="false"/>
+                <w:bCs w:val="false"/>
+                <w:color w:val="1F2937"/>
+                <w:sz w:val="20"/>
+                <w:szCs w:val="20"/>
+              </w:rPr>
+              <w:t xml:space="preserve">Alert type is Removed from Marketplace, Publisher Compromised or Unvetted MCP Server; or KOI risk level is High or Critical; or the catalog risk is high/critical.</w:t>
+            </w:r>
+          </w:p>
+        </w:tc>
+        <w:tc>
+          <w:tcPr>
+            <w:tcW w:type="dxa" w:w="3000"/>
+            <w:tcMar>
+              <w:top w:type="dxa" w:w="60"/>
+              <w:left w:type="dxa" w:w="100"/>
+              <w:bottom w:type="dxa" w:w="60"/>
+              <w:right w:type="dxa" w:w="100"/>
+            </w:tcMar>
+            <w:vAlign w:val="center"/>
+          </w:tcPr>
+          <w:p>
+            <w:pPr>
+              <w:spacing w:after="0"/>
+            </w:pPr>
+            <w:r>
+              <w:rPr>
+                <w:rFonts w:ascii="Calibri" w:cs="Calibri" w:eastAsia="Calibri" w:hAnsi="Calibri"/>
+                <w:b w:val="false"/>
+                <w:bCs w:val="false"/>
+                <w:color w:val="1F2937"/>
+                <w:sz w:val="20"/>
+                <w:szCs w:val="20"/>
+              </w:rPr>
+              <w:t xml:space="preserve">Raise severity, then open an analyst-gated block for the item.</w:t>
+            </w:r>
+          </w:p>
+        </w:tc>
+      </w:tr>
+      <w:tr>
+        <w:trPr>
+          <w:tblHeader w:val="false"/>
+        </w:trPr>
+        <w:tc>
+          <w:tcPr>
+            <w:tcW w:type="dxa" w:w="1800"/>
+            <w:tcMar>
+              <w:top w:type="dxa" w:w="60"/>
+              <w:left w:type="dxa" w:w="100"/>
+              <w:bottom w:type="dxa" w:w="60"/>
+              <w:right w:type="dxa" w:w="100"/>
+            </w:tcMar>
+            <w:vAlign w:val="center"/>
+          </w:tcPr>
+          <w:p>
+            <w:pPr>
+              <w:spacing w:after="0"/>
+            </w:pPr>
+            <w:r>
+              <w:rPr>
+                <w:rFonts w:ascii="Calibri" w:cs="Calibri" w:eastAsia="Calibri" w:hAnsi="Calibri"/>
+                <w:b w:val="false"/>
+                <w:bCs w:val="false"/>
+                <w:color w:val="1F2937"/>
+                <w:sz w:val="20"/>
+                <w:szCs w:val="20"/>
+              </w:rPr>
+              <w:t xml:space="preserve">Benign</w:t>
+            </w:r>
+          </w:p>
+        </w:tc>
+        <w:tc>
+          <w:tcPr>
+            <w:tcW w:type="dxa" w:w="4560"/>
+            <w:tcMar>
+              <w:top w:type="dxa" w:w="60"/>
+              <w:left w:type="dxa" w:w="100"/>
+              <w:bottom w:type="dxa" w:w="60"/>
+              <w:right w:type="dxa" w:w="100"/>
+            </w:tcMar>
+            <w:vAlign w:val="center"/>
+          </w:tcPr>
+          <w:p>
+            <w:pPr>
+              <w:spacing w:after="0"/>
+            </w:pPr>
+            <w:r>
+              <w:rPr>
+                <w:rFonts w:ascii="Calibri" w:cs="Calibri" w:eastAsia="Calibri" w:hAnsi="Calibri"/>
+                <w:b w:val="false"/>
+                <w:bCs w:val="false"/>
+                <w:color w:val="1F2937"/>
+                <w:sz w:val="20"/>
+                <w:szCs w:val="20"/>
+              </w:rPr>
+              <w:t xml:space="preserve">Alert type is New Item and KOI risk level is Low.</w:t>
+            </w:r>
+          </w:p>
+        </w:tc>
+        <w:tc>
+          <w:tcPr>
+            <w:tcW w:type="dxa" w:w="3000"/>
+            <w:tcMar>
+              <w:top w:type="dxa" w:w="60"/>
+              <w:left w:type="dxa" w:w="100"/>
+              <w:bottom w:type="dxa" w:w="60"/>
+              <w:right w:type="dxa" w:w="100"/>
+            </w:tcMar>
+            <w:vAlign w:val="center"/>
+          </w:tcPr>
+          <w:p>
+            <w:pPr>
+              <w:spacing w:after="0"/>
+            </w:pPr>
+            <w:r>
+              <w:rPr>
+                <w:rFonts w:ascii="Calibri" w:cs="Calibri" w:eastAsia="Calibri" w:hAnsi="Calibri"/>
+                <w:b w:val="false"/>
+                <w:bCs w:val="false"/>
+                <w:color w:val="1F2937"/>
+                <w:sz w:val="20"/>
+                <w:szCs w:val="20"/>
+              </w:rPr>
+              <w:t xml:space="preserve">Auto-close the alert as Resolved.</w:t>
+            </w:r>
+          </w:p>
+        </w:tc>
+      </w:tr>
+      <w:tr>
+        <w:trPr>
+          <w:tblHeader w:val="false"/>
+        </w:trPr>
+        <w:tc>
+          <w:tcPr>
+            <w:tcW w:type="dxa" w:w="1800"/>
+            <w:tcMar>
+              <w:top w:type="dxa" w:w="60"/>
+              <w:left w:type="dxa" w:w="100"/>
+              <w:bottom w:type="dxa" w:w="60"/>
+              <w:right w:type="dxa" w:w="100"/>
+            </w:tcMar>
+            <w:vAlign w:val="center"/>
+          </w:tcPr>
+          <w:p>
+            <w:pPr>
+              <w:spacing w:after="0"/>
+            </w:pPr>
+            <w:r>
+              <w:rPr>
+                <w:rFonts w:ascii="Calibri" w:cs="Calibri" w:eastAsia="Calibri" w:hAnsi="Calibri"/>
+                <w:b w:val="false"/>
+                <w:bCs w:val="false"/>
+                <w:color w:val="1F2937"/>
+                <w:sz w:val="20"/>
+                <w:szCs w:val="20"/>
+              </w:rPr>
+              <w:t xml:space="preserve">Suspicious</w:t>
+            </w:r>
+          </w:p>
+        </w:tc>
+        <w:tc>
+          <w:tcPr>
+            <w:tcW w:type="dxa" w:w="4560"/>
+            <w:tcMar>
+              <w:top w:type="dxa" w:w="60"/>
+              <w:left w:type="dxa" w:w="100"/>
+              <w:bottom w:type="dxa" w:w="60"/>
+              <w:right w:type="dxa" w:w="100"/>
+            </w:tcMar>
+            <w:vAlign w:val="center"/>
+          </w:tcPr>
+          <w:p>
+            <w:pPr>
+              <w:spacing w:after="0"/>
+            </w:pPr>
+            <w:r>
+              <w:rPr>
+                <w:rFonts w:ascii="Calibri" w:cs="Calibri" w:eastAsia="Calibri" w:hAnsi="Calibri"/>
+                <w:b w:val="false"/>
+                <w:bCs w:val="false"/>
+                <w:color w:val="1F2937"/>
+                <w:sz w:val="20"/>
+                <w:szCs w:val="20"/>
+              </w:rPr>
+              <w:t xml:space="preserve">Anything else (safe default).</w:t>
+            </w:r>
+          </w:p>
+        </w:tc>
+        <w:tc>
+          <w:tcPr>
+            <w:tcW w:type="dxa" w:w="3000"/>
+            <w:tcMar>
+              <w:top w:type="dxa" w:w="60"/>
+              <w:left w:type="dxa" w:w="100"/>
+              <w:bottom w:type="dxa" w:w="60"/>
+              <w:right w:type="dxa" w:w="100"/>
+            </w:tcMar>
+            <w:vAlign w:val="center"/>
+          </w:tcPr>
+          <w:p>
+            <w:pPr>
+              <w:spacing w:after="0"/>
+            </w:pPr>
+            <w:r>
+              <w:rPr>
+                <w:rFonts w:ascii="Calibri" w:cs="Calibri" w:eastAsia="Calibri" w:hAnsi="Calibri"/>
+                <w:b w:val="false"/>
+                <w:bCs w:val="false"/>
+                <w:color w:val="1F2937"/>
+                <w:sz w:val="20"/>
+                <w:szCs w:val="20"/>
+              </w:rPr>
+              <w:t xml:space="preserve">Leave open for analyst review.</w:t>
+            </w:r>
+          </w:p>
+        </w:tc>
+      </w:tr>
+    </w:tbl>
+    <w:p>
+      <w:pPr>
+        <w:pStyle w:val="Heading2"/>
+        <w:spacing w:after="120" w:before="280"/>
       </w:pPr>
       <w:r>
         <w:rPr>
@@ -8061,190 +9639,10 @@
           <w:b/>
           <w:bCs/>
           <w:color w:val="1F2937"/>
-          <w:sz w:val="22"/>
-          <w:szCs w:val="22"/>
-        </w:rPr>
-        <w:t xml:space="preserve">Place the pack in a content-repo structure. </w:t>
-      </w:r>
-      <w:r>
-        <w:rPr>
-          <w:rFonts w:ascii="Calibri" w:cs="Calibri" w:eastAsia="Calibri" w:hAnsi="Calibri"/>
-          <w:color w:val="1F2937"/>
-          <w:sz w:val="22"/>
-          <w:szCs w:val="22"/>
-        </w:rPr>
-        <w:t xml:space="preserve">demisto-sdk only runs inside a repo shaped like demisto/content: a git repository containing Packs/Koi/&lt;pack contents&gt;, an empty .private-repo-settings file at the root, and Tests/secrets_white_list.json containing {"iocs":[],"files":[],"generic_strings":[]}.</w:t>
-      </w:r>
-    </w:p>
-    <w:p>
-      <w:pPr>
-        <w:pStyle w:val="ListParagraph"/>
-        <w:numPr>
-          <w:ilvl w:val="0"/>
-          <w:numId w:val="3"/>
-        </w:numPr>
-        <w:spacing w:after="80"/>
-      </w:pPr>
-      <w:r>
-        <w:rPr>
-          <w:rFonts w:ascii="Calibri" w:cs="Calibri" w:eastAsia="Calibri" w:hAnsi="Calibri"/>
-          <w:b/>
-          <w:bCs/>
-          <w:color w:val="1F2937"/>
-          <w:sz w:val="22"/>
-          <w:szCs w:val="22"/>
-        </w:rPr>
-        <w:t xml:space="preserve">Set the connection environment variables: </w:t>
-      </w:r>
-      <w:r>
-        <w:rPr>
-          <w:rFonts w:ascii="Consolas" w:cs="Consolas" w:eastAsia="Consolas" w:hAnsi="Consolas"/>
-          <w:color w:val="1F2937"/>
-          <w:sz w:val="20"/>
-          <w:szCs w:val="20"/>
-        </w:rPr>
-        <w:t xml:space="preserve">DEMISTO_BASE_URL</w:t>
-      </w:r>
-      <w:r>
-        <w:rPr>
-          <w:rFonts w:ascii="Calibri" w:cs="Calibri" w:eastAsia="Calibri" w:hAnsi="Calibri"/>
-          <w:color w:val="1F2937"/>
-          <w:sz w:val="22"/>
-          <w:szCs w:val="22"/>
-        </w:rPr>
-        <w:t xml:space="preserve"> (the api- URL of the tenant), </w:t>
-      </w:r>
-      <w:r>
-        <w:rPr>
-          <w:rFonts w:ascii="Consolas" w:cs="Consolas" w:eastAsia="Consolas" w:hAnsi="Consolas"/>
-          <w:color w:val="1F2937"/>
-          <w:sz w:val="20"/>
-          <w:szCs w:val="20"/>
-        </w:rPr>
-        <w:t xml:space="preserve">DEMISTO_API_KEY</w:t>
-      </w:r>
-      <w:r>
-        <w:rPr>
-          <w:rFonts w:ascii="Calibri" w:cs="Calibri" w:eastAsia="Calibri" w:hAnsi="Calibri"/>
-          <w:color w:val="1F2937"/>
-          <w:sz w:val="22"/>
-          <w:szCs w:val="22"/>
-        </w:rPr>
-        <w:t xml:space="preserve">, and </w:t>
-      </w:r>
-      <w:r>
-        <w:rPr>
-          <w:rFonts w:ascii="Consolas" w:cs="Consolas" w:eastAsia="Consolas" w:hAnsi="Consolas"/>
-          <w:color w:val="1F2937"/>
-          <w:sz w:val="20"/>
-          <w:szCs w:val="20"/>
-        </w:rPr>
-        <w:t xml:space="preserve">XSIAM_AUTH_ID</w:t>
-      </w:r>
-      <w:r>
-        <w:rPr>
-          <w:rFonts w:ascii="Calibri" w:cs="Calibri" w:eastAsia="Calibri" w:hAnsi="Calibri"/>
-          <w:color w:val="1F2937"/>
-          <w:sz w:val="22"/>
-          <w:szCs w:val="22"/>
-        </w:rPr>
-        <w:t xml:space="preserve"> (the key's ID).</w:t>
-      </w:r>
-    </w:p>
-    <w:p>
-      <w:pPr>
-        <w:pStyle w:val="Heading2"/>
-        <w:spacing w:after="120" w:before="280"/>
-      </w:pPr>
-      <w:r>
-        <w:rPr>
-          <w:rFonts w:ascii="Calibri" w:cs="Calibri" w:eastAsia="Calibri" w:hAnsi="Calibri"/>
-          <w:b/>
-          <w:bCs/>
-          <w:color w:val="1F2937"/>
           <w:sz w:val="26"/>
           <w:szCs w:val="26"/>
         </w:rPr>
-        <w:t xml:space="preserve">11.2 Build and push</w:t>
-      </w:r>
-    </w:p>
-    <w:p>
-      <w:pPr>
-        <w:spacing w:after="120"/>
-      </w:pPr>
-      <w:r>
-        <w:rPr>
-          <w:rFonts w:ascii="Calibri" w:cs="Calibri" w:eastAsia="Calibri" w:hAnsi="Calibri"/>
-          <w:color w:val="1F2937"/>
-          <w:sz w:val="22"/>
-          <w:szCs w:val="22"/>
-        </w:rPr>
-        <w:t xml:space="preserve">Validate, build the single pack artifact, and upload:</w:t>
-      </w:r>
-    </w:p>
-    <w:p>
-      <w:pPr>
-        <w:shd w:fill="F3F4F6" w:val="clear"/>
-        <w:spacing w:after="60"/>
-        <w:ind w:left="200" w:right="200"/>
-      </w:pPr>
-      <w:r>
-        <w:rPr>
-          <w:rFonts w:ascii="Consolas" w:cs="Consolas" w:eastAsia="Consolas" w:hAnsi="Consolas"/>
-          <w:color w:val="111827"/>
-          <w:sz w:val="19"/>
-          <w:szCs w:val="19"/>
-        </w:rPr>
-        <w:t xml:space="preserve">demisto-sdk validate -i Packs/Koi/Playbooks</w:t>
-      </w:r>
-    </w:p>
-    <w:p>
-      <w:pPr>
-        <w:shd w:fill="F3F4F6" w:val="clear"/>
-        <w:spacing w:after="60"/>
-        <w:ind w:left="200" w:right="200"/>
-      </w:pPr>
-      <w:r>
-        <w:rPr>
-          <w:rFonts w:ascii="Consolas" w:cs="Consolas" w:eastAsia="Consolas" w:hAnsi="Consolas"/>
-          <w:color w:val="111827"/>
-          <w:sz w:val="19"/>
-          <w:szCs w:val="19"/>
-        </w:rPr>
-        <w:t xml:space="preserve">demisto-sdk zip-packs -i Packs/Koi -o zipped</w:t>
-      </w:r>
-    </w:p>
-    <w:p>
-      <w:pPr>
-        <w:shd w:fill="F3F4F6" w:val="clear"/>
-        <w:spacing w:after="60"/>
-        <w:ind w:left="200" w:right="200"/>
-      </w:pPr>
-      <w:r>
-        <w:rPr>
-          <w:rFonts w:ascii="Consolas" w:cs="Consolas" w:eastAsia="Consolas" w:hAnsi="Consolas"/>
-          <w:color w:val="111827"/>
-          <w:sz w:val="19"/>
-          <w:szCs w:val="19"/>
-        </w:rPr>
-        <w:t xml:space="preserve">demisto-sdk upload -i Packs/Koi -z --xsiam</w:t>
-      </w:r>
-    </w:p>
-    <w:p>
-      <w:pPr>
-        <w:pStyle w:val="Heading2"/>
-        <w:spacing w:after="120" w:before="280"/>
-      </w:pPr>
-      <w:r>
-        <w:rPr>
-          <w:rFonts w:ascii="Calibri" w:cs="Calibri" w:eastAsia="Calibri" w:hAnsi="Calibri"/>
-          <w:b/>
-          <w:bCs/>
-          <w:color w:val="1F2937"/>
-          <w:sz w:val="26"/>
-          <w:szCs w:val="26"/>
-        </w:rPr>
-        <w:t xml:space="preserve">11.3 Notes verified in practice</w:t>
+        <w:t xml:space="preserve">11.3 What the item investigation gathers</w:t>
       </w:r>
     </w:p>
     <w:p>
@@ -8259,22 +9657,11 @@
       <w:r>
         <w:rPr>
           <w:rFonts w:ascii="Calibri" w:cs="Calibri" w:eastAsia="Calibri" w:hAnsi="Calibri"/>
-          <w:b/>
-          <w:bCs/>
           <w:color w:val="1F2937"/>
           <w:sz w:val="22"/>
           <w:szCs w:val="22"/>
         </w:rPr>
-        <w:t xml:space="preserve">API key type matters. </w:t>
-      </w:r>
-      <w:r>
-        <w:rPr>
-          <w:rFonts w:ascii="Calibri" w:cs="Calibri" w:eastAsia="Calibri" w:hAnsi="Calibri"/>
-          <w:color w:val="1F2937"/>
-          <w:sz w:val="22"/>
-          <w:szCs w:val="22"/>
-        </w:rPr>
-        <w:t xml:space="preserve">demisto-sdk sends the API key as-is, which works only with a Standard XSIAM API key. With an Advanced key the SDK cannot connect; in that case build the artifact with zip-packs and POST zipped/uploadable_packs/Koi.zip (multipart, field name "file") to https://api-&lt;tenant&gt;/xsoar/contentpacks/installed/upload?skipVerify=true&amp;skipValidation=true using the advanced-key signed headers. Note the endpoint is under /xsoar/, not /xsoar/public/v1/.</w:t>
+        <w:t xml:space="preserve">Catalog risk score and level, plus KOI's AI-generated risk summary.</w:t>
       </w:r>
     </w:p>
     <w:p>
@@ -8289,22 +9676,11 @@
       <w:r>
         <w:rPr>
           <w:rFonts w:ascii="Calibri" w:cs="Calibri" w:eastAsia="Calibri" w:hAnsi="Calibri"/>
-          <w:b/>
-          <w:bCs/>
           <w:color w:val="1F2937"/>
           <w:sz w:val="22"/>
           <w:szCs w:val="22"/>
         </w:rPr>
-        <w:t xml:space="preserve">API modules. </w:t>
-      </w:r>
-      <w:r>
-        <w:rPr>
-          <w:rFonts w:ascii="Calibri" w:cs="Calibri" w:eastAsia="Calibri" w:hAnsi="Calibri"/>
-          <w:color w:val="1F2937"/>
-          <w:sz w:val="22"/>
-          <w:szCs w:val="22"/>
-        </w:rPr>
-        <w:t xml:space="preserve">The Koi integration imports ContentClientApiModule; the build inlines it from Packs/ApiModules/Scripts/ContentClientApiModule/ — copy that folder from the demisto/content repository into your content repo before running zip-packs.</w:t>
+        <w:t xml:space="preserve">Your organization's own inventory record for the item: installs count, endpoint count, publisher, signing status and organization risk level.</w:t>
       </w:r>
     </w:p>
     <w:p>
@@ -8319,14 +9695,96 @@
       <w:r>
         <w:rPr>
           <w:rFonts w:ascii="Calibri" w:cs="Calibri" w:eastAsia="Calibri" w:hAnsi="Calibri"/>
+          <w:color w:val="1F2937"/>
+          <w:sz w:val="22"/>
+          <w:szCs w:val="22"/>
+        </w:rPr>
+        <w:t xml:space="preserve">The endpoints the item is installed on and the users affected (resolved when the installed version is known).</w:t>
+      </w:r>
+    </w:p>
+    <w:p>
+      <w:pPr>
+        <w:pStyle w:val="ListParagraph"/>
+        <w:numPr>
+          <w:ilvl w:val="0"/>
+          <w:numId w:val="2"/>
+        </w:numPr>
+        <w:spacing w:after="80"/>
+      </w:pPr>
+      <w:r>
+        <w:rPr>
+          <w:rFonts w:ascii="Calibri" w:cs="Calibri" w:eastAsia="Calibri" w:hAnsi="Calibri"/>
+          <w:color w:val="1F2937"/>
+          <w:sz w:val="22"/>
+          <w:szCs w:val="22"/>
+        </w:rPr>
+        <w:t xml:space="preserve">Governance state — whether the item already appears on the organization blocklist.</w:t>
+      </w:r>
+    </w:p>
+    <w:p>
+      <w:pPr>
+        <w:pStyle w:val="ListParagraph"/>
+        <w:numPr>
+          <w:ilvl w:val="0"/>
+          <w:numId w:val="2"/>
+        </w:numPr>
+        <w:spacing w:after="80"/>
+      </w:pPr>
+      <w:r>
+        <w:rPr>
+          <w:rFonts w:ascii="Calibri" w:cs="Calibri" w:eastAsia="Calibri" w:hAnsi="Calibri"/>
+          <w:color w:val="1F2937"/>
+          <w:sz w:val="22"/>
+          <w:szCs w:val="22"/>
+        </w:rPr>
+        <w:t xml:space="preserve">Remediation and approval history filtered to that item.</w:t>
+      </w:r>
+    </w:p>
+    <w:p>
+      <w:pPr>
+        <w:pStyle w:val="Heading2"/>
+        <w:spacing w:after="120" w:before="280"/>
+      </w:pPr>
+      <w:r>
+        <w:rPr>
+          <w:rFonts w:ascii="Calibri" w:cs="Calibri" w:eastAsia="Calibri" w:hAnsi="Calibri"/>
           <w:b/>
           <w:bCs/>
           <w:color w:val="1F2937"/>
+          <w:sz w:val="26"/>
+          <w:szCs w:val="26"/>
+        </w:rPr>
+        <w:t xml:space="preserve">11.4 What the device investigation gathers</w:t>
+      </w:r>
+    </w:p>
+    <w:p>
+      <w:pPr>
+        <w:pStyle w:val="ListParagraph"/>
+        <w:numPr>
+          <w:ilvl w:val="0"/>
+          <w:numId w:val="2"/>
+        </w:numPr>
+        <w:spacing w:after="80"/>
+      </w:pPr>
+      <w:r>
+        <w:rPr>
+          <w:rFonts w:ascii="Calibri" w:cs="Calibri" w:eastAsia="Calibri" w:hAnsi="Calibri"/>
+          <w:color w:val="1F2937"/>
           <w:sz w:val="22"/>
           <w:szCs w:val="22"/>
         </w:rPr>
-        <w:t xml:space="preserve">Pack items become system-owned. </w:t>
-      </w:r>
+        <w:t xml:space="preserve">Every item installed on the affected device, with version, marketplace, publisher and install path.</w:t>
+      </w:r>
+    </w:p>
+    <w:p>
+      <w:pPr>
+        <w:pStyle w:val="ListParagraph"/>
+        <w:numPr>
+          <w:ilvl w:val="0"/>
+          <w:numId w:val="2"/>
+        </w:numPr>
+        <w:spacing w:after="80"/>
+      </w:pPr>
       <w:r>
         <w:rPr>
           <w:rFonts w:ascii="Calibri" w:cs="Calibri" w:eastAsia="Calibri" w:hAnsi="Calibri"/>
@@ -8334,12 +9792,17 @@
           <w:sz w:val="22"/>
           <w:szCs w:val="22"/>
         </w:rPr>
-        <w:t xml:space="preserve">After a pack install, its items (playbooks, integration) are marked system and reject individual item uploads. Ship subsequent changes as a new pack version (bump currentVersion in pack_metadata.json, add a release note, re-upload the zip).</w:t>
-      </w:r>
-    </w:p>
-    <w:p>
-      <w:pPr>
-        <w:spacing w:after="120"/>
+        <w:t xml:space="preserve">Which of those items are at or above the configured risk level (default: high, critical), posted as a risky-items table.</w:t>
+      </w:r>
+    </w:p>
+    <w:p>
+      <w:pPr>
+        <w:pStyle w:val="ListParagraph"/>
+        <w:numPr>
+          <w:ilvl w:val="0"/>
+          <w:numId w:val="2"/>
+        </w:numPr>
+        <w:spacing w:after="80"/>
       </w:pPr>
       <w:r>
         <w:rPr>
@@ -8348,7 +9811,164 @@
           <w:sz w:val="22"/>
           <w:szCs w:val="22"/>
         </w:rPr>
-        <w:t xml:space="preserve">After upload, the pack appears in the tenant at the new version and every item (integration, playbooks, rules, dashboard) is installed together — see section 13 to validate.</w:t>
+        <w:t xml:space="preserve">Remediations recorded against that host.</w:t>
+      </w:r>
+    </w:p>
+    <w:p>
+      <w:pPr>
+        <w:pStyle w:val="Heading2"/>
+        <w:spacing w:after="120" w:before="280"/>
+      </w:pPr>
+      <w:r>
+        <w:rPr>
+          <w:rFonts w:ascii="Calibri" w:cs="Calibri" w:eastAsia="Calibri" w:hAnsi="Calibri"/>
+          <w:b/>
+          <w:bCs/>
+          <w:color w:val="1F2937"/>
+          <w:sz w:val="26"/>
+          <w:szCs w:val="26"/>
+        </w:rPr>
+        <w:t xml:space="preserve">11.5 Response safety</w:t>
+      </w:r>
+    </w:p>
+    <w:p>
+      <w:pPr>
+        <w:spacing w:after="120"/>
+      </w:pPr>
+      <w:r>
+        <w:rPr>
+          <w:rFonts w:ascii="Calibri" w:cs="Calibri" w:eastAsia="Calibri" w:hAnsi="Calibri"/>
+          <w:color w:val="1F2937"/>
+          <w:sz w:val="22"/>
+          <w:szCs w:val="22"/>
+        </w:rPr>
+        <w:t xml:space="preserve">Adding an item to the blocklist is the only state-changing action in this set, and it is gated. KOI - Block and Remediate presents the full investigation to an analyst and writes only on approval; the triage always calls it with auto_block set to false, so a Malicious verdict can never block software without a human decision. Setting auto_block to true (only meaningful when you invoke the playbook directly) skips the gate — use with care.</w:t>
+      </w:r>
+    </w:p>
+    <w:p>
+      <w:pPr>
+        <w:pStyle w:val="Heading2"/>
+        <w:spacing w:after="120" w:before="280"/>
+      </w:pPr>
+      <w:r>
+        <w:rPr>
+          <w:rFonts w:ascii="Calibri" w:cs="Calibri" w:eastAsia="Calibri" w:hAnsi="Calibri"/>
+          <w:b/>
+          <w:bCs/>
+          <w:color w:val="1F2937"/>
+          <w:sz w:val="26"/>
+          <w:szCs w:val="26"/>
+        </w:rPr>
+        <w:t xml:space="preserve">11.6 Attaching the triage</w:t>
+      </w:r>
+    </w:p>
+    <w:p>
+      <w:pPr>
+        <w:pStyle w:val="ListParagraph"/>
+        <w:numPr>
+          <w:ilvl w:val="0"/>
+          <w:numId w:val="7"/>
+        </w:numPr>
+        <w:spacing w:after="80"/>
+      </w:pPr>
+      <w:r>
+        <w:rPr>
+          <w:rFonts w:ascii="Calibri" w:cs="Calibri" w:eastAsia="Calibri" w:hAnsi="Calibri"/>
+          <w:color w:val="1F2937"/>
+          <w:sz w:val="22"/>
+          <w:szCs w:val="22"/>
+        </w:rPr>
+        <w:t xml:space="preserve">Ingest KOI alerts into Cortex (section 8) so each alert carries its koi_context payload.</w:t>
+      </w:r>
+    </w:p>
+    <w:p>
+      <w:pPr>
+        <w:pStyle w:val="ListParagraph"/>
+        <w:numPr>
+          <w:ilvl w:val="0"/>
+          <w:numId w:val="7"/>
+        </w:numPr>
+        <w:spacing w:after="80"/>
+      </w:pPr>
+      <w:r>
+        <w:rPr>
+          <w:rFonts w:ascii="Calibri" w:cs="Calibri" w:eastAsia="Calibri" w:hAnsi="Calibri"/>
+          <w:color w:val="1F2937"/>
+          <w:sz w:val="22"/>
+          <w:szCs w:val="22"/>
+        </w:rPr>
+        <w:t xml:space="preserve">Attach </w:t>
+      </w:r>
+      <w:r>
+        <w:rPr>
+          <w:rFonts w:ascii="Calibri" w:cs="Calibri" w:eastAsia="Calibri" w:hAnsi="Calibri"/>
+          <w:b/>
+          <w:bCs/>
+          <w:color w:val="1F2937"/>
+          <w:sz w:val="22"/>
+          <w:szCs w:val="22"/>
+        </w:rPr>
+        <w:t xml:space="preserve">KOI - Alert Triage</w:t>
+      </w:r>
+      <w:r>
+        <w:rPr>
+          <w:rFonts w:ascii="Calibri" w:cs="Calibri" w:eastAsia="Calibri" w:hAnsi="Calibri"/>
+          <w:color w:val="1F2937"/>
+          <w:sz w:val="22"/>
+          <w:szCs w:val="22"/>
+        </w:rPr>
+        <w:t xml:space="preserve"> as the playbook for KOI alerts, or run it on an existing alert from the CLI:</w:t>
+      </w:r>
+    </w:p>
+    <w:p>
+      <w:pPr>
+        <w:shd w:fill="F3F4F6" w:val="clear"/>
+        <w:spacing w:after="60"/>
+        <w:ind w:left="200" w:right="200"/>
+      </w:pPr>
+      <w:r>
+        <w:rPr>
+          <w:rFonts w:ascii="Consolas" w:cs="Consolas" w:eastAsia="Consolas" w:hAnsi="Consolas"/>
+          <w:color w:val="111827"/>
+          <w:sz w:val="19"/>
+          <w:szCs w:val="19"/>
+        </w:rPr>
+        <w:t xml:space="preserve">!setPlaybook playbookId="KOI - Alert Triage"</w:t>
+      </w:r>
+    </w:p>
+    <w:p>
+      <w:pPr>
+        <w:pStyle w:val="ListParagraph"/>
+        <w:numPr>
+          <w:ilvl w:val="0"/>
+          <w:numId w:val="7"/>
+        </w:numPr>
+        <w:spacing w:after="80"/>
+      </w:pPr>
+      <w:r>
+        <w:rPr>
+          <w:rFonts w:ascii="Calibri" w:cs="Calibri" w:eastAsia="Calibri" w:hAnsi="Calibri"/>
+          <w:color w:val="1F2937"/>
+          <w:sz w:val="22"/>
+          <w:szCs w:val="22"/>
+        </w:rPr>
+        <w:t xml:space="preserve">Confirm in the war room: an item investigation summary, a device investigation summary, and a triage summary carrying the verdict.</w:t>
+      </w:r>
+    </w:p>
+    <w:p>
+      <w:pPr>
+        <w:spacing w:after="120"/>
+      </w:pPr>
+      <w:r>
+        <w:rPr>
+          <w:rFonts w:ascii="Calibri" w:cs="Calibri" w:eastAsia="Calibri" w:hAnsi="Calibri"/>
+          <w:i/>
+          <w:iCs/>
+          <w:color w:val="6B7280"/>
+          <w:sz w:val="22"/>
+          <w:szCs w:val="22"/>
+        </w:rPr>
+        <w:t xml:space="preserve">KOI - Investigate Item, KOI - Investigate Device and KOI - Block and Remediate declare required inputs, so they are designed to be called as sub-playbooks (or invoked by an analyst supplying those inputs) rather than attached directly to an alert.</w:t>
       </w:r>
     </w:p>
     <w:p>
@@ -8365,7 +9985,399 @@
           <w:sz w:val="32"/>
           <w:szCs w:val="32"/>
         </w:rPr>
-        <w:t xml:space="preserve">12. Onboarding Individual Items Manually</w:t>
+        <w:t xml:space="preserve">12. Deploying the Full Pack as a Single Object (demisto-sdk)</w:t>
+      </w:r>
+    </w:p>
+    <w:p>
+      <w:pPr>
+        <w:spacing w:after="120"/>
+      </w:pPr>
+      <w:r>
+        <w:rPr>
+          <w:rFonts w:ascii="Calibri" w:cs="Calibri" w:eastAsia="Calibri" w:hAnsi="Calibri"/>
+          <w:color w:val="1F2937"/>
+          <w:sz w:val="22"/>
+          <w:szCs w:val="22"/>
+        </w:rPr>
+        <w:t xml:space="preserve">The pack can be delivered to a tenant as one artifact — a pack zip — using Palo Alto Networks' demisto-sdk. This is the recommended path for dev/test tenants and CI pipelines; production tenants normally install from the Marketplace.</w:t>
+      </w:r>
+    </w:p>
+    <w:p>
+      <w:pPr>
+        <w:pStyle w:val="Heading2"/>
+        <w:spacing w:after="120" w:before="280"/>
+      </w:pPr>
+      <w:r>
+        <w:rPr>
+          <w:rFonts w:ascii="Calibri" w:cs="Calibri" w:eastAsia="Calibri" w:hAnsi="Calibri"/>
+          <w:b/>
+          <w:bCs/>
+          <w:color w:val="1F2937"/>
+          <w:sz w:val="26"/>
+          <w:szCs w:val="26"/>
+        </w:rPr>
+        <w:t xml:space="preserve">12.1 One-time setup</w:t>
+      </w:r>
+    </w:p>
+    <w:p>
+      <w:pPr>
+        <w:pStyle w:val="ListParagraph"/>
+        <w:numPr>
+          <w:ilvl w:val="0"/>
+          <w:numId w:val="8"/>
+        </w:numPr>
+        <w:spacing w:after="80"/>
+      </w:pPr>
+      <w:r>
+        <w:rPr>
+          <w:rFonts w:ascii="Calibri" w:cs="Calibri" w:eastAsia="Calibri" w:hAnsi="Calibri"/>
+          <w:b/>
+          <w:bCs/>
+          <w:color w:val="1F2937"/>
+          <w:sz w:val="22"/>
+          <w:szCs w:val="22"/>
+        </w:rPr>
+        <w:t xml:space="preserve">Install the SDK: </w:t>
+      </w:r>
+      <w:r>
+        <w:rPr>
+          <w:rFonts w:ascii="Consolas" w:cs="Consolas" w:eastAsia="Consolas" w:hAnsi="Consolas"/>
+          <w:color w:val="1F2937"/>
+          <w:sz w:val="20"/>
+          <w:szCs w:val="20"/>
+        </w:rPr>
+        <w:t xml:space="preserve">pip3 install demisto-sdk</w:t>
+      </w:r>
+      <w:r>
+        <w:rPr>
+          <w:rFonts w:ascii="Calibri" w:cs="Calibri" w:eastAsia="Calibri" w:hAnsi="Calibri"/>
+          <w:color w:val="1F2937"/>
+          <w:sz w:val="22"/>
+          <w:szCs w:val="22"/>
+        </w:rPr>
+        <w:t xml:space="preserve"> (1.38+ required — older versions reject packs that declare the platform marketplace).</w:t>
+      </w:r>
+    </w:p>
+    <w:p>
+      <w:pPr>
+        <w:pStyle w:val="ListParagraph"/>
+        <w:numPr>
+          <w:ilvl w:val="0"/>
+          <w:numId w:val="8"/>
+        </w:numPr>
+        <w:spacing w:after="80"/>
+      </w:pPr>
+      <w:r>
+        <w:rPr>
+          <w:rFonts w:ascii="Calibri" w:cs="Calibri" w:eastAsia="Calibri" w:hAnsi="Calibri"/>
+          <w:b/>
+          <w:bCs/>
+          <w:color w:val="1F2937"/>
+          <w:sz w:val="22"/>
+          <w:szCs w:val="22"/>
+        </w:rPr>
+        <w:t xml:space="preserve">Place the pack in a content-repo structure. </w:t>
+      </w:r>
+      <w:r>
+        <w:rPr>
+          <w:rFonts w:ascii="Calibri" w:cs="Calibri" w:eastAsia="Calibri" w:hAnsi="Calibri"/>
+          <w:color w:val="1F2937"/>
+          <w:sz w:val="22"/>
+          <w:szCs w:val="22"/>
+        </w:rPr>
+        <w:t xml:space="preserve">demisto-sdk only runs inside a repo shaped like demisto/content: a git repository containing Packs/Koi/&lt;pack contents&gt;, an empty .private-repo-settings file at the root, and Tests/secrets_white_list.json containing {"iocs":[],"files":[],"generic_strings":[]}.</w:t>
+      </w:r>
+    </w:p>
+    <w:p>
+      <w:pPr>
+        <w:pStyle w:val="ListParagraph"/>
+        <w:numPr>
+          <w:ilvl w:val="0"/>
+          <w:numId w:val="8"/>
+        </w:numPr>
+        <w:spacing w:after="80"/>
+      </w:pPr>
+      <w:r>
+        <w:rPr>
+          <w:rFonts w:ascii="Calibri" w:cs="Calibri" w:eastAsia="Calibri" w:hAnsi="Calibri"/>
+          <w:b/>
+          <w:bCs/>
+          <w:color w:val="1F2937"/>
+          <w:sz w:val="22"/>
+          <w:szCs w:val="22"/>
+        </w:rPr>
+        <w:t xml:space="preserve">Set the connection environment variables: </w:t>
+      </w:r>
+      <w:r>
+        <w:rPr>
+          <w:rFonts w:ascii="Consolas" w:cs="Consolas" w:eastAsia="Consolas" w:hAnsi="Consolas"/>
+          <w:color w:val="1F2937"/>
+          <w:sz w:val="20"/>
+          <w:szCs w:val="20"/>
+        </w:rPr>
+        <w:t xml:space="preserve">DEMISTO_BASE_URL</w:t>
+      </w:r>
+      <w:r>
+        <w:rPr>
+          <w:rFonts w:ascii="Calibri" w:cs="Calibri" w:eastAsia="Calibri" w:hAnsi="Calibri"/>
+          <w:color w:val="1F2937"/>
+          <w:sz w:val="22"/>
+          <w:szCs w:val="22"/>
+        </w:rPr>
+        <w:t xml:space="preserve"> (the api- URL of the tenant), </w:t>
+      </w:r>
+      <w:r>
+        <w:rPr>
+          <w:rFonts w:ascii="Consolas" w:cs="Consolas" w:eastAsia="Consolas" w:hAnsi="Consolas"/>
+          <w:color w:val="1F2937"/>
+          <w:sz w:val="20"/>
+          <w:szCs w:val="20"/>
+        </w:rPr>
+        <w:t xml:space="preserve">DEMISTO_API_KEY</w:t>
+      </w:r>
+      <w:r>
+        <w:rPr>
+          <w:rFonts w:ascii="Calibri" w:cs="Calibri" w:eastAsia="Calibri" w:hAnsi="Calibri"/>
+          <w:color w:val="1F2937"/>
+          <w:sz w:val="22"/>
+          <w:szCs w:val="22"/>
+        </w:rPr>
+        <w:t xml:space="preserve">, and </w:t>
+      </w:r>
+      <w:r>
+        <w:rPr>
+          <w:rFonts w:ascii="Consolas" w:cs="Consolas" w:eastAsia="Consolas" w:hAnsi="Consolas"/>
+          <w:color w:val="1F2937"/>
+          <w:sz w:val="20"/>
+          <w:szCs w:val="20"/>
+        </w:rPr>
+        <w:t xml:space="preserve">XSIAM_AUTH_ID</w:t>
+      </w:r>
+      <w:r>
+        <w:rPr>
+          <w:rFonts w:ascii="Calibri" w:cs="Calibri" w:eastAsia="Calibri" w:hAnsi="Calibri"/>
+          <w:color w:val="1F2937"/>
+          <w:sz w:val="22"/>
+          <w:szCs w:val="22"/>
+        </w:rPr>
+        <w:t xml:space="preserve"> (the key's ID).</w:t>
+      </w:r>
+    </w:p>
+    <w:p>
+      <w:pPr>
+        <w:pStyle w:val="Heading2"/>
+        <w:spacing w:after="120" w:before="280"/>
+      </w:pPr>
+      <w:r>
+        <w:rPr>
+          <w:rFonts w:ascii="Calibri" w:cs="Calibri" w:eastAsia="Calibri" w:hAnsi="Calibri"/>
+          <w:b/>
+          <w:bCs/>
+          <w:color w:val="1F2937"/>
+          <w:sz w:val="26"/>
+          <w:szCs w:val="26"/>
+        </w:rPr>
+        <w:t xml:space="preserve">12.2 Build and push</w:t>
+      </w:r>
+    </w:p>
+    <w:p>
+      <w:pPr>
+        <w:spacing w:after="120"/>
+      </w:pPr>
+      <w:r>
+        <w:rPr>
+          <w:rFonts w:ascii="Calibri" w:cs="Calibri" w:eastAsia="Calibri" w:hAnsi="Calibri"/>
+          <w:color w:val="1F2937"/>
+          <w:sz w:val="22"/>
+          <w:szCs w:val="22"/>
+        </w:rPr>
+        <w:t xml:space="preserve">Validate, build the single pack artifact, and upload:</w:t>
+      </w:r>
+    </w:p>
+    <w:p>
+      <w:pPr>
+        <w:shd w:fill="F3F4F6" w:val="clear"/>
+        <w:spacing w:after="60"/>
+        <w:ind w:left="200" w:right="200"/>
+      </w:pPr>
+      <w:r>
+        <w:rPr>
+          <w:rFonts w:ascii="Consolas" w:cs="Consolas" w:eastAsia="Consolas" w:hAnsi="Consolas"/>
+          <w:color w:val="111827"/>
+          <w:sz w:val="19"/>
+          <w:szCs w:val="19"/>
+        </w:rPr>
+        <w:t xml:space="preserve">demisto-sdk validate -i Packs/Koi/Playbooks</w:t>
+      </w:r>
+    </w:p>
+    <w:p>
+      <w:pPr>
+        <w:shd w:fill="F3F4F6" w:val="clear"/>
+        <w:spacing w:after="60"/>
+        <w:ind w:left="200" w:right="200"/>
+      </w:pPr>
+      <w:r>
+        <w:rPr>
+          <w:rFonts w:ascii="Consolas" w:cs="Consolas" w:eastAsia="Consolas" w:hAnsi="Consolas"/>
+          <w:color w:val="111827"/>
+          <w:sz w:val="19"/>
+          <w:szCs w:val="19"/>
+        </w:rPr>
+        <w:t xml:space="preserve">demisto-sdk zip-packs -i Packs/Koi -o zipped</w:t>
+      </w:r>
+    </w:p>
+    <w:p>
+      <w:pPr>
+        <w:shd w:fill="F3F4F6" w:val="clear"/>
+        <w:spacing w:after="60"/>
+        <w:ind w:left="200" w:right="200"/>
+      </w:pPr>
+      <w:r>
+        <w:rPr>
+          <w:rFonts w:ascii="Consolas" w:cs="Consolas" w:eastAsia="Consolas" w:hAnsi="Consolas"/>
+          <w:color w:val="111827"/>
+          <w:sz w:val="19"/>
+          <w:szCs w:val="19"/>
+        </w:rPr>
+        <w:t xml:space="preserve">demisto-sdk upload -i Packs/Koi -z --xsiam</w:t>
+      </w:r>
+    </w:p>
+    <w:p>
+      <w:pPr>
+        <w:pStyle w:val="Heading2"/>
+        <w:spacing w:after="120" w:before="280"/>
+      </w:pPr>
+      <w:r>
+        <w:rPr>
+          <w:rFonts w:ascii="Calibri" w:cs="Calibri" w:eastAsia="Calibri" w:hAnsi="Calibri"/>
+          <w:b/>
+          <w:bCs/>
+          <w:color w:val="1F2937"/>
+          <w:sz w:val="26"/>
+          <w:szCs w:val="26"/>
+        </w:rPr>
+        <w:t xml:space="preserve">12.3 Notes verified in practice</w:t>
+      </w:r>
+    </w:p>
+    <w:p>
+      <w:pPr>
+        <w:pStyle w:val="ListParagraph"/>
+        <w:numPr>
+          <w:ilvl w:val="0"/>
+          <w:numId w:val="2"/>
+        </w:numPr>
+        <w:spacing w:after="80"/>
+      </w:pPr>
+      <w:r>
+        <w:rPr>
+          <w:rFonts w:ascii="Calibri" w:cs="Calibri" w:eastAsia="Calibri" w:hAnsi="Calibri"/>
+          <w:b/>
+          <w:bCs/>
+          <w:color w:val="1F2937"/>
+          <w:sz w:val="22"/>
+          <w:szCs w:val="22"/>
+        </w:rPr>
+        <w:t xml:space="preserve">API key type matters. </w:t>
+      </w:r>
+      <w:r>
+        <w:rPr>
+          <w:rFonts w:ascii="Calibri" w:cs="Calibri" w:eastAsia="Calibri" w:hAnsi="Calibri"/>
+          <w:color w:val="1F2937"/>
+          <w:sz w:val="22"/>
+          <w:szCs w:val="22"/>
+        </w:rPr>
+        <w:t xml:space="preserve">demisto-sdk sends the API key as-is, which works only with a Standard XSIAM API key. With an Advanced key the SDK cannot connect; in that case build the artifact with zip-packs and POST zipped/uploadable_packs/Koi.zip (multipart, field name "file") to https://api-&lt;tenant&gt;/xsoar/contentpacks/installed/upload?skipVerify=true&amp;skipValidation=true using the advanced-key signed headers. Note the endpoint is under /xsoar/, not /xsoar/public/v1/.</w:t>
+      </w:r>
+    </w:p>
+    <w:p>
+      <w:pPr>
+        <w:pStyle w:val="ListParagraph"/>
+        <w:numPr>
+          <w:ilvl w:val="0"/>
+          <w:numId w:val="2"/>
+        </w:numPr>
+        <w:spacing w:after="80"/>
+      </w:pPr>
+      <w:r>
+        <w:rPr>
+          <w:rFonts w:ascii="Calibri" w:cs="Calibri" w:eastAsia="Calibri" w:hAnsi="Calibri"/>
+          <w:b/>
+          <w:bCs/>
+          <w:color w:val="1F2937"/>
+          <w:sz w:val="22"/>
+          <w:szCs w:val="22"/>
+        </w:rPr>
+        <w:t xml:space="preserve">API modules. </w:t>
+      </w:r>
+      <w:r>
+        <w:rPr>
+          <w:rFonts w:ascii="Calibri" w:cs="Calibri" w:eastAsia="Calibri" w:hAnsi="Calibri"/>
+          <w:color w:val="1F2937"/>
+          <w:sz w:val="22"/>
+          <w:szCs w:val="22"/>
+        </w:rPr>
+        <w:t xml:space="preserve">The Koi integration imports ContentClientApiModule; the build inlines it from Packs/ApiModules/Scripts/ContentClientApiModule/ — copy that folder from the demisto/content repository into your content repo before running zip-packs.</w:t>
+      </w:r>
+    </w:p>
+    <w:p>
+      <w:pPr>
+        <w:pStyle w:val="ListParagraph"/>
+        <w:numPr>
+          <w:ilvl w:val="0"/>
+          <w:numId w:val="2"/>
+        </w:numPr>
+        <w:spacing w:after="80"/>
+      </w:pPr>
+      <w:r>
+        <w:rPr>
+          <w:rFonts w:ascii="Calibri" w:cs="Calibri" w:eastAsia="Calibri" w:hAnsi="Calibri"/>
+          <w:b/>
+          <w:bCs/>
+          <w:color w:val="1F2937"/>
+          <w:sz w:val="22"/>
+          <w:szCs w:val="22"/>
+        </w:rPr>
+        <w:t xml:space="preserve">Pack items become system-owned. </w:t>
+      </w:r>
+      <w:r>
+        <w:rPr>
+          <w:rFonts w:ascii="Calibri" w:cs="Calibri" w:eastAsia="Calibri" w:hAnsi="Calibri"/>
+          <w:color w:val="1F2937"/>
+          <w:sz w:val="22"/>
+          <w:szCs w:val="22"/>
+        </w:rPr>
+        <w:t xml:space="preserve">After a pack install, its items (playbooks, integration) are marked system and reject individual item uploads. Ship subsequent changes as a new pack version (bump currentVersion in pack_metadata.json, add a release note, re-upload the zip).</w:t>
+      </w:r>
+    </w:p>
+    <w:p>
+      <w:pPr>
+        <w:spacing w:after="120"/>
+      </w:pPr>
+      <w:r>
+        <w:rPr>
+          <w:rFonts w:ascii="Calibri" w:cs="Calibri" w:eastAsia="Calibri" w:hAnsi="Calibri"/>
+          <w:color w:val="1F2937"/>
+          <w:sz w:val="22"/>
+          <w:szCs w:val="22"/>
+        </w:rPr>
+        <w:t xml:space="preserve">After upload, the pack appears in the tenant at the new version and every item (integration, playbooks, rules, dashboard) is installed together — see section 14 to validate.</w:t>
+      </w:r>
+    </w:p>
+    <w:p>
+      <w:pPr>
+        <w:pStyle w:val="Heading1"/>
+        <w:spacing w:after="160" w:before="360"/>
+      </w:pPr>
+      <w:r>
+        <w:rPr>
+          <w:rFonts w:ascii="Calibri" w:cs="Calibri" w:eastAsia="Calibri" w:hAnsi="Calibri"/>
+          <w:b/>
+          <w:bCs/>
+          <w:color w:val="E8551F"/>
+          <w:sz w:val="32"/>
+          <w:szCs w:val="32"/>
+        </w:rPr>
+        <w:t xml:space="preserve">13. Onboarding Individual Items Manually</w:t>
       </w:r>
     </w:p>
     <w:p>
@@ -8550,7 +10562,7 @@
                 <w:sz w:val="20"/>
                 <w:szCs w:val="20"/>
               </w:rPr>
-              <w:t xml:space="preserve">Playbooks (3 files)</w:t>
+              <w:t xml:space="preserve">Playbooks — Script Runner (3 files)</w:t>
             </w:r>
           </w:p>
         </w:tc>
@@ -8611,7 +10623,7 @@
                 <w:sz w:val="20"/>
                 <w:szCs w:val="20"/>
               </w:rPr>
-              <w:t xml:space="preserve">Configuration List</w:t>
+              <w:t xml:space="preserve">Playbooks — Triage &amp; response (7 files)</w:t>
             </w:r>
           </w:p>
         </w:tc>
@@ -8639,7 +10651,7 @@
                 <w:sz w:val="20"/>
                 <w:szCs w:val="20"/>
               </w:rPr>
-              <w:t xml:space="preserve">Settings → Configurations → Object Setup → Lists → New List. Name it exactly "Koi Script Runner", type JSON, and paste the configuration array (section 10.3).</w:t>
+              <w:t xml:space="preserve">Same import screen. Import the sub-playbooks first (KOI - Extract Alert Context, KOI - Investigate Item, KOI - Investigate Device, KOI - Enrich Item), then KOI - Block and Remediate and KOI - MCP Server Audit, and finally KOI - Alert Triage. References bind by name.</w:t>
             </w:r>
           </w:p>
         </w:tc>
@@ -8672,7 +10684,7 @@
                 <w:sz w:val="20"/>
                 <w:szCs w:val="20"/>
               </w:rPr>
-              <w:t xml:space="preserve">Job</w:t>
+              <w:t xml:space="preserve">Configuration List</w:t>
             </w:r>
           </w:p>
         </w:tc>
@@ -8700,7 +10712,7 @@
                 <w:sz w:val="20"/>
                 <w:szCs w:val="20"/>
               </w:rPr>
-              <w:t xml:space="preserve">Investigation &amp; Response → Automation → Jobs → New Job. Time-triggered, choose the "Koi Unified - Script Runner" playbook, set the recurrence.</w:t>
+              <w:t xml:space="preserve">Settings → Configurations → Object Setup → Lists → New List. Name it exactly "Koi Script Runner", type JSON, and paste the configuration array (section 10.3).</w:t>
             </w:r>
           </w:p>
         </w:tc>
@@ -8733,7 +10745,7 @@
                 <w:sz w:val="20"/>
                 <w:szCs w:val="20"/>
               </w:rPr>
-              <w:t xml:space="preserve">Parsing / Modeling Rules</w:t>
+              <w:t xml:space="preserve">Job</w:t>
             </w:r>
           </w:p>
         </w:tc>
@@ -8761,7 +10773,7 @@
                 <w:sz w:val="20"/>
                 <w:szCs w:val="20"/>
               </w:rPr>
-              <w:t xml:space="preserve">XSIAM: Settings → Data Management → Parsing Rules (and Modeling Rules) → add the content of the pack's .xif files as user-defined rules targeting dataset koi_koi_raw.</w:t>
+              <w:t xml:space="preserve">Investigation &amp; Response → Automation → Jobs → New Job. Time-triggered, choose the "Koi Unified - Script Runner" playbook, set the recurrence.</w:t>
             </w:r>
           </w:p>
         </w:tc>
@@ -8794,6 +10806,67 @@
                 <w:sz w:val="20"/>
                 <w:szCs w:val="20"/>
               </w:rPr>
+              <w:t xml:space="preserve">Parsing / Modeling Rules</w:t>
+            </w:r>
+          </w:p>
+        </w:tc>
+        <w:tc>
+          <w:tcPr>
+            <w:tcW w:type="dxa" w:w="6460"/>
+            <w:tcMar>
+              <w:top w:type="dxa" w:w="60"/>
+              <w:left w:type="dxa" w:w="100"/>
+              <w:bottom w:type="dxa" w:w="60"/>
+              <w:right w:type="dxa" w:w="100"/>
+            </w:tcMar>
+            <w:vAlign w:val="center"/>
+          </w:tcPr>
+          <w:p>
+            <w:pPr>
+              <w:spacing w:after="0"/>
+            </w:pPr>
+            <w:r>
+              <w:rPr>
+                <w:rFonts w:ascii="Calibri" w:cs="Calibri" w:eastAsia="Calibri" w:hAnsi="Calibri"/>
+                <w:b w:val="false"/>
+                <w:bCs w:val="false"/>
+                <w:color w:val="1F2937"/>
+                <w:sz w:val="20"/>
+                <w:szCs w:val="20"/>
+              </w:rPr>
+              <w:t xml:space="preserve">XSIAM: Settings → Data Management → Parsing Rules (and Modeling Rules) → add the content of the pack's .xif files as user-defined rules targeting dataset koi_koi_raw.</w:t>
+            </w:r>
+          </w:p>
+        </w:tc>
+      </w:tr>
+      <w:tr>
+        <w:trPr>
+          <w:tblHeader w:val="false"/>
+        </w:trPr>
+        <w:tc>
+          <w:tcPr>
+            <w:tcW w:type="dxa" w:w="2900"/>
+            <w:tcMar>
+              <w:top w:type="dxa" w:w="60"/>
+              <w:left w:type="dxa" w:w="100"/>
+              <w:bottom w:type="dxa" w:w="60"/>
+              <w:right w:type="dxa" w:w="100"/>
+            </w:tcMar>
+            <w:vAlign w:val="center"/>
+          </w:tcPr>
+          <w:p>
+            <w:pPr>
+              <w:spacing w:after="0"/>
+            </w:pPr>
+            <w:r>
+              <w:rPr>
+                <w:rFonts w:ascii="Calibri" w:cs="Calibri" w:eastAsia="Calibri" w:hAnsi="Calibri"/>
+                <w:b w:val="false"/>
+                <w:bCs w:val="false"/>
+                <w:color w:val="1F2937"/>
+                <w:sz w:val="20"/>
+                <w:szCs w:val="20"/>
+              </w:rPr>
               <w:t xml:space="preserve">Koi Alerts Dashboard</w:t>
             </w:r>
           </w:p>
@@ -8858,7 +10931,7 @@
           <w:sz w:val="32"/>
           <w:szCs w:val="32"/>
         </w:rPr>
-        <w:t xml:space="preserve">13. Validating That Everything Works</w:t>
+        <w:t xml:space="preserve">14. Validating That Everything Works</w:t>
       </w:r>
     </w:p>
     <w:p>
@@ -9546,6 +11619,184 @@
                 <w:sz w:val="20"/>
                 <w:szCs w:val="20"/>
               </w:rPr>
+              <w:t xml:space="preserve">Alert triage playbooks</w:t>
+            </w:r>
+          </w:p>
+        </w:tc>
+        <w:tc>
+          <w:tcPr>
+            <w:tcW w:type="dxa" w:w="3600"/>
+            <w:tcMar>
+              <w:top w:type="dxa" w:w="60"/>
+              <w:left w:type="dxa" w:w="100"/>
+              <w:bottom w:type="dxa" w:w="60"/>
+              <w:right w:type="dxa" w:w="100"/>
+            </w:tcMar>
+            <w:vAlign w:val="center"/>
+          </w:tcPr>
+          <w:p>
+            <w:pPr>
+              <w:spacing w:after="0"/>
+            </w:pPr>
+            <w:r>
+              <w:rPr>
+                <w:rFonts w:ascii="Calibri" w:cs="Calibri" w:eastAsia="Calibri" w:hAnsi="Calibri"/>
+                <w:b w:val="false"/>
+                <w:bCs w:val="false"/>
+                <w:color w:val="1F2937"/>
+                <w:sz w:val="20"/>
+                <w:szCs w:val="20"/>
+              </w:rPr>
+              <w:t xml:space="preserve">Run KOI - Alert Triage on a KOI alert (attach it, or !setPlaybook).</w:t>
+            </w:r>
+          </w:p>
+        </w:tc>
+        <w:tc>
+          <w:tcPr>
+            <w:tcW w:type="dxa" w:w="3260"/>
+            <w:tcMar>
+              <w:top w:type="dxa" w:w="60"/>
+              <w:left w:type="dxa" w:w="100"/>
+              <w:bottom w:type="dxa" w:w="60"/>
+              <w:right w:type="dxa" w:w="100"/>
+            </w:tcMar>
+            <w:vAlign w:val="center"/>
+          </w:tcPr>
+          <w:p>
+            <w:pPr>
+              <w:spacing w:after="0"/>
+            </w:pPr>
+            <w:r>
+              <w:rPr>
+                <w:rFonts w:ascii="Calibri" w:cs="Calibri" w:eastAsia="Calibri" w:hAnsi="Calibri"/>
+                <w:b w:val="false"/>
+                <w:bCs w:val="false"/>
+                <w:color w:val="1F2937"/>
+                <w:sz w:val="20"/>
+                <w:szCs w:val="20"/>
+              </w:rPr>
+              <w:t xml:space="preserve">War room shows an item investigation summary, a device investigation summary, and a triage summary carrying the verdict; benign alerts auto-close, others escalate.</w:t>
+            </w:r>
+          </w:p>
+        </w:tc>
+      </w:tr>
+      <w:tr>
+        <w:trPr>
+          <w:tblHeader w:val="false"/>
+        </w:trPr>
+        <w:tc>
+          <w:tcPr>
+            <w:tcW w:type="dxa" w:w="2500"/>
+            <w:tcMar>
+              <w:top w:type="dxa" w:w="60"/>
+              <w:left w:type="dxa" w:w="100"/>
+              <w:bottom w:type="dxa" w:w="60"/>
+              <w:right w:type="dxa" w:w="100"/>
+            </w:tcMar>
+            <w:vAlign w:val="center"/>
+          </w:tcPr>
+          <w:p>
+            <w:pPr>
+              <w:spacing w:after="0"/>
+            </w:pPr>
+            <w:r>
+              <w:rPr>
+                <w:rFonts w:ascii="Calibri" w:cs="Calibri" w:eastAsia="Calibri" w:hAnsi="Calibri"/>
+                <w:b w:val="false"/>
+                <w:bCs w:val="false"/>
+                <w:color w:val="1F2937"/>
+                <w:sz w:val="20"/>
+                <w:szCs w:val="20"/>
+              </w:rPr>
+              <w:t xml:space="preserve">Analyst-gated block</w:t>
+            </w:r>
+          </w:p>
+        </w:tc>
+        <w:tc>
+          <w:tcPr>
+            <w:tcW w:type="dxa" w:w="3600"/>
+            <w:tcMar>
+              <w:top w:type="dxa" w:w="60"/>
+              <w:left w:type="dxa" w:w="100"/>
+              <w:bottom w:type="dxa" w:w="60"/>
+              <w:right w:type="dxa" w:w="100"/>
+            </w:tcMar>
+            <w:vAlign w:val="center"/>
+          </w:tcPr>
+          <w:p>
+            <w:pPr>
+              <w:spacing w:after="0"/>
+            </w:pPr>
+            <w:r>
+              <w:rPr>
+                <w:rFonts w:ascii="Calibri" w:cs="Calibri" w:eastAsia="Calibri" w:hAnsi="Calibri"/>
+                <w:b w:val="false"/>
+                <w:bCs w:val="false"/>
+                <w:color w:val="1F2937"/>
+                <w:sz w:val="20"/>
+                <w:szCs w:val="20"/>
+              </w:rPr>
+              <w:t xml:space="preserve">Let a Malicious verdict reach the block step.</w:t>
+            </w:r>
+          </w:p>
+        </w:tc>
+        <w:tc>
+          <w:tcPr>
+            <w:tcW w:type="dxa" w:w="3260"/>
+            <w:tcMar>
+              <w:top w:type="dxa" w:w="60"/>
+              <w:left w:type="dxa" w:w="100"/>
+              <w:bottom w:type="dxa" w:w="60"/>
+              <w:right w:type="dxa" w:w="100"/>
+            </w:tcMar>
+            <w:vAlign w:val="center"/>
+          </w:tcPr>
+          <w:p>
+            <w:pPr>
+              <w:spacing w:after="0"/>
+            </w:pPr>
+            <w:r>
+              <w:rPr>
+                <w:rFonts w:ascii="Calibri" w:cs="Calibri" w:eastAsia="Calibri" w:hAnsi="Calibri"/>
+                <w:b w:val="false"/>
+                <w:bCs w:val="false"/>
+                <w:color w:val="1F2937"/>
+                <w:sz w:val="20"/>
+                <w:szCs w:val="20"/>
+              </w:rPr>
+              <w:t xml:space="preserve">The run parks at runStatus "waiting" on the approval task and koi-blocklist-items-add has NOT executed. It runs only after an analyst approves.</w:t>
+            </w:r>
+          </w:p>
+        </w:tc>
+      </w:tr>
+      <w:tr>
+        <w:trPr>
+          <w:tblHeader w:val="false"/>
+        </w:trPr>
+        <w:tc>
+          <w:tcPr>
+            <w:tcW w:type="dxa" w:w="2500"/>
+            <w:tcMar>
+              <w:top w:type="dxa" w:w="60"/>
+              <w:left w:type="dxa" w:w="100"/>
+              <w:bottom w:type="dxa" w:w="60"/>
+              <w:right w:type="dxa" w:w="100"/>
+            </w:tcMar>
+            <w:vAlign w:val="center"/>
+          </w:tcPr>
+          <w:p>
+            <w:pPr>
+              <w:spacing w:after="0"/>
+            </w:pPr>
+            <w:r>
+              <w:rPr>
+                <w:rFonts w:ascii="Calibri" w:cs="Calibri" w:eastAsia="Calibri" w:hAnsi="Calibri"/>
+                <w:b w:val="false"/>
+                <w:bCs w:val="false"/>
+                <w:color w:val="1F2937"/>
+                <w:sz w:val="20"/>
+                <w:szCs w:val="20"/>
+              </w:rPr>
               <w:t xml:space="preserve">Dashboard</w:t>
             </w:r>
           </w:p>
@@ -9686,7 +11937,7 @@
           <w:sz w:val="32"/>
           <w:szCs w:val="32"/>
         </w:rPr>
-        <w:t xml:space="preserve">14. Troubleshooting</w:t>
+        <w:t xml:space="preserve">15. Troubleshooting</w:t>
       </w:r>
     </w:p>
     <w:tbl>
@@ -10332,6 +12583,95 @@
           </w:p>
         </w:tc>
       </w:tr>
+      <w:tr>
+        <w:trPr>
+          <w:tblHeader w:val="false"/>
+        </w:trPr>
+        <w:tc>
+          <w:tcPr>
+            <w:tcW w:type="dxa" w:w="2900"/>
+            <w:tcMar>
+              <w:top w:type="dxa" w:w="60"/>
+              <w:left w:type="dxa" w:w="100"/>
+              <w:bottom w:type="dxa" w:w="60"/>
+              <w:right w:type="dxa" w:w="100"/>
+            </w:tcMar>
+            <w:vAlign w:val="center"/>
+          </w:tcPr>
+          <w:p>
+            <w:pPr>
+              <w:spacing w:after="0"/>
+            </w:pPr>
+            <w:r>
+              <w:rPr>
+                <w:rFonts w:ascii="Calibri" w:cs="Calibri" w:eastAsia="Calibri" w:hAnsi="Calibri"/>
+                <w:b w:val="false"/>
+                <w:bCs w:val="false"/>
+                <w:color w:val="1F2937"/>
+                <w:sz w:val="20"/>
+                <w:szCs w:val="20"/>
+              </w:rPr>
+              <w:t xml:space="preserve">HTTP 403 on inventory, users, Koidex or governance commands, while event collection keeps working</w:t>
+            </w:r>
+          </w:p>
+        </w:tc>
+        <w:tc>
+          <w:tcPr>
+            <w:tcW w:type="dxa" w:w="3000"/>
+            <w:tcMar>
+              <w:top w:type="dxa" w:w="60"/>
+              <w:left w:type="dxa" w:w="100"/>
+              <w:bottom w:type="dxa" w:w="60"/>
+              <w:right w:type="dxa" w:w="100"/>
+            </w:tcMar>
+            <w:vAlign w:val="center"/>
+          </w:tcPr>
+          <w:p>
+            <w:pPr>
+              <w:spacing w:after="0"/>
+            </w:pPr>
+            <w:r>
+              <w:rPr>
+                <w:rFonts w:ascii="Calibri" w:cs="Calibri" w:eastAsia="Calibri" w:hAnsi="Calibri"/>
+                <w:b w:val="false"/>
+                <w:bCs w:val="false"/>
+                <w:color w:val="1F2937"/>
+                <w:sz w:val="20"/>
+                <w:szCs w:val="20"/>
+              </w:rPr>
+              <w:t xml:space="preserve">KOI's edge is rejecting the source IP — typically a shared datacenter or cloud egress range</w:t>
+            </w:r>
+          </w:p>
+        </w:tc>
+        <w:tc>
+          <w:tcPr>
+            <w:tcW w:type="dxa" w:w="3460"/>
+            <w:tcMar>
+              <w:top w:type="dxa" w:w="60"/>
+              <w:left w:type="dxa" w:w="100"/>
+              <w:bottom w:type="dxa" w:w="60"/>
+              <w:right w:type="dxa" w:w="100"/>
+            </w:tcMar>
+            <w:vAlign w:val="center"/>
+          </w:tcPr>
+          <w:p>
+            <w:pPr>
+              <w:spacing w:after="0"/>
+            </w:pPr>
+            <w:r>
+              <w:rPr>
+                <w:rFonts w:ascii="Calibri" w:cs="Calibri" w:eastAsia="Calibri" w:hAnsi="Calibri"/>
+                <w:b w:val="false"/>
+                <w:bCs w:val="false"/>
+                <w:color w:val="1F2937"/>
+                <w:sz w:val="20"/>
+                <w:szCs w:val="20"/>
+              </w:rPr>
+              <w:t xml:space="preserve">Run the integration on a Cortex engine whose egress IP KOI accepts (for example a corporate/office network), or ask KOI to allowlist your egress. Confirm with !koi-users-list limit=1 — the same key succeeds from an accepted IP and returns 403 from a rejected one.</w:t>
+            </w:r>
+          </w:p>
+        </w:tc>
+      </w:tr>
     </w:tbl>
     <w:p>
       <w:pPr>
@@ -10347,7 +12687,7 @@
           <w:sz w:val="32"/>
           <w:szCs w:val="32"/>
         </w:rPr>
-        <w:t xml:space="preserve">15. Support &amp; References</w:t>
+        <w:t xml:space="preserve">16. Support &amp; References</w:t>
       </w:r>
     </w:p>
     <w:p>
@@ -10676,6 +13016,36 @@
     </w:lvlOverride>
   </w:num>
   <w:num w:numId="3">
+    <w:abstractNumId w:val="3"/>
+    <w:lvlOverride w:ilvl="0">
+      <w:startOverride w:val="1"/>
+    </w:lvlOverride>
+  </w:num>
+  <w:num w:numId="4">
+    <w:abstractNumId w:val="3"/>
+    <w:lvlOverride w:ilvl="0">
+      <w:startOverride w:val="1"/>
+    </w:lvlOverride>
+  </w:num>
+  <w:num w:numId="5">
+    <w:abstractNumId w:val="3"/>
+    <w:lvlOverride w:ilvl="0">
+      <w:startOverride w:val="1"/>
+    </w:lvlOverride>
+  </w:num>
+  <w:num w:numId="6">
+    <w:abstractNumId w:val="3"/>
+    <w:lvlOverride w:ilvl="0">
+      <w:startOverride w:val="1"/>
+    </w:lvlOverride>
+  </w:num>
+  <w:num w:numId="7">
+    <w:abstractNumId w:val="3"/>
+    <w:lvlOverride w:ilvl="0">
+      <w:startOverride w:val="1"/>
+    </w:lvlOverride>
+  </w:num>
+  <w:num w:numId="8">
     <w:abstractNumId w:val="3"/>
     <w:lvlOverride w:ilvl="0">
       <w:startOverride w:val="1"/>

--- a/docs/KOI_Integration_Customer_Guide_v1.3.0.docx
+++ b/docs/KOI_Integration_Customer_Guide_v1.3.0.docx
@@ -10016,7 +10016,662 @@
           <w:sz w:val="26"/>
           <w:szCs w:val="26"/>
         </w:rPr>
-        <w:t xml:space="preserve">12.1 One-time setup</w:t>
+        <w:t xml:space="preserve">12.1 Choosing an install path</w:t>
+      </w:r>
+    </w:p>
+    <w:p>
+      <w:pPr>
+        <w:spacing w:after="120"/>
+      </w:pPr>
+      <w:r>
+        <w:rPr>
+          <w:rFonts w:ascii="Calibri" w:cs="Calibri" w:eastAsia="Calibri" w:hAnsi="Calibri"/>
+          <w:color w:val="1F2937"/>
+          <w:sz w:val="22"/>
+          <w:szCs w:val="22"/>
+        </w:rPr>
+        <w:t xml:space="preserve">The path you choose determines whether event collection works at all. Commands and playbooks behave the same on every path; the collector and the rules do not.</w:t>
+      </w:r>
+    </w:p>
+    <w:tbl>
+      <w:tblPr>
+        <w:tblW w:type="dxa" w:w="10360"/>
+        <w:tblBorders>
+          <w:top w:val="single" w:color="auto" w:sz="4"/>
+          <w:left w:val="single" w:color="auto" w:sz="4"/>
+          <w:bottom w:val="single" w:color="auto" w:sz="4"/>
+          <w:right w:val="single" w:color="auto" w:sz="4"/>
+          <w:insideH w:val="single" w:color="auto" w:sz="4"/>
+          <w:insideV w:val="single" w:color="auto" w:sz="4"/>
+        </w:tblBorders>
+      </w:tblPr>
+      <w:tblGrid>
+        <w:gridCol w:w="2700"/>
+        <w:gridCol w:w="3900"/>
+        <w:gridCol w:w="1200"/>
+        <w:gridCol w:w="2560"/>
+      </w:tblGrid>
+      <w:tr>
+        <w:trPr>
+          <w:tblHeader/>
+        </w:trPr>
+        <w:tc>
+          <w:tcPr>
+            <w:tcW w:type="dxa" w:w="2700"/>
+            <w:shd w:fill="334155" w:val="clear"/>
+            <w:tcMar>
+              <w:top w:type="dxa" w:w="60"/>
+              <w:left w:type="dxa" w:w="100"/>
+              <w:bottom w:type="dxa" w:w="60"/>
+              <w:right w:type="dxa" w:w="100"/>
+            </w:tcMar>
+            <w:vAlign w:val="center"/>
+          </w:tcPr>
+          <w:p>
+            <w:pPr>
+              <w:spacing w:after="0"/>
+            </w:pPr>
+            <w:r>
+              <w:rPr>
+                <w:rFonts w:ascii="Calibri" w:cs="Calibri" w:eastAsia="Calibri" w:hAnsi="Calibri"/>
+                <w:b/>
+                <w:bCs/>
+                <w:color w:val="FFFFFF"/>
+                <w:sz w:val="21"/>
+                <w:szCs w:val="21"/>
+              </w:rPr>
+              <w:t xml:space="preserve">Path</w:t>
+            </w:r>
+          </w:p>
+        </w:tc>
+        <w:tc>
+          <w:tcPr>
+            <w:tcW w:type="dxa" w:w="3900"/>
+            <w:shd w:fill="334155" w:val="clear"/>
+            <w:tcMar>
+              <w:top w:type="dxa" w:w="60"/>
+              <w:left w:type="dxa" w:w="100"/>
+              <w:bottom w:type="dxa" w:w="60"/>
+              <w:right w:type="dxa" w:w="100"/>
+            </w:tcMar>
+            <w:vAlign w:val="center"/>
+          </w:tcPr>
+          <w:p>
+            <w:pPr>
+              <w:spacing w:after="0"/>
+            </w:pPr>
+            <w:r>
+              <w:rPr>
+                <w:rFonts w:ascii="Calibri" w:cs="Calibri" w:eastAsia="Calibri" w:hAnsi="Calibri"/>
+                <w:b/>
+                <w:bCs/>
+                <w:color w:val="FFFFFF"/>
+                <w:sz w:val="21"/>
+                <w:szCs w:val="21"/>
+              </w:rPr>
+              <w:t xml:space="preserve">What lands on the tenant</w:t>
+            </w:r>
+          </w:p>
+        </w:tc>
+        <w:tc>
+          <w:tcPr>
+            <w:tcW w:type="dxa" w:w="1200"/>
+            <w:shd w:fill="334155" w:val="clear"/>
+            <w:tcMar>
+              <w:top w:type="dxa" w:w="60"/>
+              <w:left w:type="dxa" w:w="100"/>
+              <w:bottom w:type="dxa" w:w="60"/>
+              <w:right w:type="dxa" w:w="100"/>
+            </w:tcMar>
+            <w:vAlign w:val="center"/>
+          </w:tcPr>
+          <w:p>
+            <w:pPr>
+              <w:spacing w:after="0"/>
+            </w:pPr>
+            <w:r>
+              <w:rPr>
+                <w:rFonts w:ascii="Calibri" w:cs="Calibri" w:eastAsia="Calibri" w:hAnsi="Calibri"/>
+                <w:b/>
+                <w:bCs/>
+                <w:color w:val="FFFFFF"/>
+                <w:sz w:val="21"/>
+                <w:szCs w:val="21"/>
+              </w:rPr>
+              <w:t xml:space="preserve">Events flow?</w:t>
+            </w:r>
+          </w:p>
+        </w:tc>
+        <w:tc>
+          <w:tcPr>
+            <w:tcW w:type="dxa" w:w="2560"/>
+            <w:shd w:fill="334155" w:val="clear"/>
+            <w:tcMar>
+              <w:top w:type="dxa" w:w="60"/>
+              <w:left w:type="dxa" w:w="100"/>
+              <w:bottom w:type="dxa" w:w="60"/>
+              <w:right w:type="dxa" w:w="100"/>
+            </w:tcMar>
+            <w:vAlign w:val="center"/>
+          </w:tcPr>
+          <w:p>
+            <w:pPr>
+              <w:spacing w:after="0"/>
+            </w:pPr>
+            <w:r>
+              <w:rPr>
+                <w:rFonts w:ascii="Calibri" w:cs="Calibri" w:eastAsia="Calibri" w:hAnsi="Calibri"/>
+                <w:b/>
+                <w:bCs/>
+                <w:color w:val="FFFFFF"/>
+                <w:sz w:val="21"/>
+                <w:szCs w:val="21"/>
+              </w:rPr>
+              <w:t xml:space="preserve">Use when</w:t>
+            </w:r>
+          </w:p>
+        </w:tc>
+      </w:tr>
+      <w:tr>
+        <w:trPr>
+          <w:tblHeader w:val="false"/>
+        </w:trPr>
+        <w:tc>
+          <w:tcPr>
+            <w:tcW w:type="dxa" w:w="2700"/>
+            <w:tcMar>
+              <w:top w:type="dxa" w:w="60"/>
+              <w:left w:type="dxa" w:w="100"/>
+              <w:bottom w:type="dxa" w:w="60"/>
+              <w:right w:type="dxa" w:w="100"/>
+            </w:tcMar>
+            <w:vAlign w:val="center"/>
+          </w:tcPr>
+          <w:p>
+            <w:pPr>
+              <w:spacing w:after="0"/>
+            </w:pPr>
+            <w:r>
+              <w:rPr>
+                <w:rFonts w:ascii="Calibri" w:cs="Calibri" w:eastAsia="Calibri" w:hAnsi="Calibri"/>
+                <w:b w:val="false"/>
+                <w:bCs w:val="false"/>
+                <w:color w:val="1F2937"/>
+                <w:sz w:val="20"/>
+                <w:szCs w:val="20"/>
+              </w:rPr>
+              <w:t xml:space="preserve">Marketplace</w:t>
+            </w:r>
+          </w:p>
+        </w:tc>
+        <w:tc>
+          <w:tcPr>
+            <w:tcW w:type="dxa" w:w="3900"/>
+            <w:tcMar>
+              <w:top w:type="dxa" w:w="60"/>
+              <w:left w:type="dxa" w:w="100"/>
+              <w:bottom w:type="dxa" w:w="60"/>
+              <w:right w:type="dxa" w:w="100"/>
+            </w:tcMar>
+            <w:vAlign w:val="center"/>
+          </w:tcPr>
+          <w:p>
+            <w:pPr>
+              <w:spacing w:after="0"/>
+            </w:pPr>
+            <w:r>
+              <w:rPr>
+                <w:rFonts w:ascii="Calibri" w:cs="Calibri" w:eastAsia="Calibri" w:hAnsi="Calibri"/>
+                <w:b w:val="false"/>
+                <w:bCs w:val="false"/>
+                <w:color w:val="1F2937"/>
+                <w:sz w:val="20"/>
+                <w:szCs w:val="20"/>
+              </w:rPr>
+              <w:t xml:space="preserve">Integration, parsing/modeling rules, dashboard and playbooks</w:t>
+            </w:r>
+          </w:p>
+        </w:tc>
+        <w:tc>
+          <w:tcPr>
+            <w:tcW w:type="dxa" w:w="1200"/>
+            <w:tcMar>
+              <w:top w:type="dxa" w:w="60"/>
+              <w:left w:type="dxa" w:w="100"/>
+              <w:bottom w:type="dxa" w:w="60"/>
+              <w:right w:type="dxa" w:w="100"/>
+            </w:tcMar>
+            <w:vAlign w:val="center"/>
+          </w:tcPr>
+          <w:p>
+            <w:pPr>
+              <w:spacing w:after="0"/>
+            </w:pPr>
+            <w:r>
+              <w:rPr>
+                <w:rFonts w:ascii="Calibri" w:cs="Calibri" w:eastAsia="Calibri" w:hAnsi="Calibri"/>
+                <w:b w:val="false"/>
+                <w:bCs w:val="false"/>
+                <w:color w:val="1F2937"/>
+                <w:sz w:val="20"/>
+                <w:szCs w:val="20"/>
+              </w:rPr>
+              <w:t xml:space="preserve">Yes</w:t>
+            </w:r>
+          </w:p>
+        </w:tc>
+        <w:tc>
+          <w:tcPr>
+            <w:tcW w:type="dxa" w:w="2560"/>
+            <w:tcMar>
+              <w:top w:type="dxa" w:w="60"/>
+              <w:left w:type="dxa" w:w="100"/>
+              <w:bottom w:type="dxa" w:w="60"/>
+              <w:right w:type="dxa" w:w="100"/>
+            </w:tcMar>
+            <w:vAlign w:val="center"/>
+          </w:tcPr>
+          <w:p>
+            <w:pPr>
+              <w:spacing w:after="0"/>
+            </w:pPr>
+            <w:r>
+              <w:rPr>
+                <w:rFonts w:ascii="Calibri" w:cs="Calibri" w:eastAsia="Calibri" w:hAnsi="Calibri"/>
+                <w:b w:val="false"/>
+                <w:bCs w:val="false"/>
+                <w:color w:val="1F2937"/>
+                <w:sz w:val="20"/>
+                <w:szCs w:val="20"/>
+              </w:rPr>
+              <w:t xml:space="preserve">Production tenants</w:t>
+            </w:r>
+          </w:p>
+        </w:tc>
+      </w:tr>
+      <w:tr>
+        <w:trPr>
+          <w:tblHeader w:val="false"/>
+        </w:trPr>
+        <w:tc>
+          <w:tcPr>
+            <w:tcW w:type="dxa" w:w="2700"/>
+            <w:tcMar>
+              <w:top w:type="dxa" w:w="60"/>
+              <w:left w:type="dxa" w:w="100"/>
+              <w:bottom w:type="dxa" w:w="60"/>
+              <w:right w:type="dxa" w:w="100"/>
+            </w:tcMar>
+            <w:vAlign w:val="center"/>
+          </w:tcPr>
+          <w:p>
+            <w:pPr>
+              <w:spacing w:after="0"/>
+            </w:pPr>
+            <w:r>
+              <w:rPr>
+                <w:rFonts w:ascii="Calibri" w:cs="Calibri" w:eastAsia="Calibri" w:hAnsi="Calibri"/>
+                <w:b w:val="false"/>
+                <w:bCs w:val="false"/>
+                <w:color w:val="1F2937"/>
+                <w:sz w:val="20"/>
+                <w:szCs w:val="20"/>
+              </w:rPr>
+              <w:t xml:space="preserve">demisto-sdk --xsiam</w:t>
+            </w:r>
+          </w:p>
+        </w:tc>
+        <w:tc>
+          <w:tcPr>
+            <w:tcW w:type="dxa" w:w="3900"/>
+            <w:tcMar>
+              <w:top w:type="dxa" w:w="60"/>
+              <w:left w:type="dxa" w:w="100"/>
+              <w:bottom w:type="dxa" w:w="60"/>
+              <w:right w:type="dxa" w:w="100"/>
+            </w:tcMar>
+            <w:vAlign w:val="center"/>
+          </w:tcPr>
+          <w:p>
+            <w:pPr>
+              <w:spacing w:after="0"/>
+            </w:pPr>
+            <w:r>
+              <w:rPr>
+                <w:rFonts w:ascii="Calibri" w:cs="Calibri" w:eastAsia="Calibri" w:hAnsi="Calibri"/>
+                <w:b w:val="false"/>
+                <w:bCs w:val="false"/>
+                <w:color w:val="1F2937"/>
+                <w:sz w:val="20"/>
+                <w:szCs w:val="20"/>
+              </w:rPr>
+              <w:t xml:space="preserve">Everything, at the version in your repo</w:t>
+            </w:r>
+          </w:p>
+        </w:tc>
+        <w:tc>
+          <w:tcPr>
+            <w:tcW w:type="dxa" w:w="1200"/>
+            <w:tcMar>
+              <w:top w:type="dxa" w:w="60"/>
+              <w:left w:type="dxa" w:w="100"/>
+              <w:bottom w:type="dxa" w:w="60"/>
+              <w:right w:type="dxa" w:w="100"/>
+            </w:tcMar>
+            <w:vAlign w:val="center"/>
+          </w:tcPr>
+          <w:p>
+            <w:pPr>
+              <w:spacing w:after="0"/>
+            </w:pPr>
+            <w:r>
+              <w:rPr>
+                <w:rFonts w:ascii="Calibri" w:cs="Calibri" w:eastAsia="Calibri" w:hAnsi="Calibri"/>
+                <w:b w:val="false"/>
+                <w:bCs w:val="false"/>
+                <w:color w:val="1F2937"/>
+                <w:sz w:val="20"/>
+                <w:szCs w:val="20"/>
+              </w:rPr>
+              <w:t xml:space="preserve">Yes</w:t>
+            </w:r>
+          </w:p>
+        </w:tc>
+        <w:tc>
+          <w:tcPr>
+            <w:tcW w:type="dxa" w:w="2560"/>
+            <w:tcMar>
+              <w:top w:type="dxa" w:w="60"/>
+              <w:left w:type="dxa" w:w="100"/>
+              <w:bottom w:type="dxa" w:w="60"/>
+              <w:right w:type="dxa" w:w="100"/>
+            </w:tcMar>
+            <w:vAlign w:val="center"/>
+          </w:tcPr>
+          <w:p>
+            <w:pPr>
+              <w:spacing w:after="0"/>
+            </w:pPr>
+            <w:r>
+              <w:rPr>
+                <w:rFonts w:ascii="Calibri" w:cs="Calibri" w:eastAsia="Calibri" w:hAnsi="Calibri"/>
+                <w:b w:val="false"/>
+                <w:bCs w:val="false"/>
+                <w:color w:val="1F2937"/>
+                <w:sz w:val="20"/>
+                <w:szCs w:val="20"/>
+              </w:rPr>
+              <w:t xml:space="preserve">Dev/test and CI</w:t>
+            </w:r>
+          </w:p>
+        </w:tc>
+      </w:tr>
+      <w:tr>
+        <w:trPr>
+          <w:tblHeader w:val="false"/>
+        </w:trPr>
+        <w:tc>
+          <w:tcPr>
+            <w:tcW w:type="dxa" w:w="2700"/>
+            <w:tcMar>
+              <w:top w:type="dxa" w:w="60"/>
+              <w:left w:type="dxa" w:w="100"/>
+              <w:bottom w:type="dxa" w:w="60"/>
+              <w:right w:type="dxa" w:w="100"/>
+            </w:tcMar>
+            <w:vAlign w:val="center"/>
+          </w:tcPr>
+          <w:p>
+            <w:pPr>
+              <w:spacing w:after="0"/>
+            </w:pPr>
+            <w:r>
+              <w:rPr>
+                <w:rFonts w:ascii="Calibri" w:cs="Calibri" w:eastAsia="Calibri" w:hAnsi="Calibri"/>
+                <w:b w:val="false"/>
+                <w:bCs w:val="false"/>
+                <w:color w:val="1F2937"/>
+                <w:sz w:val="20"/>
+                <w:szCs w:val="20"/>
+              </w:rPr>
+              <w:t xml:space="preserve">Pre-built dist/Koi.zip</w:t>
+            </w:r>
+          </w:p>
+        </w:tc>
+        <w:tc>
+          <w:tcPr>
+            <w:tcW w:type="dxa" w:w="3900"/>
+            <w:tcMar>
+              <w:top w:type="dxa" w:w="60"/>
+              <w:left w:type="dxa" w:w="100"/>
+              <w:bottom w:type="dxa" w:w="60"/>
+              <w:right w:type="dxa" w:w="100"/>
+            </w:tcMar>
+            <w:vAlign w:val="center"/>
+          </w:tcPr>
+          <w:p>
+            <w:pPr>
+              <w:spacing w:after="0"/>
+            </w:pPr>
+            <w:r>
+              <w:rPr>
+                <w:rFonts w:ascii="Calibri" w:cs="Calibri" w:eastAsia="Calibri" w:hAnsi="Calibri"/>
+                <w:b w:val="false"/>
+                <w:bCs w:val="false"/>
+                <w:color w:val="1F2937"/>
+                <w:sz w:val="20"/>
+                <w:szCs w:val="20"/>
+              </w:rPr>
+              <w:t xml:space="preserve">Integration plus the 3 Script Runner playbooks only — no rules, no dashboard</w:t>
+            </w:r>
+          </w:p>
+        </w:tc>
+        <w:tc>
+          <w:tcPr>
+            <w:tcW w:type="dxa" w:w="1200"/>
+            <w:tcMar>
+              <w:top w:type="dxa" w:w="60"/>
+              <w:left w:type="dxa" w:w="100"/>
+              <w:bottom w:type="dxa" w:w="60"/>
+              <w:right w:type="dxa" w:w="100"/>
+            </w:tcMar>
+            <w:vAlign w:val="center"/>
+          </w:tcPr>
+          <w:p>
+            <w:pPr>
+              <w:spacing w:after="0"/>
+            </w:pPr>
+            <w:r>
+              <w:rPr>
+                <w:rFonts w:ascii="Calibri" w:cs="Calibri" w:eastAsia="Calibri" w:hAnsi="Calibri"/>
+                <w:b w:val="false"/>
+                <w:bCs w:val="false"/>
+                <w:color w:val="1F2937"/>
+                <w:sz w:val="20"/>
+                <w:szCs w:val="20"/>
+              </w:rPr>
+              <w:t xml:space="preserve">No</w:t>
+            </w:r>
+          </w:p>
+        </w:tc>
+        <w:tc>
+          <w:tcPr>
+            <w:tcW w:type="dxa" w:w="2560"/>
+            <w:tcMar>
+              <w:top w:type="dxa" w:w="60"/>
+              <w:left w:type="dxa" w:w="100"/>
+              <w:bottom w:type="dxa" w:w="60"/>
+              <w:right w:type="dxa" w:w="100"/>
+            </w:tcMar>
+            <w:vAlign w:val="center"/>
+          </w:tcPr>
+          <w:p>
+            <w:pPr>
+              <w:spacing w:after="0"/>
+            </w:pPr>
+            <w:r>
+              <w:rPr>
+                <w:rFonts w:ascii="Calibri" w:cs="Calibri" w:eastAsia="Calibri" w:hAnsi="Calibri"/>
+                <w:b w:val="false"/>
+                <w:bCs w:val="false"/>
+                <w:color w:val="1F2937"/>
+                <w:sz w:val="20"/>
+                <w:szCs w:val="20"/>
+              </w:rPr>
+              <w:t xml:space="preserve">Not for XSIAM</w:t>
+            </w:r>
+          </w:p>
+        </w:tc>
+      </w:tr>
+      <w:tr>
+        <w:trPr>
+          <w:tblHeader w:val="false"/>
+        </w:trPr>
+        <w:tc>
+          <w:tcPr>
+            <w:tcW w:type="dxa" w:w="2700"/>
+            <w:tcMar>
+              <w:top w:type="dxa" w:w="60"/>
+              <w:left w:type="dxa" w:w="100"/>
+              <w:bottom w:type="dxa" w:w="60"/>
+              <w:right w:type="dxa" w:w="100"/>
+            </w:tcMar>
+            <w:vAlign w:val="center"/>
+          </w:tcPr>
+          <w:p>
+            <w:pPr>
+              <w:spacing w:after="0"/>
+            </w:pPr>
+            <w:r>
+              <w:rPr>
+                <w:rFonts w:ascii="Calibri" w:cs="Calibri" w:eastAsia="Calibri" w:hAnsi="Calibri"/>
+                <w:b w:val="false"/>
+                <w:bCs w:val="false"/>
+                <w:color w:val="1F2937"/>
+                <w:sz w:val="20"/>
+                <w:szCs w:val="20"/>
+              </w:rPr>
+              <w:t xml:space="preserve">Manual per-item</w:t>
+            </w:r>
+          </w:p>
+        </w:tc>
+        <w:tc>
+          <w:tcPr>
+            <w:tcW w:type="dxa" w:w="3900"/>
+            <w:tcMar>
+              <w:top w:type="dxa" w:w="60"/>
+              <w:left w:type="dxa" w:w="100"/>
+              <w:bottom w:type="dxa" w:w="60"/>
+              <w:right w:type="dxa" w:w="100"/>
+            </w:tcMar>
+            <w:vAlign w:val="center"/>
+          </w:tcPr>
+          <w:p>
+            <w:pPr>
+              <w:spacing w:after="0"/>
+            </w:pPr>
+            <w:r>
+              <w:rPr>
+                <w:rFonts w:ascii="Calibri" w:cs="Calibri" w:eastAsia="Calibri" w:hAnsi="Calibri"/>
+                <w:b w:val="false"/>
+                <w:bCs w:val="false"/>
+                <w:color w:val="1F2937"/>
+                <w:sz w:val="20"/>
+                <w:szCs w:val="20"/>
+              </w:rPr>
+              <w:t xml:space="preserve">Only the items you import yourself</w:t>
+            </w:r>
+          </w:p>
+        </w:tc>
+        <w:tc>
+          <w:tcPr>
+            <w:tcW w:type="dxa" w:w="1200"/>
+            <w:tcMar>
+              <w:top w:type="dxa" w:w="60"/>
+              <w:left w:type="dxa" w:w="100"/>
+              <w:bottom w:type="dxa" w:w="60"/>
+              <w:right w:type="dxa" w:w="100"/>
+            </w:tcMar>
+            <w:vAlign w:val="center"/>
+          </w:tcPr>
+          <w:p>
+            <w:pPr>
+              <w:spacing w:after="0"/>
+            </w:pPr>
+            <w:r>
+              <w:rPr>
+                <w:rFonts w:ascii="Calibri" w:cs="Calibri" w:eastAsia="Calibri" w:hAnsi="Calibri"/>
+                <w:b w:val="false"/>
+                <w:bCs w:val="false"/>
+                <w:color w:val="1F2937"/>
+                <w:sz w:val="20"/>
+                <w:szCs w:val="20"/>
+              </w:rPr>
+              <w:t xml:space="preserve">Only if you add the rules</w:t>
+            </w:r>
+          </w:p>
+        </w:tc>
+        <w:tc>
+          <w:tcPr>
+            <w:tcW w:type="dxa" w:w="2560"/>
+            <w:tcMar>
+              <w:top w:type="dxa" w:w="60"/>
+              <w:left w:type="dxa" w:w="100"/>
+              <w:bottom w:type="dxa" w:w="60"/>
+              <w:right w:type="dxa" w:w="100"/>
+            </w:tcMar>
+            <w:vAlign w:val="center"/>
+          </w:tcPr>
+          <w:p>
+            <w:pPr>
+              <w:spacing w:after="0"/>
+            </w:pPr>
+            <w:r>
+              <w:rPr>
+                <w:rFonts w:ascii="Calibri" w:cs="Calibri" w:eastAsia="Calibri" w:hAnsi="Calibri"/>
+                <w:b w:val="false"/>
+                <w:bCs w:val="false"/>
+                <w:color w:val="1F2937"/>
+                <w:sz w:val="20"/>
+                <w:szCs w:val="20"/>
+              </w:rPr>
+              <w:t xml:space="preserve">Partial adoption</w:t>
+            </w:r>
+          </w:p>
+        </w:tc>
+      </w:tr>
+    </w:tbl>
+    <w:p>
+      <w:pPr>
+        <w:spacing w:after="120"/>
+      </w:pPr>
+      <w:r>
+        <w:rPr>
+          <w:rFonts w:ascii="Calibri" w:cs="Calibri" w:eastAsia="Calibri" w:hAnsi="Calibri"/>
+          <w:i/>
+          <w:iCs/>
+          <w:color w:val="6B7280"/>
+          <w:sz w:val="22"/>
+          <w:szCs w:val="22"/>
+        </w:rPr>
+        <w:t xml:space="preserve">The pre-built dist/Koi.zip is an XSOAR-marketplace build. Inside it the integration carries isfetchevents: false (the isfetchevents:xsoar: false override has been resolved into the base field), and the artifact contains no parsing rules, no modeling rules and no dashboard. Uploading it to a Cortex XSIAM tenant produces an instance whose commands all work while the koi_koi_raw dataset stays permanently empty — which presents like a collector fault but is simply the wrong artifact. For XSIAM, install from the Marketplace or upload with demisto-sdk --xsiam.</w:t>
+      </w:r>
+    </w:p>
+    <w:p>
+      <w:pPr>
+        <w:pStyle w:val="Heading2"/>
+        <w:spacing w:after="120" w:before="280"/>
+      </w:pPr>
+      <w:r>
+        <w:rPr>
+          <w:rFonts w:ascii="Calibri" w:cs="Calibri" w:eastAsia="Calibri" w:hAnsi="Calibri"/>
+          <w:b/>
+          <w:bCs/>
+          <w:color w:val="1F2937"/>
+          <w:sz w:val="26"/>
+          <w:szCs w:val="26"/>
+        </w:rPr>
+        <w:t xml:space="preserve">12.2 One-time setup</w:t>
       </w:r>
     </w:p>
     <w:p>
@@ -10177,7 +10832,7 @@
           <w:sz w:val="26"/>
           <w:szCs w:val="26"/>
         </w:rPr>
-        <w:t xml:space="preserve">12.2 Build and push</w:t>
+        <w:t xml:space="preserve">12.3 Build and push</w:t>
       </w:r>
     </w:p>
     <w:p>
@@ -10256,7 +10911,7 @@
           <w:sz w:val="26"/>
           <w:szCs w:val="26"/>
         </w:rPr>
-        <w:t xml:space="preserve">12.3 Notes verified in practice</w:t>
+        <w:t xml:space="preserve">12.4 Notes verified in practice</w:t>
       </w:r>
     </w:p>
     <w:p>
@@ -10392,6 +11047,23 @@
           <w:szCs w:val="22"/>
         </w:rPr>
         <w:t xml:space="preserve">If you prefer to adopt only part of the pack (or cannot use the SDK), each item can be onboarded by hand in the tenant UI. Import order matters where items reference each other by name.</w:t>
+      </w:r>
+    </w:p>
+    <w:p>
+      <w:pPr>
+        <w:pStyle w:val="Heading2"/>
+        <w:spacing w:after="120" w:before="280"/>
+      </w:pPr>
+      <w:r>
+        <w:rPr>
+          <w:rFonts w:ascii="Calibri" w:cs="Calibri" w:eastAsia="Calibri" w:hAnsi="Calibri"/>
+          <w:b/>
+          <w:bCs/>
+          <w:color w:val="1F2937"/>
+          <w:sz w:val="26"/>
+          <w:szCs w:val="26"/>
+        </w:rPr>
+        <w:t xml:space="preserve">13.1 Item-by-item reference</w:t>
       </w:r>
     </w:p>
     <w:tbl>
@@ -10915,6 +11587,575 @@
           <w:szCs w:val="22"/>
         </w:rPr>
         <w:t xml:space="preserve">Keep item names unchanged when importing manually — the Job references the main playbook by name, the main playbook references the List by name, and the sub-playbooks reference each other by name.</w:t>
+      </w:r>
+    </w:p>
+    <w:p>
+      <w:pPr>
+        <w:pStyle w:val="Heading2"/>
+        <w:spacing w:after="120" w:before="280"/>
+      </w:pPr>
+      <w:r>
+        <w:rPr>
+          <w:rFonts w:ascii="Calibri" w:cs="Calibri" w:eastAsia="Calibri" w:hAnsi="Calibri"/>
+          <w:b/>
+          <w:bCs/>
+          <w:color w:val="1F2937"/>
+          <w:sz w:val="26"/>
+          <w:szCs w:val="26"/>
+        </w:rPr>
+        <w:t xml:space="preserve">13.2 Running only the Script Runner Job</w:t>
+      </w:r>
+    </w:p>
+    <w:p>
+      <w:pPr>
+        <w:spacing w:after="120"/>
+      </w:pPr>
+      <w:r>
+        <w:rPr>
+          <w:rFonts w:ascii="Calibri" w:cs="Calibri" w:eastAsia="Calibri" w:hAnsi="Calibri"/>
+          <w:color w:val="1F2937"/>
+          <w:sz w:val="22"/>
+          <w:szCs w:val="22"/>
+        </w:rPr>
+        <w:t xml:space="preserve">A common case is wanting nothing from KOI's API — only the ability to run KOI script packages on Cortex-Agent endpoints on a schedule. That needs a small subset of the pack.</w:t>
+      </w:r>
+    </w:p>
+    <w:p>
+      <w:pPr>
+        <w:spacing w:after="120"/>
+      </w:pPr>
+      <w:r>
+        <w:rPr>
+          <w:rFonts w:ascii="Calibri" w:cs="Calibri" w:eastAsia="Calibri" w:hAnsi="Calibri"/>
+          <w:color w:val="1F2937"/>
+          <w:sz w:val="22"/>
+          <w:szCs w:val="22"/>
+        </w:rPr>
+        <w:t xml:space="preserve">The three Script Runner playbooks invoke no koi-* command at all. They use only the Cortex-native core-get-scripts, core-get-endpoints and core-script-run, plus the built-in send-mail for notifications. Consequently this deployment requires no KOI API key, no KOI integration instance, no parsing or modeling rules and no dashboard — and it works on Cortex XSOAR as well as Cortex XSIAM.</w:t>
+      </w:r>
+    </w:p>
+    <w:p>
+      <w:pPr>
+        <w:spacing w:after="120"/>
+      </w:pPr>
+      <w:r>
+        <w:rPr>
+          <w:rFonts w:ascii="Calibri" w:cs="Calibri" w:eastAsia="Calibri" w:hAnsi="Calibri"/>
+          <w:color w:val="1F2937"/>
+          <w:sz w:val="22"/>
+          <w:szCs w:val="22"/>
+        </w:rPr>
+        <w:t xml:space="preserve">Import exactly these four items, in this order. Sub-playbook references bind by name, so importing a parent before its child leaves the parent pointing at a playbook that does not yet exist:</w:t>
+      </w:r>
+    </w:p>
+    <w:tbl>
+      <w:tblPr>
+        <w:tblW w:type="dxa" w:w="9360"/>
+        <w:tblBorders>
+          <w:top w:val="single" w:color="auto" w:sz="4"/>
+          <w:left w:val="single" w:color="auto" w:sz="4"/>
+          <w:bottom w:val="single" w:color="auto" w:sz="4"/>
+          <w:right w:val="single" w:color="auto" w:sz="4"/>
+          <w:insideH w:val="single" w:color="auto" w:sz="4"/>
+          <w:insideV w:val="single" w:color="auto" w:sz="4"/>
+        </w:tblBorders>
+      </w:tblPr>
+      <w:tblGrid>
+        <w:gridCol w:w="700"/>
+        <w:gridCol w:w="4100"/>
+        <w:gridCol w:w="4560"/>
+      </w:tblGrid>
+      <w:tr>
+        <w:trPr>
+          <w:tblHeader/>
+        </w:trPr>
+        <w:tc>
+          <w:tcPr>
+            <w:tcW w:type="dxa" w:w="700"/>
+            <w:shd w:fill="334155" w:val="clear"/>
+            <w:tcMar>
+              <w:top w:type="dxa" w:w="60"/>
+              <w:left w:type="dxa" w:w="100"/>
+              <w:bottom w:type="dxa" w:w="60"/>
+              <w:right w:type="dxa" w:w="100"/>
+            </w:tcMar>
+            <w:vAlign w:val="center"/>
+          </w:tcPr>
+          <w:p>
+            <w:pPr>
+              <w:spacing w:after="0"/>
+            </w:pPr>
+            <w:r>
+              <w:rPr>
+                <w:rFonts w:ascii="Calibri" w:cs="Calibri" w:eastAsia="Calibri" w:hAnsi="Calibri"/>
+                <w:b/>
+                <w:bCs/>
+                <w:color w:val="FFFFFF"/>
+                <w:sz w:val="21"/>
+                <w:szCs w:val="21"/>
+              </w:rPr>
+              <w:t xml:space="preserve">#</w:t>
+            </w:r>
+          </w:p>
+        </w:tc>
+        <w:tc>
+          <w:tcPr>
+            <w:tcW w:type="dxa" w:w="4100"/>
+            <w:shd w:fill="334155" w:val="clear"/>
+            <w:tcMar>
+              <w:top w:type="dxa" w:w="60"/>
+              <w:left w:type="dxa" w:w="100"/>
+              <w:bottom w:type="dxa" w:w="60"/>
+              <w:right w:type="dxa" w:w="100"/>
+            </w:tcMar>
+            <w:vAlign w:val="center"/>
+          </w:tcPr>
+          <w:p>
+            <w:pPr>
+              <w:spacing w:after="0"/>
+            </w:pPr>
+            <w:r>
+              <w:rPr>
+                <w:rFonts w:ascii="Calibri" w:cs="Calibri" w:eastAsia="Calibri" w:hAnsi="Calibri"/>
+                <w:b/>
+                <w:bCs/>
+                <w:color w:val="FFFFFF"/>
+                <w:sz w:val="21"/>
+                <w:szCs w:val="21"/>
+              </w:rPr>
+              <w:t xml:space="preserve">Item</w:t>
+            </w:r>
+          </w:p>
+        </w:tc>
+        <w:tc>
+          <w:tcPr>
+            <w:tcW w:type="dxa" w:w="4560"/>
+            <w:shd w:fill="334155" w:val="clear"/>
+            <w:tcMar>
+              <w:top w:type="dxa" w:w="60"/>
+              <w:left w:type="dxa" w:w="100"/>
+              <w:bottom w:type="dxa" w:w="60"/>
+              <w:right w:type="dxa" w:w="100"/>
+            </w:tcMar>
+            <w:vAlign w:val="center"/>
+          </w:tcPr>
+          <w:p>
+            <w:pPr>
+              <w:spacing w:after="0"/>
+            </w:pPr>
+            <w:r>
+              <w:rPr>
+                <w:rFonts w:ascii="Calibri" w:cs="Calibri" w:eastAsia="Calibri" w:hAnsi="Calibri"/>
+                <w:b/>
+                <w:bCs/>
+                <w:color w:val="FFFFFF"/>
+                <w:sz w:val="21"/>
+                <w:szCs w:val="21"/>
+              </w:rPr>
+              <w:t xml:space="preserve">Where</w:t>
+            </w:r>
+          </w:p>
+        </w:tc>
+      </w:tr>
+      <w:tr>
+        <w:trPr>
+          <w:tblHeader w:val="false"/>
+        </w:trPr>
+        <w:tc>
+          <w:tcPr>
+            <w:tcW w:type="dxa" w:w="700"/>
+            <w:tcMar>
+              <w:top w:type="dxa" w:w="60"/>
+              <w:left w:type="dxa" w:w="100"/>
+              <w:bottom w:type="dxa" w:w="60"/>
+              <w:right w:type="dxa" w:w="100"/>
+            </w:tcMar>
+            <w:vAlign w:val="center"/>
+          </w:tcPr>
+          <w:p>
+            <w:pPr>
+              <w:spacing w:after="0"/>
+            </w:pPr>
+            <w:r>
+              <w:rPr>
+                <w:rFonts w:ascii="Calibri" w:cs="Calibri" w:eastAsia="Calibri" w:hAnsi="Calibri"/>
+                <w:b w:val="false"/>
+                <w:bCs w:val="false"/>
+                <w:color w:val="1F2937"/>
+                <w:sz w:val="20"/>
+                <w:szCs w:val="20"/>
+              </w:rPr>
+              <w:t xml:space="preserve">1</w:t>
+            </w:r>
+          </w:p>
+        </w:tc>
+        <w:tc>
+          <w:tcPr>
+            <w:tcW w:type="dxa" w:w="4100"/>
+            <w:tcMar>
+              <w:top w:type="dxa" w:w="60"/>
+              <w:left w:type="dxa" w:w="100"/>
+              <w:bottom w:type="dxa" w:w="60"/>
+              <w:right w:type="dxa" w:w="100"/>
+            </w:tcMar>
+            <w:vAlign w:val="center"/>
+          </w:tcPr>
+          <w:p>
+            <w:pPr>
+              <w:spacing w:after="0"/>
+            </w:pPr>
+            <w:r>
+              <w:rPr>
+                <w:rFonts w:ascii="Calibri" w:cs="Calibri" w:eastAsia="Calibri" w:hAnsi="Calibri"/>
+                <w:b w:val="false"/>
+                <w:bCs w:val="false"/>
+                <w:color w:val="1F2937"/>
+                <w:sz w:val="20"/>
+                <w:szCs w:val="20"/>
+              </w:rPr>
+              <w:t xml:space="preserve">Koi Unified - Execute Endpoint Script</w:t>
+            </w:r>
+          </w:p>
+        </w:tc>
+        <w:tc>
+          <w:tcPr>
+            <w:tcW w:type="dxa" w:w="4560"/>
+            <w:tcMar>
+              <w:top w:type="dxa" w:w="60"/>
+              <w:left w:type="dxa" w:w="100"/>
+              <w:bottom w:type="dxa" w:w="60"/>
+              <w:right w:type="dxa" w:w="100"/>
+            </w:tcMar>
+            <w:vAlign w:val="center"/>
+          </w:tcPr>
+          <w:p>
+            <w:pPr>
+              <w:spacing w:after="0"/>
+            </w:pPr>
+            <w:r>
+              <w:rPr>
+                <w:rFonts w:ascii="Calibri" w:cs="Calibri" w:eastAsia="Calibri" w:hAnsi="Calibri"/>
+                <w:b w:val="false"/>
+                <w:bCs w:val="false"/>
+                <w:color w:val="1F2937"/>
+                <w:sz w:val="20"/>
+                <w:szCs w:val="20"/>
+              </w:rPr>
+              <w:t xml:space="preserve">Investigation &amp; Response → Automation → Playbooks → Import</w:t>
+            </w:r>
+          </w:p>
+        </w:tc>
+      </w:tr>
+      <w:tr>
+        <w:trPr>
+          <w:tblHeader w:val="false"/>
+        </w:trPr>
+        <w:tc>
+          <w:tcPr>
+            <w:tcW w:type="dxa" w:w="700"/>
+            <w:tcMar>
+              <w:top w:type="dxa" w:w="60"/>
+              <w:left w:type="dxa" w:w="100"/>
+              <w:bottom w:type="dxa" w:w="60"/>
+              <w:right w:type="dxa" w:w="100"/>
+            </w:tcMar>
+            <w:vAlign w:val="center"/>
+          </w:tcPr>
+          <w:p>
+            <w:pPr>
+              <w:spacing w:after="0"/>
+            </w:pPr>
+            <w:r>
+              <w:rPr>
+                <w:rFonts w:ascii="Calibri" w:cs="Calibri" w:eastAsia="Calibri" w:hAnsi="Calibri"/>
+                <w:b w:val="false"/>
+                <w:bCs w:val="false"/>
+                <w:color w:val="1F2937"/>
+                <w:sz w:val="20"/>
+                <w:szCs w:val="20"/>
+              </w:rPr>
+              <w:t xml:space="preserve">2</w:t>
+            </w:r>
+          </w:p>
+        </w:tc>
+        <w:tc>
+          <w:tcPr>
+            <w:tcW w:type="dxa" w:w="4100"/>
+            <w:tcMar>
+              <w:top w:type="dxa" w:w="60"/>
+              <w:left w:type="dxa" w:w="100"/>
+              <w:bottom w:type="dxa" w:w="60"/>
+              <w:right w:type="dxa" w:w="100"/>
+            </w:tcMar>
+            <w:vAlign w:val="center"/>
+          </w:tcPr>
+          <w:p>
+            <w:pPr>
+              <w:spacing w:after="0"/>
+            </w:pPr>
+            <w:r>
+              <w:rPr>
+                <w:rFonts w:ascii="Calibri" w:cs="Calibri" w:eastAsia="Calibri" w:hAnsi="Calibri"/>
+                <w:b w:val="false"/>
+                <w:bCs w:val="false"/>
+                <w:color w:val="1F2937"/>
+                <w:sz w:val="20"/>
+                <w:szCs w:val="20"/>
+              </w:rPr>
+              <w:t xml:space="preserve">Koi Unified - Process Config Entry</w:t>
+            </w:r>
+          </w:p>
+        </w:tc>
+        <w:tc>
+          <w:tcPr>
+            <w:tcW w:type="dxa" w:w="4560"/>
+            <w:tcMar>
+              <w:top w:type="dxa" w:w="60"/>
+              <w:left w:type="dxa" w:w="100"/>
+              <w:bottom w:type="dxa" w:w="60"/>
+              <w:right w:type="dxa" w:w="100"/>
+            </w:tcMar>
+            <w:vAlign w:val="center"/>
+          </w:tcPr>
+          <w:p>
+            <w:pPr>
+              <w:spacing w:after="0"/>
+            </w:pPr>
+            <w:r>
+              <w:rPr>
+                <w:rFonts w:ascii="Calibri" w:cs="Calibri" w:eastAsia="Calibri" w:hAnsi="Calibri"/>
+                <w:b w:val="false"/>
+                <w:bCs w:val="false"/>
+                <w:color w:val="1F2937"/>
+                <w:sz w:val="20"/>
+                <w:szCs w:val="20"/>
+              </w:rPr>
+              <w:t xml:space="preserve">Investigation &amp; Response → Automation → Playbooks → Import</w:t>
+            </w:r>
+          </w:p>
+        </w:tc>
+      </w:tr>
+      <w:tr>
+        <w:trPr>
+          <w:tblHeader w:val="false"/>
+        </w:trPr>
+        <w:tc>
+          <w:tcPr>
+            <w:tcW w:type="dxa" w:w="700"/>
+            <w:tcMar>
+              <w:top w:type="dxa" w:w="60"/>
+              <w:left w:type="dxa" w:w="100"/>
+              <w:bottom w:type="dxa" w:w="60"/>
+              <w:right w:type="dxa" w:w="100"/>
+            </w:tcMar>
+            <w:vAlign w:val="center"/>
+          </w:tcPr>
+          <w:p>
+            <w:pPr>
+              <w:spacing w:after="0"/>
+            </w:pPr>
+            <w:r>
+              <w:rPr>
+                <w:rFonts w:ascii="Calibri" w:cs="Calibri" w:eastAsia="Calibri" w:hAnsi="Calibri"/>
+                <w:b w:val="false"/>
+                <w:bCs w:val="false"/>
+                <w:color w:val="1F2937"/>
+                <w:sz w:val="20"/>
+                <w:szCs w:val="20"/>
+              </w:rPr>
+              <w:t xml:space="preserve">3</w:t>
+            </w:r>
+          </w:p>
+        </w:tc>
+        <w:tc>
+          <w:tcPr>
+            <w:tcW w:type="dxa" w:w="4100"/>
+            <w:tcMar>
+              <w:top w:type="dxa" w:w="60"/>
+              <w:left w:type="dxa" w:w="100"/>
+              <w:bottom w:type="dxa" w:w="60"/>
+              <w:right w:type="dxa" w:w="100"/>
+            </w:tcMar>
+            <w:vAlign w:val="center"/>
+          </w:tcPr>
+          <w:p>
+            <w:pPr>
+              <w:spacing w:after="0"/>
+            </w:pPr>
+            <w:r>
+              <w:rPr>
+                <w:rFonts w:ascii="Calibri" w:cs="Calibri" w:eastAsia="Calibri" w:hAnsi="Calibri"/>
+                <w:b w:val="false"/>
+                <w:bCs w:val="false"/>
+                <w:color w:val="1F2937"/>
+                <w:sz w:val="20"/>
+                <w:szCs w:val="20"/>
+              </w:rPr>
+              <w:t xml:space="preserve">Koi Unified - Script Runner</w:t>
+            </w:r>
+          </w:p>
+        </w:tc>
+        <w:tc>
+          <w:tcPr>
+            <w:tcW w:type="dxa" w:w="4560"/>
+            <w:tcMar>
+              <w:top w:type="dxa" w:w="60"/>
+              <w:left w:type="dxa" w:w="100"/>
+              <w:bottom w:type="dxa" w:w="60"/>
+              <w:right w:type="dxa" w:w="100"/>
+            </w:tcMar>
+            <w:vAlign w:val="center"/>
+          </w:tcPr>
+          <w:p>
+            <w:pPr>
+              <w:spacing w:after="0"/>
+            </w:pPr>
+            <w:r>
+              <w:rPr>
+                <w:rFonts w:ascii="Calibri" w:cs="Calibri" w:eastAsia="Calibri" w:hAnsi="Calibri"/>
+                <w:b w:val="false"/>
+                <w:bCs w:val="false"/>
+                <w:color w:val="1F2937"/>
+                <w:sz w:val="20"/>
+                <w:szCs w:val="20"/>
+              </w:rPr>
+              <w:t xml:space="preserve">Investigation &amp; Response → Automation → Playbooks → Import</w:t>
+            </w:r>
+          </w:p>
+        </w:tc>
+      </w:tr>
+      <w:tr>
+        <w:trPr>
+          <w:tblHeader w:val="false"/>
+        </w:trPr>
+        <w:tc>
+          <w:tcPr>
+            <w:tcW w:type="dxa" w:w="700"/>
+            <w:tcMar>
+              <w:top w:type="dxa" w:w="60"/>
+              <w:left w:type="dxa" w:w="100"/>
+              <w:bottom w:type="dxa" w:w="60"/>
+              <w:right w:type="dxa" w:w="100"/>
+            </w:tcMar>
+            <w:vAlign w:val="center"/>
+          </w:tcPr>
+          <w:p>
+            <w:pPr>
+              <w:spacing w:after="0"/>
+            </w:pPr>
+            <w:r>
+              <w:rPr>
+                <w:rFonts w:ascii="Calibri" w:cs="Calibri" w:eastAsia="Calibri" w:hAnsi="Calibri"/>
+                <w:b w:val="false"/>
+                <w:bCs w:val="false"/>
+                <w:color w:val="1F2937"/>
+                <w:sz w:val="20"/>
+                <w:szCs w:val="20"/>
+              </w:rPr>
+              <w:t xml:space="preserve">4</w:t>
+            </w:r>
+          </w:p>
+        </w:tc>
+        <w:tc>
+          <w:tcPr>
+            <w:tcW w:type="dxa" w:w="4100"/>
+            <w:tcMar>
+              <w:top w:type="dxa" w:w="60"/>
+              <w:left w:type="dxa" w:w="100"/>
+              <w:bottom w:type="dxa" w:w="60"/>
+              <w:right w:type="dxa" w:w="100"/>
+            </w:tcMar>
+            <w:vAlign w:val="center"/>
+          </w:tcPr>
+          <w:p>
+            <w:pPr>
+              <w:spacing w:after="0"/>
+            </w:pPr>
+            <w:r>
+              <w:rPr>
+                <w:rFonts w:ascii="Calibri" w:cs="Calibri" w:eastAsia="Calibri" w:hAnsi="Calibri"/>
+                <w:b w:val="false"/>
+                <w:bCs w:val="false"/>
+                <w:color w:val="1F2937"/>
+                <w:sz w:val="20"/>
+                <w:szCs w:val="20"/>
+              </w:rPr>
+              <w:t xml:space="preserve">Koi Script Runner (JSON List)</w:t>
+            </w:r>
+          </w:p>
+        </w:tc>
+        <w:tc>
+          <w:tcPr>
+            <w:tcW w:type="dxa" w:w="4560"/>
+            <w:tcMar>
+              <w:top w:type="dxa" w:w="60"/>
+              <w:left w:type="dxa" w:w="100"/>
+              <w:bottom w:type="dxa" w:w="60"/>
+              <w:right w:type="dxa" w:w="100"/>
+            </w:tcMar>
+            <w:vAlign w:val="center"/>
+          </w:tcPr>
+          <w:p>
+            <w:pPr>
+              <w:spacing w:after="0"/>
+            </w:pPr>
+            <w:r>
+              <w:rPr>
+                <w:rFonts w:ascii="Calibri" w:cs="Calibri" w:eastAsia="Calibri" w:hAnsi="Calibri"/>
+                <w:b w:val="false"/>
+                <w:bCs w:val="false"/>
+                <w:color w:val="1F2937"/>
+                <w:sz w:val="20"/>
+                <w:szCs w:val="20"/>
+              </w:rPr>
+              <w:t xml:space="preserve">Settings → Configurations → Object Setup → Lists → New List, type JSON</w:t>
+            </w:r>
+          </w:p>
+        </w:tc>
+      </w:tr>
+    </w:tbl>
+    <w:p>
+      <w:pPr>
+        <w:spacing w:after="120"/>
+      </w:pPr>
+      <w:r>
+        <w:rPr>
+          <w:rFonts w:ascii="Calibri" w:cs="Calibri" w:eastAsia="Calibri" w:hAnsi="Calibri"/>
+          <w:color w:val="1F2937"/>
+          <w:sz w:val="22"/>
+          <w:szCs w:val="22"/>
+        </w:rPr>
+        <w:t xml:space="preserve">Then create the Job: Investigation &amp; Response → Automation → Jobs → New Job, Time-triggered, playbook "Koi Unified - Script Runner", and set the recurrence.</w:t>
+      </w:r>
+    </w:p>
+    <w:p>
+      <w:pPr>
+        <w:spacing w:after="120"/>
+      </w:pPr>
+      <w:r>
+        <w:rPr>
+          <w:rFonts w:ascii="Calibri" w:cs="Calibri" w:eastAsia="Calibri" w:hAnsi="Calibri"/>
+          <w:color w:val="1F2937"/>
+          <w:sz w:val="22"/>
+          <w:szCs w:val="22"/>
+        </w:rPr>
+        <w:t xml:space="preserve">Three things must already exist on the tenant, referenced by name from the List: the KOI script package in Action Center → Scripts Library (its Library name must equal script.name exactly, or pin script.uuid instead), an endpoint group named in target.endpoint_groups containing connected and unisolated agents whose OS matches target.endpoint_os, and — only if you configure notifications — an enabled mail-sender instance matching notification.sendmail_instance.name.</w:t>
+      </w:r>
+    </w:p>
+    <w:p>
+      <w:pPr>
+        <w:spacing w:after="120"/>
+      </w:pPr>
+      <w:r>
+        <w:rPr>
+          <w:rFonts w:ascii="Calibri" w:cs="Calibri" w:eastAsia="Calibri" w:hAnsi="Calibri"/>
+          <w:i/>
+          <w:iCs/>
+          <w:color w:val="6B7280"/>
+          <w:sz w:val="22"/>
+          <w:szCs w:val="22"/>
+        </w:rPr>
+        <w:t xml:space="preserve">To validate this deployment on its own, run only test 9 of the test guide: Run now on the Job, then confirm ScriptResult ok:true with an action_id per entry and COMPLETED_SUCCESSFULLY in Action Center. Tests 1 to 8 all exercise the KOI API and do not apply.</w:t>
       </w:r>
     </w:p>
     <w:p>

--- a/docs/KOI_Integration_Customer_Guide_v1.3.0.docx
+++ b/docs/KOI_Integration_Customer_Guide_v1.3.0.docx
@@ -31,7 +31,7 @@
           <w:sz w:val="40"/>
           <w:szCs w:val="40"/>
         </w:rPr>
-        <w:t xml:space="preserve">for Cortex XSIAM &amp; Cortex XSOAR</w:t>
+        <w:t xml:space="preserve">for Cortex XSIAM</w:t>
       </w:r>
     </w:p>
     <w:p>
@@ -340,7 +340,7 @@
                 <w:sz w:val="20"/>
                 <w:szCs w:val="20"/>
               </w:rPr>
-              <w:t xml:space="preserve">Cortex XSIAM (event collection + commands) and Cortex XSOAR (commands)</w:t>
+              <w:t xml:space="preserve">Cortex XSIAM — event collection, commands, playbooks and dashboard</w:t>
             </w:r>
           </w:p>
         </w:tc>
@@ -1767,7 +1767,7 @@
           <w:sz w:val="22"/>
           <w:szCs w:val="22"/>
         </w:rPr>
-        <w:t xml:space="preserve">Cortex XSIAM for event collection, modeling rules, and the dashboard. The commands also work from Cortex XSOAR.</w:t>
+        <w:t xml:space="preserve">A Cortex XSIAM tenant — event collection, the parsing and modeling rules, the dashboard and the command surface all run there.</w:t>
       </w:r>
     </w:p>
     <w:p>
@@ -2053,7 +2053,7 @@
           <w:sz w:val="22"/>
           <w:szCs w:val="22"/>
         </w:rPr>
-        <w:t xml:space="preserve">In Cortex XSIAM/XSOAR, open Marketplace.</w:t>
+        <w:t xml:space="preserve">In Cortex XSIAM, open Marketplace.</w:t>
       </w:r>
     </w:p>
     <w:p>
@@ -2142,7 +2142,7 @@
           <w:sz w:val="22"/>
           <w:szCs w:val="22"/>
         </w:rPr>
-        <w:t xml:space="preserve">In Cortex XSIAM, go to Settings → Configurations → Automation &amp; Feed Integrations; in Cortex XSOAR, go to Settings → Integrations → Instances. Search for KOI and click Add instance.</w:t>
+        <w:t xml:space="preserve">In Cortex XSIAM, go to Settings → Configurations → Automation &amp; Feed Integrations. Search for KOI and click Add instance.</w:t>
       </w:r>
     </w:p>
     <w:p>
@@ -10654,7 +10654,7 @@
           <w:sz w:val="22"/>
           <w:szCs w:val="22"/>
         </w:rPr>
-        <w:t xml:space="preserve">The pre-built dist/Koi.zip is an XSOAR-marketplace build. Inside it the integration carries isfetchevents: false (the isfetchevents:xsoar: false override has been resolved into the base field), and the artifact contains no parsing rules, no modeling rules and no dashboard. Uploading it to a Cortex XSIAM tenant produces an instance whose commands all work while the koi_koi_raw dataset stays permanently empty — which presents like a collector fault but is simply the wrong artifact. For XSIAM, install from the Marketplace or upload with demisto-sdk --xsiam.</w:t>
+        <w:t xml:space="preserve">The pre-built dist/Koi.zip was built for a different marketplace target. Inside it the integration carries isfetchevents: false, and the artifact contains no parsing rules, no modeling rules and no dashboard. Uploading it to a Cortex XSIAM tenant produces an instance whose commands all work while the koi_koi_raw dataset stays permanently empty — which presents like a collector fault but is simply the wrong artifact. For XSIAM, install from the Marketplace or upload with demisto-sdk --xsiam.</w:t>
       </w:r>
     </w:p>
     <w:p>
@@ -11631,7 +11631,7 @@
           <w:sz w:val="22"/>
           <w:szCs w:val="22"/>
         </w:rPr>
-        <w:t xml:space="preserve">The three Script Runner playbooks invoke no koi-* command at all. They use only the Cortex-native core-get-scripts, core-get-endpoints and core-script-run, plus the built-in send-mail for notifications. Consequently this deployment requires no KOI API key, no KOI integration instance, no parsing or modeling rules and no dashboard — and it works on Cortex XSOAR as well as Cortex XSIAM.</w:t>
+        <w:t xml:space="preserve">The three Script Runner playbooks invoke no koi-* command at all. They use only the Cortex-native core-get-scripts, core-get-endpoints and core-script-run, plus the built-in send-mail for notifications. Consequently this deployment requires no KOI API key, no KOI integration instance, no parsing or modeling rules and no dashboard.</w:t>
       </w:r>
     </w:p>
     <w:p>

--- a/docs/KOI_Integration_Customer_Guide_v1.3.0.docx
+++ b/docs/KOI_Integration_Customer_Guide_v1.3.0.docx
@@ -2039,6 +2039,36 @@
     </w:p>
     <w:p>
       <w:pPr>
+        <w:spacing w:after="120"/>
+      </w:pPr>
+      <w:r>
+        <w:rPr>
+          <w:rFonts w:ascii="Calibri" w:cs="Calibri" w:eastAsia="Calibri" w:hAnsi="Calibri"/>
+          <w:color w:val="1F2937"/>
+          <w:sz w:val="22"/>
+          <w:szCs w:val="22"/>
+        </w:rPr>
+        <w:t xml:space="preserve">This pack is delivered to you directly — as pack source or a pack zip — and is not distributed through the Cortex Marketplace. Install only from the artifact you were sent.</w:t>
+      </w:r>
+    </w:p>
+    <w:p>
+      <w:pPr>
+        <w:spacing w:after="120"/>
+      </w:pPr>
+      <w:r>
+        <w:rPr>
+          <w:rFonts w:ascii="Calibri" w:cs="Calibri" w:eastAsia="Calibri" w:hAnsi="Calibri"/>
+          <w:b/>
+          <w:bCs/>
+          <w:color w:val="1F2937"/>
+          <w:sz w:val="22"/>
+          <w:szCs w:val="22"/>
+        </w:rPr>
+        <w:t xml:space="preserve">Do not install the KOI pack published in the Cortex Marketplace. That is a different build produced by someone else; its contents and version do not match this pack.</w:t>
+      </w:r>
+    </w:p>
+    <w:p>
+      <w:pPr>
         <w:pStyle w:val="ListParagraph"/>
         <w:numPr>
           <w:ilvl w:val="0"/>
@@ -2053,7 +2083,7 @@
           <w:sz w:val="22"/>
           <w:szCs w:val="22"/>
         </w:rPr>
-        <w:t xml:space="preserve">In Cortex XSIAM, open Marketplace.</w:t>
+        <w:t xml:space="preserve">Take the pack artifact you were sent (pack source, or a pack zip).</w:t>
       </w:r>
     </w:p>
     <w:p>
@@ -2072,27 +2102,7 @@
           <w:sz w:val="22"/>
           <w:szCs w:val="22"/>
         </w:rPr>
-        <w:t xml:space="preserve">Search for </w:t>
-      </w:r>
-      <w:r>
-        <w:rPr>
-          <w:rFonts w:ascii="Calibri" w:cs="Calibri" w:eastAsia="Calibri" w:hAnsi="Calibri"/>
-          <w:b/>
-          <w:bCs/>
-          <w:color w:val="1F2937"/>
-          <w:sz w:val="22"/>
-          <w:szCs w:val="22"/>
-        </w:rPr>
-        <w:t xml:space="preserve">KOI</w:t>
-      </w:r>
-      <w:r>
-        <w:rPr>
-          <w:rFonts w:ascii="Calibri" w:cs="Calibri" w:eastAsia="Calibri" w:hAnsi="Calibri"/>
-          <w:color w:val="1F2937"/>
-          <w:sz w:val="22"/>
-          <w:szCs w:val="22"/>
-        </w:rPr>
-        <w:t xml:space="preserve"> and open the pack.</w:t>
+        <w:t xml:space="preserve">Upload it to the tenant with demisto-sdk — the full procedure is in section 12.</w:t>
       </w:r>
     </w:p>
     <w:p>
@@ -2111,7 +2121,23 @@
           <w:sz w:val="22"/>
           <w:szCs w:val="22"/>
         </w:rPr>
-        <w:t xml:space="preserve">Click Install. The integration, parsing/modeling rules, and the dashboard are installed together.</w:t>
+        <w:t xml:space="preserve">Confirm the integration, parsing and modeling rules, dashboard and playbooks all appear on the tenant.</w:t>
+      </w:r>
+    </w:p>
+    <w:p>
+      <w:pPr>
+        <w:spacing w:after="120"/>
+      </w:pPr>
+      <w:r>
+        <w:rPr>
+          <w:rFonts w:ascii="Calibri" w:cs="Calibri" w:eastAsia="Calibri" w:hAnsi="Calibri"/>
+          <w:i/>
+          <w:iCs/>
+          <w:color w:val="6B7280"/>
+          <w:sz w:val="22"/>
+          <w:szCs w:val="22"/>
+        </w:rPr>
+        <w:t xml:space="preserve">If you only need the scheduled Script Runner Job and nothing from the KOI API, you can skip the pack install entirely and import four items by hand — see section 13.2.</w:t>
       </w:r>
     </w:p>
     <w:p>
@@ -9999,7 +10025,7 @@
           <w:sz w:val="22"/>
           <w:szCs w:val="22"/>
         </w:rPr>
-        <w:t xml:space="preserve">The pack can be delivered to a tenant as one artifact — a pack zip — using Palo Alto Networks' demisto-sdk. This is the recommended path for dev/test tenants and CI pipelines; production tenants normally install from the Marketplace.</w:t>
+        <w:t xml:space="preserve">The pack can be delivered to a tenant as one artifact — a pack zip — using Palo Alto Networks' demisto-sdk. This is the path to use for every tenant, since the pack is delivered directly rather than through the Cortex Marketplace.</w:t>
       </w:r>
     </w:p>
     <w:p>
@@ -10200,7 +10226,7 @@
                 <w:sz w:val="20"/>
                 <w:szCs w:val="20"/>
               </w:rPr>
-              <w:t xml:space="preserve">Marketplace</w:t>
+              <w:t xml:space="preserve">demisto-sdk --xsiam</w:t>
             </w:r>
           </w:p>
         </w:tc>
@@ -10228,7 +10254,7 @@
                 <w:sz w:val="20"/>
                 <w:szCs w:val="20"/>
               </w:rPr>
-              <w:t xml:space="preserve">Integration, parsing/modeling rules, dashboard and playbooks</w:t>
+              <w:t xml:space="preserve">Everything, at the version you were sent</w:t>
             </w:r>
           </w:p>
         </w:tc>
@@ -10284,7 +10310,7 @@
                 <w:sz w:val="20"/>
                 <w:szCs w:val="20"/>
               </w:rPr>
-              <w:t xml:space="preserve">Production tenants</w:t>
+              <w:t xml:space="preserve">The normal path</w:t>
             </w:r>
           </w:p>
         </w:tc>
@@ -10317,7 +10343,7 @@
                 <w:sz w:val="20"/>
                 <w:szCs w:val="20"/>
               </w:rPr>
-              <w:t xml:space="preserve">demisto-sdk --xsiam</w:t>
+              <w:t xml:space="preserve">Pre-built dist/Koi.zip</w:t>
             </w:r>
           </w:p>
         </w:tc>
@@ -10345,7 +10371,7 @@
                 <w:sz w:val="20"/>
                 <w:szCs w:val="20"/>
               </w:rPr>
-              <w:t xml:space="preserve">Everything, at the version in your repo</w:t>
+              <w:t xml:space="preserve">Integration plus the 3 Script Runner playbooks only — no rules, no dashboard</w:t>
             </w:r>
           </w:p>
         </w:tc>
@@ -10373,7 +10399,7 @@
                 <w:sz w:val="20"/>
                 <w:szCs w:val="20"/>
               </w:rPr>
-              <w:t xml:space="preserve">Yes</w:t>
+              <w:t xml:space="preserve">No</w:t>
             </w:r>
           </w:p>
         </w:tc>
@@ -10401,7 +10427,7 @@
                 <w:sz w:val="20"/>
                 <w:szCs w:val="20"/>
               </w:rPr>
-              <w:t xml:space="preserve">Dev/test and CI</w:t>
+              <w:t xml:space="preserve">Not for XSIAM</w:t>
             </w:r>
           </w:p>
         </w:tc>
@@ -10434,123 +10460,6 @@
                 <w:sz w:val="20"/>
                 <w:szCs w:val="20"/>
               </w:rPr>
-              <w:t xml:space="preserve">Pre-built dist/Koi.zip</w:t>
-            </w:r>
-          </w:p>
-        </w:tc>
-        <w:tc>
-          <w:tcPr>
-            <w:tcW w:type="dxa" w:w="3900"/>
-            <w:tcMar>
-              <w:top w:type="dxa" w:w="60"/>
-              <w:left w:type="dxa" w:w="100"/>
-              <w:bottom w:type="dxa" w:w="60"/>
-              <w:right w:type="dxa" w:w="100"/>
-            </w:tcMar>
-            <w:vAlign w:val="center"/>
-          </w:tcPr>
-          <w:p>
-            <w:pPr>
-              <w:spacing w:after="0"/>
-            </w:pPr>
-            <w:r>
-              <w:rPr>
-                <w:rFonts w:ascii="Calibri" w:cs="Calibri" w:eastAsia="Calibri" w:hAnsi="Calibri"/>
-                <w:b w:val="false"/>
-                <w:bCs w:val="false"/>
-                <w:color w:val="1F2937"/>
-                <w:sz w:val="20"/>
-                <w:szCs w:val="20"/>
-              </w:rPr>
-              <w:t xml:space="preserve">Integration plus the 3 Script Runner playbooks only — no rules, no dashboard</w:t>
-            </w:r>
-          </w:p>
-        </w:tc>
-        <w:tc>
-          <w:tcPr>
-            <w:tcW w:type="dxa" w:w="1200"/>
-            <w:tcMar>
-              <w:top w:type="dxa" w:w="60"/>
-              <w:left w:type="dxa" w:w="100"/>
-              <w:bottom w:type="dxa" w:w="60"/>
-              <w:right w:type="dxa" w:w="100"/>
-            </w:tcMar>
-            <w:vAlign w:val="center"/>
-          </w:tcPr>
-          <w:p>
-            <w:pPr>
-              <w:spacing w:after="0"/>
-            </w:pPr>
-            <w:r>
-              <w:rPr>
-                <w:rFonts w:ascii="Calibri" w:cs="Calibri" w:eastAsia="Calibri" w:hAnsi="Calibri"/>
-                <w:b w:val="false"/>
-                <w:bCs w:val="false"/>
-                <w:color w:val="1F2937"/>
-                <w:sz w:val="20"/>
-                <w:szCs w:val="20"/>
-              </w:rPr>
-              <w:t xml:space="preserve">No</w:t>
-            </w:r>
-          </w:p>
-        </w:tc>
-        <w:tc>
-          <w:tcPr>
-            <w:tcW w:type="dxa" w:w="2560"/>
-            <w:tcMar>
-              <w:top w:type="dxa" w:w="60"/>
-              <w:left w:type="dxa" w:w="100"/>
-              <w:bottom w:type="dxa" w:w="60"/>
-              <w:right w:type="dxa" w:w="100"/>
-            </w:tcMar>
-            <w:vAlign w:val="center"/>
-          </w:tcPr>
-          <w:p>
-            <w:pPr>
-              <w:spacing w:after="0"/>
-            </w:pPr>
-            <w:r>
-              <w:rPr>
-                <w:rFonts w:ascii="Calibri" w:cs="Calibri" w:eastAsia="Calibri" w:hAnsi="Calibri"/>
-                <w:b w:val="false"/>
-                <w:bCs w:val="false"/>
-                <w:color w:val="1F2937"/>
-                <w:sz w:val="20"/>
-                <w:szCs w:val="20"/>
-              </w:rPr>
-              <w:t xml:space="preserve">Not for XSIAM</w:t>
-            </w:r>
-          </w:p>
-        </w:tc>
-      </w:tr>
-      <w:tr>
-        <w:trPr>
-          <w:tblHeader w:val="false"/>
-        </w:trPr>
-        <w:tc>
-          <w:tcPr>
-            <w:tcW w:type="dxa" w:w="2700"/>
-            <w:tcMar>
-              <w:top w:type="dxa" w:w="60"/>
-              <w:left w:type="dxa" w:w="100"/>
-              <w:bottom w:type="dxa" w:w="60"/>
-              <w:right w:type="dxa" w:w="100"/>
-            </w:tcMar>
-            <w:vAlign w:val="center"/>
-          </w:tcPr>
-          <w:p>
-            <w:pPr>
-              <w:spacing w:after="0"/>
-            </w:pPr>
-            <w:r>
-              <w:rPr>
-                <w:rFonts w:ascii="Calibri" w:cs="Calibri" w:eastAsia="Calibri" w:hAnsi="Calibri"/>
-                <w:b w:val="false"/>
-                <w:bCs w:val="false"/>
-                <w:color w:val="1F2937"/>
-                <w:sz w:val="20"/>
-                <w:szCs w:val="20"/>
-              </w:rPr>
               <w:t xml:space="preserve">Manual per-item</w:t>
             </w:r>
           </w:p>
@@ -10654,7 +10563,7 @@
           <w:sz w:val="22"/>
           <w:szCs w:val="22"/>
         </w:rPr>
-        <w:t xml:space="preserve">The pre-built dist/Koi.zip was built for a different marketplace target. Inside it the integration carries isfetchevents: false, and the artifact contains no parsing rules, no modeling rules and no dashboard. Uploading it to a Cortex XSIAM tenant produces an instance whose commands all work while the koi_koi_raw dataset stays permanently empty — which presents like a collector fault but is simply the wrong artifact. For XSIAM, install from the Marketplace or upload with demisto-sdk --xsiam.</w:t>
+        <w:t xml:space="preserve">The pre-built dist/Koi.zip was built for a different marketplace target. Inside it the integration carries isfetchevents: false, and the artifact contains no parsing rules, no modeling rules and no dashboard. Uploading it to a Cortex XSIAM tenant produces an instance whose commands all work while the koi_koi_raw dataset stays permanently empty — which presents like a collector fault but is simply the wrong artifact. For working event collection, upload with demisto-sdk --xsiam.</w:t>
       </w:r>
     </w:p>
     <w:p>
@@ -11201,7 +11110,7 @@
                 <w:sz w:val="20"/>
                 <w:szCs w:val="20"/>
               </w:rPr>
-              <w:t xml:space="preserve">Marketplace → install the KOI pack (recommended); or Settings → Configurations → Automation &amp; Feed Integrations → Upload Integration and select the YAML.</w:t>
+              <w:t xml:space="preserve">Settings → Configurations → Automation &amp; Feed Integrations → Upload Integration, and select the YAML. Note this installs the integration only — the parsing and modeling rules and the dashboard are separate items below.</w:t>
             </w:r>
           </w:p>
         </w:tc>
@@ -12186,7 +12095,7 @@
           <w:sz w:val="22"/>
           <w:szCs w:val="22"/>
         </w:rPr>
-        <w:t xml:space="preserve">Run these checks after any deployment (SDK, Marketplace, or manual). Each row gives the action and the evidence that proves the component is healthy.</w:t>
+        <w:t xml:space="preserve">Run these checks after any deployment, whether you uploaded the pack with the SDK or imported items by hand. Each row gives the action and the evidence that proves the component is healthy.</w:t>
       </w:r>
     </w:p>
     <w:tbl>
@@ -13975,7 +13884,7 @@
           <w:sz w:val="22"/>
           <w:szCs w:val="22"/>
         </w:rPr>
-        <w:t xml:space="preserve">Pack release notes: see the KOI pack page in the Cortex Marketplace.</w:t>
+        <w:t xml:space="preserve">Pack release notes: see the ReleaseNotes folder inside the pack artifact you were sent.</w:t>
       </w:r>
     </w:p>
     <w:p>
